--- a/downloads/teacher/ai-4-week-08.docx
+++ b/downloads/teacher/ai-4-week-08.docx
@@ -3360,6 +3360,396 @@
         <w:t>For your Responsible Plant Classifier, save the input, procedure, observed result and limitation of this check. Label this worked example as practice; use a different, previously unreviewed case when checking independent understanding.</w:t>
       </w:r>
     </w:p>
+    <w:p>
+      <w:pPr>
+        <w:pStyle w:val="Heading1"/>
+      </w:pPr>
+      <w:r>
+        <w:t>07. Prepare, teach and assess</w:t>
+      </w:r>
+    </w:p>
+    <w:p>
+      <w:r>
+        <w:t>Teaching target: Choose a split unit that matches the intended prediction claim</w:t>
+      </w:r>
+    </w:p>
+    <w:p>
+      <w:r>
+        <w:t>Prepare the labelled worked-case picture, the matching workbook, fictional input cards and a place for individual responses. Check a local Python 3 environment before class; have a paper-trace version ready.</w:t>
+      </w:r>
+    </w:p>
+    <w:tbl>
+      <w:tblPr>
+        <w:tblStyle w:val="LightShading-Accent1"/>
+        <w:tblW w:type="auto" w:w="0"/>
+        <w:tblLook w:firstColumn="1" w:firstRow="1" w:lastColumn="0" w:lastRow="0" w:noHBand="0" w:noVBand="1" w:val="04A0"/>
+      </w:tblPr>
+      <w:tblGrid>
+        <w:gridCol w:w="3408"/>
+        <w:gridCol w:w="3408"/>
+        <w:gridCol w:w="3408"/>
+      </w:tblGrid>
+      <w:tr>
+        <w:trPr>
+          <w:tblHeader/>
+        </w:trPr>
+        <w:tc>
+          <w:tcPr>
+            <w:tcW w:type="dxa" w:w="3408"/>
+          </w:tcPr>
+          <w:p>
+            <w:r>
+              <w:t>Session</w:t>
+            </w:r>
+          </w:p>
+        </w:tc>
+        <w:tc>
+          <w:tcPr>
+            <w:tcW w:type="dxa" w:w="3408"/>
+          </w:tcPr>
+          <w:p>
+            <w:r>
+              <w:t>Plan</w:t>
+            </w:r>
+          </w:p>
+        </w:tc>
+        <w:tc>
+          <w:tcPr>
+            <w:tcW w:type="dxa" w:w="3408"/>
+          </w:tcPr>
+          <w:p>
+            <w:r>
+              <w:t>Resources</w:t>
+            </w:r>
+          </w:p>
+        </w:tc>
+      </w:tr>
+      <w:tr>
+        <w:tc>
+          <w:tcPr>
+            <w:tcW w:type="dxa" w:w="3408"/>
+          </w:tcPr>
+          <w:p>
+            <w:r>
+              <w:t>Session 1 · Understand · 45 min</w:t>
+            </w:r>
+          </w:p>
+        </w:tc>
+        <w:tc>
+          <w:tcPr>
+            <w:tcW w:type="dxa" w:w="3408"/>
+          </w:tcPr>
+          <w:p>
+            <w:r>
+              <w:t>0–7: recall and prerequisite; 7–15: inspect the concrete case and predict; 15–30: teacher models the worked trace; 30–40: learners explain a step using the text and visual; 40–45: check the core idea.</w:t>
+            </w:r>
+          </w:p>
+        </w:tc>
+        <w:tc>
+          <w:tcPr>
+            <w:tcW w:type="dxa" w:w="3408"/>
+          </w:tcPr>
+          <w:p>
+            <w:r>
+              <w:t>Sections 1–6; record the brief recall in the workbook.</w:t>
+            </w:r>
+          </w:p>
+        </w:tc>
+      </w:tr>
+      <w:tr>
+        <w:tc>
+          <w:tcPr>
+            <w:tcW w:type="dxa" w:w="3408"/>
+          </w:tcPr>
+          <w:p>
+            <w:r>
+              <w:t>Session 2 · Practise · 45 min</w:t>
+            </w:r>
+          </w:p>
+        </w:tc>
+        <w:tc>
+          <w:tcPr>
+            <w:tcW w:type="dxa" w:w="3408"/>
+          </w:tcPr>
+          <w:p>
+            <w:r>
+              <w:t>0–5: retrieve the procedure; 5–15: W2 completion practice; 15–23: explain and check with a partner; 23–30: each learner answers the misconception check; 30–40: targeted reteaching or a harder variation; 40–45: prepare the investigation.</w:t>
+            </w:r>
+          </w:p>
+        </w:tc>
+        <w:tc>
+          <w:tcPr>
+            <w:tcW w:type="dxa" w:w="3408"/>
+          </w:tcPr>
+          <w:p>
+            <w:r>
+              <w:t>Sections 7–10; use the matching workbook W2 and misconception check.</w:t>
+            </w:r>
+          </w:p>
+        </w:tc>
+      </w:tr>
+      <w:tr>
+        <w:tc>
+          <w:tcPr>
+            <w:tcW w:type="dxa" w:w="3408"/>
+          </w:tcPr>
+          <w:p>
+            <w:r>
+              <w:t>Session 3 · Investigate and transfer · 45 min</w:t>
+            </w:r>
+          </w:p>
+        </w:tc>
+        <w:tc>
+          <w:tcPr>
+            <w:tcW w:type="dxa" w:w="3408"/>
+          </w:tcPr>
+          <w:p>
+            <w:r>
+              <w:t>0–5: retrieve the decision rule; 5–20: investigate or trace; 20–30: start the independent case; 30–38: connect the project; 38–43: act on feedback; 43–45: plan the return check.</w:t>
+            </w:r>
+          </w:p>
+        </w:tc>
+        <w:tc>
+          <w:tcPr>
+            <w:tcW w:type="dxa" w:w="3408"/>
+          </w:tcPr>
+          <w:p>
+            <w:r>
+              <w:t>Sections 9 and 11–14. Give extra time to finish the full task set; use Section 15 when the week includes a coding lab.</w:t>
+            </w:r>
+          </w:p>
+        </w:tc>
+      </w:tr>
+    </w:tbl>
+    <w:p>
+      <w:r>
+        <w:t>Before class, solve the supported practice: For the worked A through F plan, give training, validation and test counts first in groups and then in rows. Interpret [] from the code and state one problem it cannot detect.</w:t>
+      </w:r>
+    </w:p>
+    <w:p>
+      <w:r>
+        <w:t>Reasoned practice answer: Group counts are 3,1,2; row counts are 6,2,4. The empty list means no trip ID overlaps between any pair of the listed sets. The code cannot detect wrong metadata, an omitted frame, a disguised duplicate or an outcome feature.</w:t>
+      </w:r>
+    </w:p>
+    <w:p>
+      <w:r>
+        <w:t>Check every learner before discussion: Use the worked case for Splits and related examples. Proposed explanation: “Different row IDs mean independent examples”. Decide whether this explanation is supported. Point to the step or supplied fact that decides; explain your repair if needed.</w:t>
+      </w:r>
+    </w:p>
+    <w:p>
+      <w:r>
+        <w:t>Misconception repair: Different frames may share a trip or source. Choose group metadata based on the claim and verify it against the source.</w:t>
+      </w:r>
+    </w:p>
+    <w:p>
+      <w:r>
+        <w:t>Support: read the exact case aloud, enlarge the labelled picture, supply input cards and model only the first deciding step. Accept a spoken explanation or drawing; retain the reasoning goal.</w:t>
+      </w:r>
+    </w:p>
+    <w:p>
+      <w:r>
+        <w:t>Extension: Move Fir’s first view into training while retaining its other two in test. Require a prediction and a reason before comparing. Expected result: The unseen-plant evaluation is compromised. Reason: Fir’s identity now appears in training; different view IDs do not remove the shared plant relationship.</w:t>
+      </w:r>
+    </w:p>
+    <w:p>
+      <w:r>
+        <w:t>Independent assessment: withhold the reserved answer until the learner has attempted the new case. Record support separately from correctness.</w:t>
+      </w:r>
+    </w:p>
+    <w:tbl>
+      <w:tblPr>
+        <w:tblStyle w:val="LightShading-Accent1"/>
+        <w:tblW w:type="auto" w:w="0"/>
+        <w:tblLook w:firstColumn="1" w:firstRow="1" w:lastColumn="0" w:lastRow="0" w:noHBand="0" w:noVBand="1" w:val="04A0"/>
+      </w:tblPr>
+      <w:tblGrid>
+        <w:gridCol w:w="2556"/>
+        <w:gridCol w:w="2556"/>
+        <w:gridCol w:w="2556"/>
+        <w:gridCol w:w="2556"/>
+      </w:tblGrid>
+      <w:tr>
+        <w:trPr>
+          <w:tblHeader/>
+        </w:trPr>
+        <w:tc>
+          <w:tcPr>
+            <w:tcW w:type="dxa" w:w="2556"/>
+          </w:tcPr>
+          <w:p>
+            <w:r>
+              <w:t>Criterion</w:t>
+            </w:r>
+          </w:p>
+        </w:tc>
+        <w:tc>
+          <w:tcPr>
+            <w:tcW w:type="dxa" w:w="2556"/>
+          </w:tcPr>
+          <w:p>
+            <w:r>
+              <w:t>Not yet</w:t>
+            </w:r>
+          </w:p>
+        </w:tc>
+        <w:tc>
+          <w:tcPr>
+            <w:tcW w:type="dxa" w:w="2556"/>
+          </w:tcPr>
+          <w:p>
+            <w:r>
+              <w:t>With support</w:t>
+            </w:r>
+          </w:p>
+        </w:tc>
+        <w:tc>
+          <w:tcPr>
+            <w:tcW w:type="dxa" w:w="2556"/>
+          </w:tcPr>
+          <w:p>
+            <w:r>
+              <w:t>Independent</w:t>
+            </w:r>
+          </w:p>
+        </w:tc>
+      </w:tr>
+      <w:tr>
+        <w:tc>
+          <w:tcPr>
+            <w:tcW w:type="dxa" w:w="2556"/>
+          </w:tcPr>
+          <w:p>
+            <w:r>
+              <w:t>Explanation</w:t>
+            </w:r>
+          </w:p>
+        </w:tc>
+        <w:tc>
+          <w:tcPr>
+            <w:tcW w:type="dxa" w:w="2556"/>
+          </w:tcPr>
+          <w:p>
+            <w:r>
+              <w:t>Names an answer without a deciding fact</w:t>
+            </w:r>
+          </w:p>
+        </w:tc>
+        <w:tc>
+          <w:tcPr>
+            <w:tcW w:type="dxa" w:w="2556"/>
+          </w:tcPr>
+          <w:p>
+            <w:r>
+              <w:t>Uses a hint to link fact and decision</w:t>
+            </w:r>
+          </w:p>
+        </w:tc>
+        <w:tc>
+          <w:tcPr>
+            <w:tcW w:type="dxa" w:w="2556"/>
+          </w:tcPr>
+          <w:p>
+            <w:r>
+              <w:t>Explains the deciding fact in own words</w:t>
+            </w:r>
+          </w:p>
+        </w:tc>
+      </w:tr>
+      <w:tr>
+        <w:tc>
+          <w:tcPr>
+            <w:tcW w:type="dxa" w:w="2556"/>
+          </w:tcPr>
+          <w:p>
+            <w:r>
+              <w:t>Trace or test</w:t>
+            </w:r>
+          </w:p>
+        </w:tc>
+        <w:tc>
+          <w:tcPr>
+            <w:tcW w:type="dxa" w:w="2556"/>
+          </w:tcPr>
+          <w:p>
+            <w:r>
+              <w:t>Cannot connect input and result</w:t>
+            </w:r>
+          </w:p>
+        </w:tc>
+        <w:tc>
+          <w:tcPr>
+            <w:tcW w:type="dxa" w:w="2556"/>
+          </w:tcPr>
+          <w:p>
+            <w:r>
+              <w:t>Completes steps with prompts</w:t>
+            </w:r>
+          </w:p>
+        </w:tc>
+        <w:tc>
+          <w:tcPr>
+            <w:tcW w:type="dxa" w:w="2556"/>
+          </w:tcPr>
+          <w:p>
+            <w:r>
+              <w:t>Traces or tests a changed case accurately</w:t>
+            </w:r>
+          </w:p>
+        </w:tc>
+      </w:tr>
+      <w:tr>
+        <w:tc>
+          <w:tcPr>
+            <w:tcW w:type="dxa" w:w="2556"/>
+          </w:tcPr>
+          <w:p>
+            <w:r>
+              <w:t>Limits and revision</w:t>
+            </w:r>
+          </w:p>
+        </w:tc>
+        <w:tc>
+          <w:tcPr>
+            <w:tcW w:type="dxa" w:w="2556"/>
+          </w:tcPr>
+          <w:p>
+            <w:r>
+              <w:t>Claims more than evidence supports</w:t>
+            </w:r>
+          </w:p>
+        </w:tc>
+        <w:tc>
+          <w:tcPr>
+            <w:tcW w:type="dxa" w:w="2556"/>
+          </w:tcPr>
+          <w:p>
+            <w:r>
+              <w:t>Names a limit after a prompt</w:t>
+            </w:r>
+          </w:p>
+        </w:tc>
+        <w:tc>
+          <w:tcPr>
+            <w:tcW w:type="dxa" w:w="2556"/>
+          </w:tcPr>
+          <w:p>
+            <w:r>
+              <w:t>States a defensible limit and useful next test</w:t>
+            </w:r>
+          </w:p>
+        </w:tc>
+      </w:tr>
+    </w:tbl>
+    <w:p>
+      <w:r>
+        <w:t>Project checkpoint: Make a transparent first version. Keep a trace of how one input becomes an output; explain the rule or learned component.</w:t>
+      </w:r>
+    </w:p>
+    <w:p>
+      <w:r>
+        <w:t>Use the weekly teacher answer for topic-specific reasoning. A saved progress tick is an activity record; judge mastery from the learner’s explanation and evidence.</w:t>
+      </w:r>
+    </w:p>
     <w:sectPr>
       <w:pgSz w:w="12240" w:h="15840"/>
       <w:pgMar w:top="936" w:right="1008" w:bottom="936" w:left="1008" w:header="720" w:footer="720" w:gutter="0"/>

--- a/downloads/teacher/ai-4-week-08.docx
+++ b/downloads/teacher/ai-4-week-08.docx
@@ -3750,6 +3750,39 @@
         <w:t>Use the weekly teacher answer for topic-specific reasoning. A saved progress tick is an activity record; judge mastery from the learner’s explanation and evidence.</w:t>
       </w:r>
     </w:p>
+    <w:p>
+      <w:pPr>
+        <w:pStyle w:val="Heading1"/>
+      </w:pPr>
+      <w:r>
+        <w:t>08. Use feedback, labs and repair paths</w:t>
+      </w:r>
+    </w:p>
+    <w:p>
+      <w:r>
+        <w:t>Use the two formative questions as supported practice, not as independent mastery scores. Discuss the deciding evidence rather than accepting a guessed selection.</w:t>
+      </w:r>
+    </w:p>
+    <w:p>
+      <w:r>
+        <w:t>The feedback comes from the reviewed public worked case. Do not reveal the separately reserved independent teacher answer until the learner has attempted that case.</w:t>
+      </w:r>
+    </w:p>
+    <w:p>
+      <w:r>
+        <w:t>Ask students to predict before running code. Preserve errors and actual outputs; collect a changed test and an explanation. The branch-boundary and indexing lessons deliberately include failure cases.</w:t>
+      </w:r>
+    </w:p>
+    <w:p>
+      <w:r>
+        <w:t>Use the earlier worked-explanation links to address a specific missing building block, then return to the current question. Adapt this suggestion after observing the learner; it is not an automatic diagnosis.</w:t>
+      </w:r>
+    </w:p>
+    <w:p>
+      <w:r>
+        <w:t>Collect the completed-work portfolio as evidence. Record support separately from correctness, and assess explanation, trace/test and limitations. Progress ticks and quiz selections alone do not establish mastery.</w:t>
+      </w:r>
+    </w:p>
     <w:sectPr>
       <w:pgSz w:w="12240" w:h="15840"/>
       <w:pgMar w:top="936" w:right="1008" w:bottom="936" w:left="1008" w:header="720" w:footer="720" w:gutter="0"/>

--- a/downloads/teacher/ai-4-week-08.docx
+++ b/downloads/teacher/ai-4-week-08.docx
@@ -29,6 +29,11 @@
       </w:r>
     </w:p>
     <w:p>
+      <w:r>
+        <w:t>Prepare Leakage: check the target, prerequisites, resources and adaptable teaching schedule.</w:t>
+      </w:r>
+    </w:p>
+    <w:p>
       <w:pPr>
         <w:pStyle w:val="Heading3"/>
       </w:pPr>
@@ -37,8 +42,26 @@
       </w:r>
     </w:p>
     <w:p>
-      <w:r>
-        <w:t>Primary target: Choose a split unit that matches the intended prediction claim</w:t>
+      <w:pPr>
+        <w:spacing w:line="336" w:lineRule="auto" w:after="180"/>
+      </w:pPr>
+      <w:r>
+        <w:rPr>
+          <w:b w:val="0"/>
+        </w:rPr>
+        <w:t xml:space="preserve">Primary target: Choose a split unit that matches the intended </w:t>
+      </w:r>
+      <w:r>
+        <w:rPr>
+          <w:b/>
+        </w:rPr>
+        <w:t>prediction</w:t>
+      </w:r>
+      <w:r>
+        <w:rPr>
+          <w:b w:val="0"/>
+        </w:rPr>
+        <w:t xml:space="preserve"> claim</w:t>
       </w:r>
     </w:p>
     <w:tbl>
@@ -185,12 +208,47 @@
       </w:tr>
     </w:tbl>
     <w:p>
-      <w:r>
-        <w:t>This is a starting allocation of 135 minutes, not a validated duration. Preserve all named topics. Schedule extra time for connected examples, the full investigation, independent cases and project building. Repeated copies of a case share one recorded attempt; they are not new evidence.</w:t>
-      </w:r>
-    </w:p>
-    <w:p>
-      <w:r>
+      <w:pPr>
+        <w:spacing w:line="336" w:lineRule="auto" w:after="180"/>
+      </w:pPr>
+      <w:r>
+        <w:rPr>
+          <w:b w:val="0"/>
+        </w:rPr>
+        <w:t>This is a starting allocation of 135 minutes, not a validated duration. Preserve all named topics. Schedule extra time for connected examples, the full investigation, independent cases and project building.</w:t>
+      </w:r>
+    </w:p>
+    <w:p>
+      <w:pPr>
+        <w:spacing w:line="336" w:lineRule="auto" w:after="180"/>
+      </w:pPr>
+      <w:r>
+        <w:rPr>
+          <w:b w:val="0"/>
+        </w:rPr>
+        <w:t xml:space="preserve">Repeated copies of a case share one recorded attempt; they are not new </w:t>
+      </w:r>
+      <w:r>
+        <w:rPr>
+          <w:b/>
+        </w:rPr>
+        <w:t>evidence</w:t>
+      </w:r>
+      <w:r>
+        <w:rPr>
+          <w:b w:val="0"/>
+        </w:rPr>
+        <w:t>.</w:t>
+      </w:r>
+    </w:p>
+    <w:p>
+      <w:pPr>
+        <w:spacing w:line="336" w:lineRule="auto" w:after="180"/>
+      </w:pPr>
+      <w:r>
+        <w:rPr>
+          <w:b w:val="0"/>
+        </w:rPr>
         <w:t>Case exposure check: this source example appears in ai-2/11, ai-4/8. Reuse a familiar case for recall or modelling; verify that the case used to assess transfer has not already received feedback.</w:t>
       </w:r>
     </w:p>
@@ -211,18 +269,47 @@
       </w:r>
     </w:p>
     <w:p>
-      <w:r>
+      <w:pPr>
+        <w:spacing w:line="336" w:lineRule="auto" w:after="180"/>
+      </w:pPr>
+      <w:r>
+        <w:rPr>
+          <w:b w:val="0"/>
+        </w:rPr>
         <w:t>Without opening the old lesson, explain one key idea from Sampling and Intended Use. Give an example and a mistake that the idea helps you avoid.</w:t>
       </w:r>
     </w:p>
     <w:p>
-      <w:r>
+      <w:pPr>
+        <w:spacing w:line="336" w:lineRule="auto" w:after="180"/>
+      </w:pPr>
+      <w:r>
+        <w:rPr>
+          <w:b w:val="0"/>
+        </w:rPr>
         <w:t>Look for: Inspect row meaning missing values and repeated records</w:t>
       </w:r>
     </w:p>
     <w:p>
-      <w:r>
-        <w:t>Reference example, not the only acceptable wording: One row is intended to represent one indoor practice trip. The source is a teacher-authored fictional export for this lesson, duration uses minutes, and None means unknown rather than zero.</w:t>
+      <w:pPr>
+        <w:spacing w:line="336" w:lineRule="auto" w:after="180"/>
+      </w:pPr>
+      <w:r>
+        <w:rPr>
+          <w:b w:val="0"/>
+        </w:rPr>
+        <w:t>Reference example, not the only acceptable wording: One row is intended to represent one indoor practice trip.</w:t>
+      </w:r>
+    </w:p>
+    <w:p>
+      <w:pPr>
+        <w:spacing w:line="336" w:lineRule="auto" w:after="180"/>
+      </w:pPr>
+      <w:r>
+        <w:rPr>
+          <w:b w:val="0"/>
+        </w:rPr>
+        <w:t>The source is a teacher-authored fictional export for this lesson, duration uses minutes, and None means unknown rather than zero.</w:t>
       </w:r>
     </w:p>
     <w:p>
@@ -234,18 +321,47 @@
       </w:r>
     </w:p>
     <w:p>
-      <w:r>
+      <w:pPr>
+        <w:spacing w:line="336" w:lineRule="auto" w:after="180"/>
+      </w:pPr>
+      <w:r>
+        <w:rPr>
+          <w:b w:val="0"/>
+        </w:rPr>
         <w:t>Without opening the old lesson, explain one key idea from Inspect Before Modeling. Give an example and a mistake that the idea helps you avoid.</w:t>
       </w:r>
     </w:p>
     <w:p>
-      <w:r>
+      <w:pPr>
+        <w:spacing w:line="336" w:lineRule="auto" w:after="180"/>
+      </w:pPr>
+      <w:r>
+        <w:rPr>
+          <w:b w:val="0"/>
+        </w:rPr>
         <w:t>Look for: Inspect row meaning missing values and repeated records</w:t>
       </w:r>
     </w:p>
     <w:p>
-      <w:r>
-        <w:t>Reference example, not the only acceptable wording: One row is intended to represent one indoor practice trip. The source is a teacher-authored fictional export for this lesson, duration uses minutes, and None means unknown rather than zero.</w:t>
+      <w:pPr>
+        <w:spacing w:line="336" w:lineRule="auto" w:after="180"/>
+      </w:pPr>
+      <w:r>
+        <w:rPr>
+          <w:b w:val="0"/>
+        </w:rPr>
+        <w:t>Reference example, not the only acceptable wording: One row is intended to represent one indoor practice trip.</w:t>
+      </w:r>
+    </w:p>
+    <w:p>
+      <w:pPr>
+        <w:spacing w:line="336" w:lineRule="auto" w:after="180"/>
+      </w:pPr>
+      <w:r>
+        <w:rPr>
+          <w:b w:val="0"/>
+        </w:rPr>
+        <w:t>The source is a teacher-authored fictional export for this lesson, duration uses minutes, and None means unknown rather than zero.</w:t>
       </w:r>
     </w:p>
     <w:p>
@@ -257,22 +373,93 @@
       </w:r>
     </w:p>
     <w:p>
-      <w:r>
+      <w:pPr>
+        <w:spacing w:line="336" w:lineRule="auto" w:after="180"/>
+      </w:pPr>
+      <w:r>
+        <w:rPr>
+          <w:b w:val="0"/>
+        </w:rPr>
         <w:t>Without opening the old lesson, explain one key idea from Features, Labels, Targets. Give an example and a mistake that the idea helps you avoid.</w:t>
       </w:r>
     </w:p>
     <w:p>
-      <w:r>
-        <w:t>Look for: Separate prediction inputs from observed targets</w:t>
-      </w:r>
-    </w:p>
-    <w:p>
-      <w:r>
-        <w:t>Reference example, not the only acceptable wording: Candidate features are pages and queue_at_checkout. The target is returned_late and the tracking field is loan_id. days_to_return is known only after return and directly defines the target, so it must not enter checkout predictions.</w:t>
-      </w:r>
-    </w:p>
-    <w:p>
-      <w:r>
+      <w:pPr>
+        <w:spacing w:line="336" w:lineRule="auto" w:after="180"/>
+      </w:pPr>
+      <w:r>
+        <w:rPr>
+          <w:b w:val="0"/>
+        </w:rPr>
+        <w:t xml:space="preserve">Look for: Separate </w:t>
+      </w:r>
+      <w:r>
+        <w:rPr>
+          <w:b/>
+        </w:rPr>
+        <w:t>prediction</w:t>
+      </w:r>
+      <w:r>
+        <w:rPr>
+          <w:b w:val="0"/>
+        </w:rPr>
+        <w:t xml:space="preserve"> </w:t>
+      </w:r>
+      <w:r>
+        <w:rPr>
+          <w:b/>
+        </w:rPr>
+        <w:t>input</w:t>
+      </w:r>
+      <w:r>
+        <w:rPr>
+          <w:b w:val="0"/>
+        </w:rPr>
+        <w:t>s from observed targets</w:t>
+      </w:r>
+    </w:p>
+    <w:p>
+      <w:pPr>
+        <w:spacing w:line="336" w:lineRule="auto" w:after="180"/>
+      </w:pPr>
+      <w:r>
+        <w:rPr>
+          <w:b w:val="0"/>
+        </w:rPr>
+        <w:t>Reference example, not the only acceptable wording: Candidate features are pages and queue_at_checkout.</w:t>
+      </w:r>
+    </w:p>
+    <w:p>
+      <w:pPr>
+        <w:spacing w:line="336" w:lineRule="auto" w:after="180"/>
+      </w:pPr>
+      <w:r>
+        <w:rPr>
+          <w:b w:val="0"/>
+        </w:rPr>
+        <w:t xml:space="preserve">The target is returned_late and the tracking field is loan_id. days_to_return is known only after return and directly defines the target, so it must not enter checkout </w:t>
+      </w:r>
+      <w:r>
+        <w:rPr>
+          <w:b/>
+        </w:rPr>
+        <w:t>prediction</w:t>
+      </w:r>
+      <w:r>
+        <w:rPr>
+          <w:b w:val="0"/>
+        </w:rPr>
+        <w:t>s.</w:t>
+      </w:r>
+    </w:p>
+    <w:p>
+      <w:pPr>
+        <w:spacing w:line="336" w:lineRule="auto" w:after="180"/>
+      </w:pPr>
+      <w:r>
+        <w:rPr>
+          <w:b w:val="0"/>
+        </w:rPr>
         <w:t>Use the student module and workbook section with this exact week title. The worked case, independent question and answers below form one aligned lesson sequence.</w:t>
       </w:r>
     </w:p>
@@ -285,8 +472,26 @@
       </w:r>
     </w:p>
     <w:p>
-      <w:r>
-        <w:t>Five photos of each leaf are randomly split by file into train and test. Why can accuracy be optimistic? Give a corrected grouping rule.</w:t>
+      <w:pPr>
+        <w:spacing w:line="336" w:lineRule="auto" w:after="180"/>
+      </w:pPr>
+      <w:r>
+        <w:rPr>
+          <w:b w:val="0"/>
+        </w:rPr>
+        <w:t xml:space="preserve">Five photos of each leaf are randomly split by file into train and test. Why can accuracy be optimistic? Give a corrected </w:t>
+      </w:r>
+      <w:r>
+        <w:rPr>
+          <w:b/>
+        </w:rPr>
+        <w:t>group</w:t>
+      </w:r>
+      <w:r>
+        <w:rPr>
+          <w:b w:val="0"/>
+        </w:rPr>
+        <w:t>ing rule.</w:t>
       </w:r>
     </w:p>
     <w:p>
@@ -298,8 +503,32 @@
       </w:r>
     </w:p>
     <w:p>
-      <w:r>
-        <w:t>Leakage occurs when a feature exposes the target through information that would be unavailable, created later, or derived from the answer at real prediction time.</w:t>
+      <w:pPr>
+        <w:spacing w:line="336" w:lineRule="auto" w:after="180"/>
+      </w:pPr>
+      <w:r>
+        <w:rPr>
+          <w:b/>
+        </w:rPr>
+        <w:t>Leakage</w:t>
+      </w:r>
+      <w:r>
+        <w:rPr>
+          <w:b w:val="0"/>
+        </w:rPr>
+        <w:t xml:space="preserve"> occurs when a feature exposes the target through information that would be unavailable, created later, or derived from the answer at real </w:t>
+      </w:r>
+      <w:r>
+        <w:rPr>
+          <w:b/>
+        </w:rPr>
+        <w:t>prediction time</w:t>
+      </w:r>
+      <w:r>
+        <w:rPr>
+          <w:b w:val="0"/>
+        </w:rPr>
+        <w:t>.</w:t>
       </w:r>
     </w:p>
     <w:tbl>
@@ -435,12 +664,38 @@
       </w:r>
     </w:p>
     <w:p>
-      <w:r>
+      <w:pPr>
+        <w:spacing w:line="336" w:lineRule="auto" w:after="180"/>
+      </w:pPr>
+      <w:r>
+        <w:rPr>
+          <w:b w:val="0"/>
+        </w:rPr>
         <w:t>Use the supplied scenario, student illustrations and blank paper. For numeric work, offer counters or a calculator after learners show the setup. Fictional records are supplied; personal data and paid accounts are unnecessary.</w:t>
       </w:r>
     </w:p>
     <w:p>
-      <w:r>
+      <w:pPr>
+        <w:pStyle w:val="Heading3"/>
+      </w:pPr>
+      <w:r>
+        <w:t>Alternative compact allocation</w:t>
+      </w:r>
+    </w:p>
+    <w:p>
+      <w:r>
+        <w:t>This compact option is not the full-week schedule. Use the main teaching cycle and allow extra sessions for the investigation, independent work and project.</w:t>
+      </w:r>
+    </w:p>
+    <w:p>
+      <w:pPr>
+        <w:spacing w:line="336" w:lineRule="auto" w:after="180"/>
+        <w:shd w:fill="F1F6F8"/>
+      </w:pPr>
+      <w:r>
+        <w:rPr>
+          <w:b w:val="0"/>
+        </w:rPr>
         <w:t>Allow 80 minutes: recall 8; explanation 12; worked demonstration 15; guided practice 20; independent assessment 15; project and reflection 10. Extend the lab into a second session when needed.</w:t>
       </w:r>
     </w:p>
@@ -453,8 +708,37 @@
       </w:r>
     </w:p>
     <w:p>
-      <w:r>
-        <w:t>Teach two 45-minute sessions with fictional frame cards. Focus on the evaluation goal and unit of separation before percentages. The worked plan separates trips for an intended new-trip claim on a familiar route. It neither trains a model nor establishes performance. Distinguish frames, groups and sets, and retain Week 5 label-rule and review records.</w:t>
+      <w:pPr>
+        <w:spacing w:line="336" w:lineRule="auto" w:after="180"/>
+      </w:pPr>
+      <w:r>
+        <w:rPr>
+          <w:b w:val="0"/>
+        </w:rPr>
+        <w:t>Teach two 45-minute sessions with fictional frame cards. Focus on the evaluation goal and unit of separation before percentages. The worked plan separates trips for an intended new-trip claim on a familiar route.</w:t>
+      </w:r>
+    </w:p>
+    <w:p>
+      <w:pPr>
+        <w:spacing w:line="336" w:lineRule="auto" w:after="180"/>
+      </w:pPr>
+      <w:r>
+        <w:rPr>
+          <w:b w:val="0"/>
+        </w:rPr>
+        <w:t xml:space="preserve">It neither trains a model nor establishes performance. Distinguish frames, </w:t>
+      </w:r>
+      <w:r>
+        <w:rPr>
+          <w:b/>
+        </w:rPr>
+        <w:t>group</w:t>
+      </w:r>
+      <w:r>
+        <w:rPr>
+          <w:b w:val="0"/>
+        </w:rPr>
+        <w:t>s and sets, and retain Week 5 label-rule and review records.</w:t>
       </w:r>
     </w:p>
     <w:p>
@@ -466,27 +750,81 @@
       </w:r>
     </w:p>
     <w:p>
-      <w:r>
-        <w:t>They can share the same mistake or use an unclear rule. Agreement counts matching labels; correctness requires checking the rule and evidence.</w:t>
-      </w:r>
-    </w:p>
-    <w:p>
-      <w:r>
+      <w:pPr>
+        <w:spacing w:line="336" w:lineRule="auto" w:after="180"/>
+      </w:pPr>
+      <w:r>
+        <w:rPr>
+          <w:b w:val="0"/>
+        </w:rPr>
+        <w:t xml:space="preserve">They can share the same mistake or use an unclear rule. Agreement counts matching labels; correctness requires checking the rule and </w:t>
+      </w:r>
+      <w:r>
+        <w:rPr>
+          <w:b/>
+        </w:rPr>
+        <w:t>evidence</w:t>
+      </w:r>
+      <w:r>
+        <w:rPr>
+          <w:b w:val="0"/>
+        </w:rPr>
+        <w:t>.</w:t>
+      </w:r>
+    </w:p>
+    <w:p>
+      <w:pPr>
+        <w:spacing w:line="336" w:lineRule="auto" w:after="180"/>
+      </w:pPr>
+      <w:r>
+        <w:rPr>
+          <w:b w:val="0"/>
+        </w:rPr>
         <w:t>Printed lesson and workbook</w:t>
       </w:r>
     </w:p>
     <w:p>
-      <w:r>
+      <w:pPr>
+        <w:spacing w:line="336" w:lineRule="auto" w:after="180"/>
+      </w:pPr>
+      <w:r>
+        <w:rPr>
+          <w:b w:val="0"/>
+        </w:rPr>
         <w:t>Twelve frame cards A1 A2 A3 B1 B2 C1 D1 D2 E1 E2 F1 F2</w:t>
       </w:r>
     </w:p>
     <w:p>
-      <w:r>
-        <w:t>Three trays or paper areas named training validation and test</w:t>
-      </w:r>
-    </w:p>
-    <w:p>
-      <w:r>
+      <w:pPr>
+        <w:spacing w:line="336" w:lineRule="auto" w:after="180"/>
+      </w:pPr>
+      <w:r>
+        <w:rPr>
+          <w:b w:val="0"/>
+        </w:rPr>
+        <w:t xml:space="preserve">Three trays or paper areas named </w:t>
+      </w:r>
+      <w:r>
+        <w:rPr>
+          <w:b/>
+        </w:rPr>
+        <w:t>training</w:t>
+      </w:r>
+      <w:r>
+        <w:rPr>
+          <w:b w:val="0"/>
+        </w:rPr>
+        <w:t xml:space="preserve"> validation and test</w:t>
+      </w:r>
+    </w:p>
+    <w:p>
+      <w:pPr>
+        <w:spacing w:line="336" w:lineRule="auto" w:after="180"/>
+      </w:pPr>
+      <w:r>
+        <w:rPr>
+          <w:b w:val="0"/>
+        </w:rPr>
         <w:t>Optional Python 3 editor with no extra packages</w:t>
       </w:r>
     </w:p>
@@ -499,8 +837,37 @@
       </w:r>
     </w:p>
     <w:p>
-      <w:r>
-        <w:t>Teach two 45-minute sessions. Keep the two feature columns distinct and require students to state which rows supplied each fitted number. First compare hand calculations, then trace optional Python. Explain that min-max scaling is one preprocessing choice; a small demonstration cannot establish the best method for a real task.</w:t>
+      <w:pPr>
+        <w:spacing w:line="336" w:lineRule="auto" w:after="180"/>
+      </w:pPr>
+      <w:r>
+        <w:rPr>
+          <w:b w:val="0"/>
+        </w:rPr>
+        <w:t>Teach two 45-minute sessions. Keep the two feature columns distinct and require students to state which rows supplied each fitted number. First compare hand calculations, then trace optional Python.</w:t>
+      </w:r>
+    </w:p>
+    <w:p>
+      <w:pPr>
+        <w:spacing w:line="336" w:lineRule="auto" w:after="180"/>
+      </w:pPr>
+      <w:r>
+        <w:rPr>
+          <w:b w:val="0"/>
+        </w:rPr>
+        <w:t>Explain that min-max scaling is one pre</w:t>
+      </w:r>
+      <w:r>
+        <w:rPr>
+          <w:b/>
+        </w:rPr>
+        <w:t>process</w:t>
+      </w:r>
+      <w:r>
+        <w:rPr>
+          <w:b w:val="0"/>
+        </w:rPr>
+        <w:t>ing choice; a small demonstration cannot establish the best method for a real task.</w:t>
       </w:r>
     </w:p>
     <w:p>
@@ -512,28 +879,94 @@
       </w:r>
     </w:p>
     <w:p>
-      <w:r>
-        <w:t>The selected features, distance measure and declared tie rule determine the nearest neighbour. Only training examples belong in the stored pool; validation reference labels must not enter it.</w:t>
-      </w:r>
-    </w:p>
-    <w:p>
-      <w:r>
+      <w:pPr>
+        <w:spacing w:line="336" w:lineRule="auto" w:after="180"/>
+      </w:pPr>
+      <w:r>
+        <w:rPr>
+          <w:b w:val="0"/>
+        </w:rPr>
+        <w:t xml:space="preserve">The selected features, distance measure and declared tie rule determine the nearest neighbour. Only </w:t>
+      </w:r>
+      <w:r>
+        <w:rPr>
+          <w:b/>
+        </w:rPr>
+        <w:t>training</w:t>
+      </w:r>
+      <w:r>
+        <w:rPr>
+          <w:b w:val="0"/>
+        </w:rPr>
+        <w:t xml:space="preserve"> examples belong in the stored pool; validation reference labels must not enter it.</w:t>
+      </w:r>
+    </w:p>
+    <w:p>
+      <w:pPr>
+        <w:spacing w:line="336" w:lineRule="auto" w:after="180"/>
+      </w:pPr>
+      <w:r>
+        <w:rPr>
+          <w:b w:val="0"/>
+        </w:rPr>
         <w:t>Printed lesson and workbook</w:t>
       </w:r>
     </w:p>
     <w:p>
-      <w:r>
+      <w:pPr>
+        <w:spacing w:line="336" w:lineRule="auto" w:after="180"/>
+      </w:pPr>
+      <w:r>
+        <w:rPr>
+          <w:b w:val="0"/>
+        </w:rPr>
         <w:t>Two coloured number lines for the feature columns</w:t>
       </w:r>
     </w:p>
     <w:p>
-      <w:r>
+      <w:pPr>
+        <w:spacing w:line="336" w:lineRule="auto" w:after="180"/>
+      </w:pPr>
+      <w:r>
+        <w:rPr>
+          <w:b w:val="0"/>
+        </w:rPr>
         <w:t>Optional Python 3 editor with no packages required</w:t>
       </w:r>
     </w:p>
     <w:p>
-      <w:r>
-        <w:t>Blank table for minima ranges transformed pairs and distances</w:t>
+      <w:pPr>
+        <w:spacing w:line="336" w:lineRule="auto" w:after="180"/>
+      </w:pPr>
+      <w:r>
+        <w:rPr>
+          <w:b w:val="0"/>
+        </w:rPr>
+        <w:t xml:space="preserve">Blank table for minima </w:t>
+      </w:r>
+      <w:r>
+        <w:rPr>
+          <w:b/>
+        </w:rPr>
+        <w:t>range</w:t>
+      </w:r>
+      <w:r>
+        <w:rPr>
+          <w:b w:val="0"/>
+        </w:rPr>
+        <w:t xml:space="preserve">s </w:t>
+      </w:r>
+      <w:r>
+        <w:rPr>
+          <w:b/>
+        </w:rPr>
+        <w:t>transform</w:t>
+      </w:r>
+      <w:r>
+        <w:rPr>
+          <w:b w:val="0"/>
+        </w:rPr>
+        <w:t>ed pairs and distances</w:t>
       </w:r>
     </w:p>
     <w:p>
@@ -545,12 +978,36 @@
       </w:r>
     </w:p>
     <w:p>
-      <w:r>
-        <w:t>By the end, I can explain leakage using a traced example and a stated limitation.</w:t>
-      </w:r>
-    </w:p>
-    <w:p>
-      <w:r>
+      <w:pPr>
+        <w:spacing w:line="336" w:lineRule="auto" w:after="180"/>
+      </w:pPr>
+      <w:r>
+        <w:rPr>
+          <w:b w:val="0"/>
+        </w:rPr>
+        <w:t xml:space="preserve">By the end, I can explain </w:t>
+      </w:r>
+      <w:r>
+        <w:rPr>
+          <w:b/>
+        </w:rPr>
+        <w:t>leakage</w:t>
+      </w:r>
+      <w:r>
+        <w:rPr>
+          <w:b w:val="0"/>
+        </w:rPr>
+        <w:t xml:space="preserve"> using a traced example and a stated limitation.</w:t>
+      </w:r>
+    </w:p>
+    <w:p>
+      <w:pPr>
+        <w:spacing w:line="336" w:lineRule="auto" w:after="180"/>
+      </w:pPr>
+      <w:r>
+        <w:rPr>
+          <w:b w:val="0"/>
+        </w:rPr>
         <w:t>This added worked case illustrates the week’s main idea. Retain all original and connected topics; schedule its practice within the teaching cycle.</w:t>
       </w:r>
     </w:p>
@@ -563,76 +1020,337 @@
       </w:r>
     </w:p>
     <w:p>
+      <w:r>
+        <w:t>Model Leakage using the supplied case, labelled mechanism and reasoning. Make the scope of each conclusion explicit.</w:t>
+      </w:r>
+    </w:p>
+    <w:p>
+      <w:pPr>
+        <w:spacing w:line="336" w:lineRule="auto" w:after="180"/>
+      </w:pPr>
+      <w:r>
+        <w:rPr>
+          <w:b w:val="0"/>
+        </w:rPr>
+        <w:t>Trace the information, fitted behavior, and evaluation proof separately.</w:t>
+      </w:r>
+    </w:p>
+    <w:p>
       <w:pPr>
         <w:pStyle w:val="Heading3"/>
       </w:pPr>
       <w:r>
-        <w:t>Explain the mechanism</w:t>
-      </w:r>
-    </w:p>
-    <w:p>
-      <w:r>
-        <w:t>Trace the information, fitted behavior, and evaluation proof separately.</w:t>
-      </w:r>
-    </w:p>
-    <w:p>
-      <w:r>
-        <w:t>QUESTION Find and explain four leakage paths in a school-event dataset.</w:t>
-      </w:r>
-    </w:p>
-    <w:p>
-      <w:r>
-        <w:t>MODEL IDEA Leakage occurs when a feature exposes the target through information that would be unavailable, created later, or derived from the answer at real prediction time.</w:t>
-      </w:r>
-    </w:p>
-    <w:p>
-      <w:r>
+        <w:t>Question to explain</w:t>
+      </w:r>
+    </w:p>
+    <w:p>
+      <w:pPr>
+        <w:spacing w:line="336" w:lineRule="auto" w:after="180"/>
+        <w:shd w:fill="F5F1FB"/>
+      </w:pPr>
+      <w:r>
+        <w:rPr>
+          <w:b w:val="0"/>
+        </w:rPr>
+        <w:t xml:space="preserve">QUESTION Find and explain four </w:t>
+      </w:r>
+      <w:r>
+        <w:rPr>
+          <w:b/>
+        </w:rPr>
+        <w:t>leakage</w:t>
+      </w:r>
+      <w:r>
+        <w:rPr>
+          <w:b w:val="0"/>
+        </w:rPr>
+        <w:t xml:space="preserve"> paths in a school-event dataset.</w:t>
+      </w:r>
+    </w:p>
+    <w:p>
+      <w:pPr>
+        <w:spacing w:line="336" w:lineRule="auto" w:after="180"/>
+      </w:pPr>
+      <w:r>
+        <w:rPr>
+          <w:b w:val="0"/>
+        </w:rPr>
+        <w:t xml:space="preserve">MODEL IDEA </w:t>
+      </w:r>
+      <w:r>
+        <w:rPr>
+          <w:b/>
+        </w:rPr>
+        <w:t>Leakage</w:t>
+      </w:r>
+      <w:r>
+        <w:rPr>
+          <w:b w:val="0"/>
+        </w:rPr>
+        <w:t xml:space="preserve"> occurs when a feature exposes the target through information that would be unavailable, created later, or derived from the answer at real </w:t>
+      </w:r>
+      <w:r>
+        <w:rPr>
+          <w:b/>
+        </w:rPr>
+        <w:t>prediction time</w:t>
+      </w:r>
+      <w:r>
+        <w:rPr>
+          <w:b w:val="0"/>
+        </w:rPr>
+        <w:t>.</w:t>
+      </w:r>
+    </w:p>
+    <w:p>
+      <w:pPr>
+        <w:spacing w:line="336" w:lineRule="auto" w:after="180"/>
+      </w:pPr>
+      <w:r>
+        <w:rPr>
+          <w:b w:val="0"/>
+        </w:rPr>
         <w:t>PROOF NEEDED Use an unseen case, visible calculation, error analysis, and a stated limitation.</w:t>
       </w:r>
     </w:p>
     <w:p>
-      <w:r>
-        <w:t>UNDER THE HOOD A leaf file name contains 'diseased'—the answer is hidden in the input. Treatment outcome was recorded after diagnosis, so it is unavailable at prediction time.</w:t>
-      </w:r>
-    </w:p>
-    <w:p>
-      <w:r>
-        <w:t>Draw a fresh data → model → prediction → evaluation trace:</w:t>
-      </w:r>
-    </w:p>
-    <w:p>
-      <w:r>
-        <w:t>Predict first. Then check each step. A correct answer without visible evidence cannot be audited.</w:t>
-      </w:r>
-    </w:p>
-    <w:p>
-      <w:r>
-        <w:t>STEP 1 A leaf file name contains 'diseased'—the answer is hidden in the input.</w:t>
-      </w:r>
-    </w:p>
-    <w:p>
-      <w:r>
-        <w:t>STEP 2 Treatment outcome was recorded after diagnosis, so it is unavailable at prediction time.</w:t>
-      </w:r>
-    </w:p>
-    <w:p>
-      <w:r>
+      <w:pPr>
+        <w:pStyle w:val="Heading3"/>
+      </w:pPr>
+      <w:r>
+        <w:t>How the mechanism works</w:t>
+      </w:r>
+    </w:p>
+    <w:p>
+      <w:pPr>
+        <w:spacing w:line="336" w:lineRule="auto" w:after="180"/>
+        <w:shd w:fill="F1F6F8"/>
+      </w:pPr>
+      <w:r>
+        <w:rPr>
+          <w:b w:val="0"/>
+        </w:rPr>
+        <w:t xml:space="preserve">UNDER THE HOOD A leaf file name contains 'diseased'—the answer is hidden in the </w:t>
+      </w:r>
+      <w:r>
+        <w:rPr>
+          <w:b/>
+        </w:rPr>
+        <w:t>input</w:t>
+      </w:r>
+      <w:r>
+        <w:rPr>
+          <w:b w:val="0"/>
+        </w:rPr>
+        <w:t xml:space="preserve">. Treatment outcome was recorded after diagnosis, so it is unavailable at </w:t>
+      </w:r>
+      <w:r>
+        <w:rPr>
+          <w:b/>
+        </w:rPr>
+        <w:t>prediction time</w:t>
+      </w:r>
+      <w:r>
+        <w:rPr>
+          <w:b w:val="0"/>
+        </w:rPr>
+        <w:t>.</w:t>
+      </w:r>
+    </w:p>
+    <w:p>
+      <w:pPr>
+        <w:spacing w:line="336" w:lineRule="auto" w:after="180"/>
+      </w:pPr>
+      <w:r>
+        <w:rPr>
+          <w:b w:val="0"/>
+        </w:rPr>
+        <w:t xml:space="preserve">Draw a fresh data → model → </w:t>
+      </w:r>
+      <w:r>
+        <w:rPr>
+          <w:b/>
+        </w:rPr>
+        <w:t>prediction</w:t>
+      </w:r>
+      <w:r>
+        <w:rPr>
+          <w:b w:val="0"/>
+        </w:rPr>
+        <w:t xml:space="preserve"> → evaluation trace:</w:t>
+      </w:r>
+    </w:p>
+    <w:p>
+      <w:pPr>
+        <w:spacing w:line="336" w:lineRule="auto" w:after="180"/>
+      </w:pPr>
+      <w:r>
+        <w:rPr>
+          <w:b w:val="0"/>
+        </w:rPr>
+        <w:t xml:space="preserve">Predict first. Then check each step. A correct answer without visible </w:t>
+      </w:r>
+      <w:r>
+        <w:rPr>
+          <w:b/>
+        </w:rPr>
+        <w:t>evidence</w:t>
+      </w:r>
+      <w:r>
+        <w:rPr>
+          <w:b w:val="0"/>
+        </w:rPr>
+        <w:t xml:space="preserve"> cannot be audited.</w:t>
+      </w:r>
+    </w:p>
+    <w:p>
+      <w:pPr>
+        <w:pStyle w:val="Heading3"/>
+      </w:pPr>
+      <w:r>
+        <w:t>Step 1</w:t>
+      </w:r>
+    </w:p>
+    <w:p>
+      <w:pPr>
+        <w:spacing w:line="336" w:lineRule="auto" w:after="180"/>
+        <w:shd w:fill="F4F9FC"/>
+      </w:pPr>
+      <w:r>
+        <w:rPr>
+          <w:b w:val="0"/>
+        </w:rPr>
+        <w:t xml:space="preserve">STEP 1 A leaf file name contains 'diseased'—the answer is hidden in the </w:t>
+      </w:r>
+      <w:r>
+        <w:rPr>
+          <w:b/>
+        </w:rPr>
+        <w:t>input</w:t>
+      </w:r>
+      <w:r>
+        <w:rPr>
+          <w:b w:val="0"/>
+        </w:rPr>
+        <w:t>.</w:t>
+      </w:r>
+    </w:p>
+    <w:p>
+      <w:pPr>
+        <w:pStyle w:val="Heading3"/>
+      </w:pPr>
+      <w:r>
+        <w:t>Step 2</w:t>
+      </w:r>
+    </w:p>
+    <w:p>
+      <w:pPr>
+        <w:spacing w:line="336" w:lineRule="auto" w:after="180"/>
+        <w:shd w:fill="F4F9FC"/>
+      </w:pPr>
+      <w:r>
+        <w:rPr>
+          <w:b w:val="0"/>
+        </w:rPr>
+        <w:t xml:space="preserve">STEP 2 Treatment outcome was recorded after diagnosis, so it is unavailable at </w:t>
+      </w:r>
+      <w:r>
+        <w:rPr>
+          <w:b/>
+        </w:rPr>
+        <w:t>prediction time</w:t>
+      </w:r>
+      <w:r>
+        <w:rPr>
+          <w:b w:val="0"/>
+        </w:rPr>
+        <w:t>.</w:t>
+      </w:r>
+    </w:p>
+    <w:p>
+      <w:pPr>
+        <w:pStyle w:val="Heading3"/>
+      </w:pPr>
+      <w:r>
+        <w:t>Step 3</w:t>
+      </w:r>
+    </w:p>
+    <w:p>
+      <w:pPr>
+        <w:spacing w:line="336" w:lineRule="auto" w:after="180"/>
+        <w:shd w:fill="F4F9FC"/>
+      </w:pPr>
+      <w:r>
+        <w:rPr>
+          <w:b w:val="0"/>
+        </w:rPr>
         <w:t>STEP 3 Near-duplicate photos of one leaf appear in train and test.</w:t>
       </w:r>
     </w:p>
     <w:p>
-      <w:r>
-        <w:t>STEP 4 Remove the leaking fields, group related photos before splitting, retrain, and reevaluate.</w:t>
-      </w:r>
-    </w:p>
-    <w:p>
-      <w:r>
+      <w:pPr>
+        <w:pStyle w:val="Heading3"/>
+      </w:pPr>
+      <w:r>
+        <w:t>Step 4</w:t>
+      </w:r>
+    </w:p>
+    <w:p>
+      <w:pPr>
+        <w:spacing w:line="336" w:lineRule="auto" w:after="180"/>
+        <w:shd w:fill="F4F9FC"/>
+      </w:pPr>
+      <w:r>
+        <w:rPr>
+          <w:b w:val="0"/>
+        </w:rPr>
+        <w:t xml:space="preserve">STEP 4 Remove the leaking fields, </w:t>
+      </w:r>
+      <w:r>
+        <w:rPr>
+          <w:b/>
+        </w:rPr>
+        <w:t>group</w:t>
+      </w:r>
+      <w:r>
+        <w:rPr>
+          <w:b w:val="0"/>
+        </w:rPr>
+        <w:t xml:space="preserve"> related photos before splitting, retrain, and reevaluate.</w:t>
+      </w:r>
+    </w:p>
+    <w:p>
+      <w:pPr>
+        <w:spacing w:line="336" w:lineRule="auto" w:after="180"/>
+      </w:pPr>
+      <w:r>
+        <w:rPr>
+          <w:b w:val="0"/>
+        </w:rPr>
         <w:t>CHECK Verify the denominator, unit, split, class definition, and data version before interpreting a score.</w:t>
       </w:r>
     </w:p>
     <w:p>
-      <w:r>
-        <w:t>Recalculate, retrace, or restate the evidence independently:</w:t>
+      <w:pPr>
+        <w:spacing w:line="336" w:lineRule="auto" w:after="180"/>
+      </w:pPr>
+      <w:r>
+        <w:rPr>
+          <w:b w:val="0"/>
+        </w:rPr>
+        <w:t xml:space="preserve">Recalculate, retrace, or restate the </w:t>
+      </w:r>
+      <w:r>
+        <w:rPr>
+          <w:b/>
+        </w:rPr>
+        <w:t>evidence</w:t>
+      </w:r>
+      <w:r>
+        <w:rPr>
+          <w:b w:val="0"/>
+        </w:rPr>
+        <w:t xml:space="preserve"> independently:</w:t>
       </w:r>
     </w:p>
     <w:p>
@@ -644,64 +1362,409 @@
       </w:r>
     </w:p>
     <w:p>
-      <w:r>
+      <w:pPr>
+        <w:pStyle w:val="Heading3"/>
+      </w:pPr>
+      <w:r>
+        <w:t>The teaching case</w:t>
+      </w:r>
+    </w:p>
+    <w:p>
+      <w:pPr>
+        <w:spacing w:line="336" w:lineRule="auto" w:after="180"/>
+        <w:shd w:fill="F1F6FC"/>
+      </w:pPr>
+      <w:r>
+        <w:rPr>
+          <w:b w:val="0"/>
+        </w:rPr>
         <w:t>Ten photos per leaf are randomly split so one leaf appears in train and test.</w:t>
       </w:r>
     </w:p>
     <w:p>
-      <w:r>
-        <w:t>Explain and repair leakage.</w:t>
-      </w:r>
-    </w:p>
-    <w:p>
       <w:pPr>
         <w:pStyle w:val="Heading3"/>
       </w:pPr>
       <w:r>
+        <w:t>The teaching case</w:t>
+      </w:r>
+    </w:p>
+    <w:p>
+      <w:pPr>
+        <w:spacing w:line="336" w:lineRule="auto" w:after="180"/>
+        <w:shd w:fill="F1F6FC"/>
+      </w:pPr>
+      <w:r>
+        <w:rPr>
+          <w:b w:val="0"/>
+        </w:rPr>
+        <w:t xml:space="preserve">Explain and repair </w:t>
+      </w:r>
+      <w:r>
+        <w:rPr>
+          <w:b/>
+        </w:rPr>
+        <w:t>leakage</w:t>
+      </w:r>
+      <w:r>
+        <w:rPr>
+          <w:b w:val="0"/>
+        </w:rPr>
+        <w:t>.</w:t>
+      </w:r>
+    </w:p>
+    <w:p>
+      <w:pPr>
+        <w:pStyle w:val="Heading3"/>
+      </w:pPr>
+      <w:r>
         <w:t>Exact explanation to model</w:t>
       </w:r>
     </w:p>
     <w:p>
-      <w:r>
-        <w:t>Related views make evaluation familiar. Split by leaf identity before fitting or learned preprocessing; keep all views together.</w:t>
-      </w:r>
-    </w:p>
-    <w:p>
       <w:pPr>
         <w:pStyle w:val="Heading3"/>
       </w:pPr>
       <w:r>
+        <w:t>Why the result follows</w:t>
+      </w:r>
+    </w:p>
+    <w:p>
+      <w:pPr>
+        <w:spacing w:line="336" w:lineRule="auto" w:after="180"/>
+        <w:shd w:fill="F1F6FC"/>
+      </w:pPr>
+      <w:r>
+        <w:rPr>
+          <w:b w:val="0"/>
+        </w:rPr>
+        <w:t xml:space="preserve">Related views make evaluation familiar. Split by leaf identity before </w:t>
+      </w:r>
+      <w:r>
+        <w:rPr>
+          <w:b/>
+        </w:rPr>
+        <w:t>fitting</w:t>
+      </w:r>
+      <w:r>
+        <w:rPr>
+          <w:b w:val="0"/>
+        </w:rPr>
+        <w:t xml:space="preserve"> or learned pre</w:t>
+      </w:r>
+      <w:r>
+        <w:rPr>
+          <w:b/>
+        </w:rPr>
+        <w:t>process</w:t>
+      </w:r>
+      <w:r>
+        <w:rPr>
+          <w:b w:val="0"/>
+        </w:rPr>
+        <w:t>ing; keep all views together.</w:t>
+      </w:r>
+    </w:p>
+    <w:p>
+      <w:pPr>
+        <w:pStyle w:val="Heading3"/>
+      </w:pPr>
+      <w:r>
         <w:t>Explain the added worked example</w:t>
       </w:r>
     </w:p>
     <w:p>
-      <w:r>
-        <w:t>A model may seem successful when its test examples closely resemble examples it already learned from. Imagine several pictures taken seconds apart during one robot trip. They have different picture IDs but share a route, lighting and objects. This week you will assign entire trips to separate sets and explain what the resulting evaluation could measure. No model is fitted in this lesson.</w:t>
-      </w:r>
-    </w:p>
-    <w:p>
-      <w:r>
-        <w:t>Our invented twelve-row dataset contains frame descriptions from six trips. Each row is one frame; the group is its trip ID. The proposed claim concerns new trips on the same practice route under similar conditions. We therefore keep all frames from a trip in one set. To claim success on new routes, grouping only by trip would not be enough.</w:t>
-      </w:r>
-    </w:p>
-    <w:p>
-      <w:r>
-        <w:t>This small fictional assignment is for learning split design, not evidence of real performance. Each frame belongs to one group and one set. Store frame and trip IDs as metadata for auditing; do not assume an ID is an appropriate prediction input.</w:t>
-      </w:r>
-    </w:p>
-    <w:p>
-      <w:r>
-        <w:t>Training data fits the model. Validation data helps compare choices such as candidate rules. Keep the test set for a final check after those choices are fixed. A learner who repeatedly changes the model after seeing test results has used that set for development; its score is no longer an untouched final check.</w:t>
-      </w:r>
-    </w:p>
-    <w:p>
-      <w:r>
-        <w:t>The first line of output is []: no trip ID is shared between any pair of sets. The second is 3 1 2: training, validation and test contain three, one and two trip groups. The symbol &amp; finds shared values and | combines sets. These are group counts, not frame counts.</w:t>
-      </w:r>
-    </w:p>
-    <w:p>
-      <w:r>
-        <w:t>This audit assumes the lists correctly describe every frame assignment. It cannot find an omitted frame, a wrong trip ID, a copied image with a different ID or a feature containing the answer. Check the assignment table and source records too.</w:t>
+      <w:pPr>
+        <w:pStyle w:val="Heading3"/>
+      </w:pPr>
+      <w:r>
+        <w:t>Explain the added worked example · 1</w:t>
+      </w:r>
+    </w:p>
+    <w:p>
+      <w:pPr>
+        <w:spacing w:line="336" w:lineRule="auto" w:after="180"/>
+      </w:pPr>
+      <w:r>
+        <w:rPr>
+          <w:b w:val="0"/>
+        </w:rPr>
+        <w:t>A model may seem successful when its test examples closely resemble examples it already learned from. Imagine several pictures taken seconds apart during one robot trip.</w:t>
+      </w:r>
+    </w:p>
+    <w:p>
+      <w:pPr>
+        <w:spacing w:line="336" w:lineRule="auto" w:after="180"/>
+      </w:pPr>
+      <w:r>
+        <w:rPr>
+          <w:b w:val="0"/>
+        </w:rPr>
+        <w:t>They have different picture IDs but share a route, lighting and objects. This week you will assign entire trips to separate sets and explain what the resulting evaluation could measure. No model is fitted in this lesson.</w:t>
+      </w:r>
+    </w:p>
+    <w:p>
+      <w:pPr>
+        <w:pStyle w:val="Heading3"/>
+      </w:pPr>
+      <w:r>
+        <w:t>Explain the added worked example · 2</w:t>
+      </w:r>
+    </w:p>
+    <w:p>
+      <w:pPr>
+        <w:spacing w:line="336" w:lineRule="auto" w:after="180"/>
+      </w:pPr>
+      <w:r>
+        <w:rPr>
+          <w:b w:val="0"/>
+        </w:rPr>
+        <w:t xml:space="preserve">Our invented twelve-row dataset contains frame descriptions from six trips. Each row is one frame; the </w:t>
+      </w:r>
+      <w:r>
+        <w:rPr>
+          <w:b/>
+        </w:rPr>
+        <w:t>group</w:t>
+      </w:r>
+      <w:r>
+        <w:rPr>
+          <w:b w:val="0"/>
+        </w:rPr>
+        <w:t xml:space="preserve"> is its trip ID. The proposed claim concerns new trips on the same practice route under similar conditions.</w:t>
+      </w:r>
+    </w:p>
+    <w:p>
+      <w:pPr>
+        <w:spacing w:line="336" w:lineRule="auto" w:after="180"/>
+      </w:pPr>
+      <w:r>
+        <w:rPr>
+          <w:b w:val="0"/>
+        </w:rPr>
+        <w:t xml:space="preserve">We therefore keep all frames from a trip in one set. To claim success on new routes, </w:t>
+      </w:r>
+      <w:r>
+        <w:rPr>
+          <w:b/>
+        </w:rPr>
+        <w:t>group</w:t>
+      </w:r>
+      <w:r>
+        <w:rPr>
+          <w:b w:val="0"/>
+        </w:rPr>
+        <w:t>ing only by trip would not be enough.</w:t>
+      </w:r>
+    </w:p>
+    <w:p>
+      <w:pPr>
+        <w:spacing w:line="336" w:lineRule="auto" w:after="180"/>
+      </w:pPr>
+      <w:r>
+        <w:rPr>
+          <w:b w:val="0"/>
+        </w:rPr>
+        <w:t xml:space="preserve">This small fictional assignment is for learning split design, not </w:t>
+      </w:r>
+      <w:r>
+        <w:rPr>
+          <w:b/>
+        </w:rPr>
+        <w:t>evidence</w:t>
+      </w:r>
+      <w:r>
+        <w:rPr>
+          <w:b w:val="0"/>
+        </w:rPr>
+        <w:t xml:space="preserve"> of real performance. Each frame belongs to one </w:t>
+      </w:r>
+      <w:r>
+        <w:rPr>
+          <w:b/>
+        </w:rPr>
+        <w:t>group</w:t>
+      </w:r>
+      <w:r>
+        <w:rPr>
+          <w:b w:val="0"/>
+        </w:rPr>
+        <w:t xml:space="preserve"> and one set.</w:t>
+      </w:r>
+    </w:p>
+    <w:p>
+      <w:pPr>
+        <w:spacing w:line="336" w:lineRule="auto" w:after="180"/>
+      </w:pPr>
+      <w:r>
+        <w:rPr>
+          <w:b w:val="0"/>
+        </w:rPr>
+        <w:t xml:space="preserve">Store frame and trip IDs as metadata for auditing; do not assume an ID is an appropriate </w:t>
+      </w:r>
+      <w:r>
+        <w:rPr>
+          <w:b/>
+        </w:rPr>
+        <w:t>prediction</w:t>
+      </w:r>
+      <w:r>
+        <w:rPr>
+          <w:b w:val="0"/>
+        </w:rPr>
+        <w:t xml:space="preserve"> </w:t>
+      </w:r>
+      <w:r>
+        <w:rPr>
+          <w:b/>
+        </w:rPr>
+        <w:t>input</w:t>
+      </w:r>
+      <w:r>
+        <w:rPr>
+          <w:b w:val="0"/>
+        </w:rPr>
+        <w:t>.</w:t>
+      </w:r>
+    </w:p>
+    <w:p>
+      <w:pPr>
+        <w:pStyle w:val="Heading3"/>
+      </w:pPr>
+      <w:r>
+        <w:t>Explain the added worked example · 3</w:t>
+      </w:r>
+    </w:p>
+    <w:p>
+      <w:pPr>
+        <w:spacing w:line="336" w:lineRule="auto" w:after="180"/>
+      </w:pPr>
+      <w:r>
+        <w:rPr>
+          <w:b/>
+        </w:rPr>
+        <w:t>Training</w:t>
+      </w:r>
+      <w:r>
+        <w:rPr>
+          <w:b w:val="0"/>
+        </w:rPr>
+        <w:t xml:space="preserve"> data fits the model. Validation data helps compare choices such as candidate rules. Keep the </w:t>
+      </w:r>
+      <w:r>
+        <w:rPr>
+          <w:b/>
+        </w:rPr>
+        <w:t>test set</w:t>
+      </w:r>
+      <w:r>
+        <w:rPr>
+          <w:b w:val="0"/>
+        </w:rPr>
+        <w:t xml:space="preserve"> for a final check after those choices are fixed.</w:t>
+      </w:r>
+    </w:p>
+    <w:p>
+      <w:pPr>
+        <w:spacing w:line="336" w:lineRule="auto" w:after="180"/>
+      </w:pPr>
+      <w:r>
+        <w:rPr>
+          <w:b w:val="0"/>
+        </w:rPr>
+        <w:t>A learner who repeatedly changes the model after seeing test results has used that set for development; its score is no longer an untouched final check.</w:t>
+      </w:r>
+    </w:p>
+    <w:p>
+      <w:pPr>
+        <w:spacing w:line="336" w:lineRule="auto" w:after="180"/>
+      </w:pPr>
+      <w:r>
+        <w:rPr>
+          <w:b w:val="0"/>
+        </w:rPr>
+        <w:t xml:space="preserve">The first line of </w:t>
+      </w:r>
+      <w:r>
+        <w:rPr>
+          <w:b/>
+        </w:rPr>
+        <w:t>output</w:t>
+      </w:r>
+      <w:r>
+        <w:rPr>
+          <w:b w:val="0"/>
+        </w:rPr>
+        <w:t xml:space="preserve"> is []: no trip ID is shared between any pair of sets. The second is 3 1 2: </w:t>
+      </w:r>
+      <w:r>
+        <w:rPr>
+          <w:b/>
+        </w:rPr>
+        <w:t>training</w:t>
+      </w:r>
+      <w:r>
+        <w:rPr>
+          <w:b w:val="0"/>
+        </w:rPr>
+        <w:t xml:space="preserve">, validation and test contain three, one and two trip </w:t>
+      </w:r>
+      <w:r>
+        <w:rPr>
+          <w:b/>
+        </w:rPr>
+        <w:t>group</w:t>
+      </w:r>
+      <w:r>
+        <w:rPr>
+          <w:b w:val="0"/>
+        </w:rPr>
+        <w:t>s. The symbol &amp; finds shared values and | combines sets.</w:t>
+      </w:r>
+    </w:p>
+    <w:p>
+      <w:pPr>
+        <w:spacing w:line="336" w:lineRule="auto" w:after="180"/>
+      </w:pPr>
+      <w:r>
+        <w:rPr>
+          <w:b w:val="0"/>
+        </w:rPr>
+        <w:t xml:space="preserve">These are </w:t>
+      </w:r>
+      <w:r>
+        <w:rPr>
+          <w:b/>
+        </w:rPr>
+        <w:t>group</w:t>
+      </w:r>
+      <w:r>
+        <w:rPr>
+          <w:b w:val="0"/>
+        </w:rPr>
+        <w:t xml:space="preserve"> counts, not frame counts.</w:t>
+      </w:r>
+    </w:p>
+    <w:p>
+      <w:pPr>
+        <w:spacing w:line="336" w:lineRule="auto" w:after="180"/>
+      </w:pPr>
+      <w:r>
+        <w:rPr>
+          <w:b w:val="0"/>
+        </w:rPr>
+        <w:t>This audit assumes the lists correctly describe every frame assignment. It cannot find an omitted frame, a wrong trip ID, a copied image with a different ID or a feature containing the answer.</w:t>
+      </w:r>
+    </w:p>
+    <w:p>
+      <w:pPr>
+        <w:spacing w:line="336" w:lineRule="auto" w:after="180"/>
+      </w:pPr>
+      <w:r>
+        <w:rPr>
+          <w:b w:val="0"/>
+        </w:rPr>
+        <w:t>Check the assignment table and source records too.</w:t>
       </w:r>
     </w:p>
     <w:p>
@@ -845,33 +1908,61 @@
       </w:r>
     </w:p>
     <w:p>
-      <w:r>
-        <w:t>Last week we compared one numeric feature. With two features, their numerical ranges can give one feature much more influence. Scaling changes those contributions. We will learn a minimum and range for each feature from training only, then reuse them for every example.</w:t>
-      </w:r>
-    </w:p>
-    <w:p>
-      <w:r>
-        <w:t>These fictional trips have a distance reading in cm, a brightness reading in sensor units and a reviewed lane label. Features are available before prediction; labels are separate evidence. Related trips have already been grouped before splitting. For this exercise use k=1, add absolute differences across the two features, and break equal distances by alphabetical ID.</w:t>
-      </w:r>
-    </w:p>
-    <w:p>
-      <w:r>
-        <w:t>For query (11,120), raw distances to A,B,C are 1+80=81, 9+20=29 and 9+80=89. B wins and predicts blocked. Adding these different units is an unscaled numerical choice; the large brightness range strongly affects it. Scaling offers another explicit distance choice, not proof of which features matter.</w:t>
-      </w:r>
-    </w:p>
-    <w:p>
-      <w:r>
-        <w:t>For each feature use scaled value = (value minus training minimum) divided by training range. range(2) visits feature positions 0 and 1. The code prints [10, 100] [10, 100], then [(0.0, 1.0), (1.0, 0.0), (1.0, 1.0)], then (0.1, 0.2). Each minimum becomes 0 and each maximum becomes 1.</w:t>
-      </w:r>
-    </w:p>
-    <w:p>
-      <w:r>
-        <w:t>The first calculations fit low and span from train. transform uses those stored values without learning new ones. The code assumes nonempty training rows with exactly two finite numeric features; it does not check all inputs. Its explicit zero-range guard stops division by zero so a constant feature can be reviewed. This is a classroom policy, not a claim that every library stops this way.</w:t>
-      </w:r>
-    </w:p>
-    <w:p>
-      <w:r>
-        <w:t>Guided: raw distances A,B,C are 81,29,89 so B predicts blocked; scaled distances are 0.9,1.1,1.7 so A predicts clear. Keep minima (10,100), ranges (10,100), feature order and method settings fixed. Exit: even unlabelled evaluation features affected the fitted transformation. Split first, fit minima and ranges on training, transform every split with those values, then evaluate frozen predictions.</w:t>
+      <w:pPr>
+        <w:spacing w:line="336" w:lineRule="auto" w:after="180"/>
+      </w:pPr>
+      <w:r>
+        <w:rPr>
+          <w:b w:val="0"/>
+        </w:rPr>
+        <w:t xml:space="preserve">Last week we compared one numeric feature. With two features, their numerical </w:t>
+      </w:r>
+      <w:r>
+        <w:rPr>
+          <w:b/>
+        </w:rPr>
+        <w:t>range</w:t>
+      </w:r>
+      <w:r>
+        <w:rPr>
+          <w:b w:val="0"/>
+        </w:rPr>
+        <w:t>s can give one feature much more influence. Scaling changes those contributions.</w:t>
+      </w:r>
+    </w:p>
+    <w:p>
+      <w:pPr>
+        <w:spacing w:line="336" w:lineRule="auto" w:after="180"/>
+      </w:pPr>
+      <w:r>
+        <w:rPr>
+          <w:b w:val="0"/>
+        </w:rPr>
+        <w:t xml:space="preserve">We will learn a minimum and </w:t>
+      </w:r>
+      <w:r>
+        <w:rPr>
+          <w:b/>
+        </w:rPr>
+        <w:t>range</w:t>
+      </w:r>
+      <w:r>
+        <w:rPr>
+          <w:b w:val="0"/>
+        </w:rPr>
+        <w:t xml:space="preserve"> for each feature from </w:t>
+      </w:r>
+      <w:r>
+        <w:rPr>
+          <w:b/>
+        </w:rPr>
+        <w:t>training</w:t>
+      </w:r>
+      <w:r>
+        <w:rPr>
+          <w:b w:val="0"/>
+        </w:rPr>
+        <w:t xml:space="preserve"> only, then reuse them for every example.</w:t>
       </w:r>
     </w:p>
     <w:p>
@@ -879,22 +1970,407 @@
         <w:pStyle w:val="Heading3"/>
       </w:pPr>
       <w:r>
+        <w:t>Apply the connected idea: Scaling without leakage · 4</w:t>
+      </w:r>
+    </w:p>
+    <w:p>
+      <w:pPr>
+        <w:spacing w:line="336" w:lineRule="auto" w:after="180"/>
+      </w:pPr>
+      <w:r>
+        <w:rPr>
+          <w:b w:val="0"/>
+        </w:rPr>
+        <w:t xml:space="preserve">These fictional trips have a distance reading in cm, a brightness reading in sensor units and a reviewed lane label. Features are available before </w:t>
+      </w:r>
+      <w:r>
+        <w:rPr>
+          <w:b/>
+        </w:rPr>
+        <w:t>prediction</w:t>
+      </w:r>
+      <w:r>
+        <w:rPr>
+          <w:b w:val="0"/>
+        </w:rPr>
+        <w:t xml:space="preserve">; labels are separate </w:t>
+      </w:r>
+      <w:r>
+        <w:rPr>
+          <w:b/>
+        </w:rPr>
+        <w:t>evidence</w:t>
+      </w:r>
+      <w:r>
+        <w:rPr>
+          <w:b w:val="0"/>
+        </w:rPr>
+        <w:t>.</w:t>
+      </w:r>
+    </w:p>
+    <w:p>
+      <w:pPr>
+        <w:spacing w:line="336" w:lineRule="auto" w:after="180"/>
+      </w:pPr>
+      <w:r>
+        <w:rPr>
+          <w:b w:val="0"/>
+        </w:rPr>
+        <w:t xml:space="preserve">Related trips have already been </w:t>
+      </w:r>
+      <w:r>
+        <w:rPr>
+          <w:b/>
+        </w:rPr>
+        <w:t>group</w:t>
+      </w:r>
+      <w:r>
+        <w:rPr>
+          <w:b w:val="0"/>
+        </w:rPr>
+        <w:t>ed before splitting. For this exercise use k=1, add absolute differences across the two features, and break equal distances by alphabetical ID.</w:t>
+      </w:r>
+    </w:p>
+    <w:p>
+      <w:pPr>
+        <w:pStyle w:val="Heading3"/>
+      </w:pPr>
+      <w:r>
+        <w:t>Apply the connected idea: Scaling without leakage · 5</w:t>
+      </w:r>
+    </w:p>
+    <w:p>
+      <w:pPr>
+        <w:spacing w:line="336" w:lineRule="auto" w:after="180"/>
+      </w:pPr>
+      <w:r>
+        <w:rPr>
+          <w:b w:val="0"/>
+        </w:rPr>
+        <w:t xml:space="preserve">For query (11,120), raw distances to A,B,C are 1+80=81, 9+20=29 and 9+80=89. B wins and predicts blocked. Adding these different units is an unscaled numerical choice; the large brightness </w:t>
+      </w:r>
+      <w:r>
+        <w:rPr>
+          <w:b/>
+        </w:rPr>
+        <w:t>range</w:t>
+      </w:r>
+      <w:r>
+        <w:rPr>
+          <w:b w:val="0"/>
+        </w:rPr>
+        <w:t xml:space="preserve"> strongly affects it.</w:t>
+      </w:r>
+    </w:p>
+    <w:p>
+      <w:pPr>
+        <w:spacing w:line="336" w:lineRule="auto" w:after="180"/>
+      </w:pPr>
+      <w:r>
+        <w:rPr>
+          <w:b w:val="0"/>
+        </w:rPr>
+        <w:t>Scaling offers another explicit distance choice, not proof of which features matter.</w:t>
+      </w:r>
+    </w:p>
+    <w:p>
+      <w:pPr>
+        <w:pStyle w:val="Heading3"/>
+      </w:pPr>
+      <w:r>
+        <w:t>Apply the connected idea: Scaling without leakage · 6</w:t>
+      </w:r>
+    </w:p>
+    <w:p>
+      <w:pPr>
+        <w:spacing w:line="336" w:lineRule="auto" w:after="180"/>
+      </w:pPr>
+      <w:r>
+        <w:rPr>
+          <w:b w:val="0"/>
+        </w:rPr>
+        <w:t xml:space="preserve">For each feature use scaled value = (value minus </w:t>
+      </w:r>
+      <w:r>
+        <w:rPr>
+          <w:b/>
+        </w:rPr>
+        <w:t>training</w:t>
+      </w:r>
+      <w:r>
+        <w:rPr>
+          <w:b w:val="0"/>
+        </w:rPr>
+        <w:t xml:space="preserve"> minimum) divided by </w:t>
+      </w:r>
+      <w:r>
+        <w:rPr>
+          <w:b/>
+        </w:rPr>
+        <w:t>training</w:t>
+      </w:r>
+      <w:r>
+        <w:rPr>
+          <w:b w:val="0"/>
+        </w:rPr>
+        <w:t xml:space="preserve"> </w:t>
+      </w:r>
+      <w:r>
+        <w:rPr>
+          <w:b/>
+        </w:rPr>
+        <w:t>range</w:t>
+      </w:r>
+      <w:r>
+        <w:rPr>
+          <w:b w:val="0"/>
+        </w:rPr>
+        <w:t xml:space="preserve">. </w:t>
+      </w:r>
+      <w:r>
+        <w:rPr>
+          <w:b/>
+        </w:rPr>
+        <w:t>range</w:t>
+      </w:r>
+      <w:r>
+        <w:rPr>
+          <w:b w:val="0"/>
+        </w:rPr>
+        <w:t>(2) visits feature positions 0 and 1.</w:t>
+      </w:r>
+    </w:p>
+    <w:p>
+      <w:pPr>
+        <w:spacing w:line="336" w:lineRule="auto" w:after="180"/>
+      </w:pPr>
+      <w:r>
+        <w:rPr>
+          <w:b w:val="0"/>
+        </w:rPr>
+        <w:t>The code prints [10, 100] [10, 100], then [(0.0, 1.0), (1.0, 0.0), (1.0, 1.0)], then (0.1, 0.2). Each minimum becomes 0 and each maximum becomes 1.</w:t>
+      </w:r>
+    </w:p>
+    <w:p>
+      <w:pPr>
+        <w:pStyle w:val="Heading3"/>
+      </w:pPr>
+      <w:r>
+        <w:t>Apply the connected idea: Scaling without leakage · 7</w:t>
+      </w:r>
+    </w:p>
+    <w:p>
+      <w:pPr>
+        <w:spacing w:line="336" w:lineRule="auto" w:after="180"/>
+      </w:pPr>
+      <w:r>
+        <w:rPr>
+          <w:b w:val="0"/>
+        </w:rPr>
+        <w:t xml:space="preserve">The first calculations fit low and span from train. </w:t>
+      </w:r>
+      <w:r>
+        <w:rPr>
+          <w:b/>
+        </w:rPr>
+        <w:t>transform</w:t>
+      </w:r>
+      <w:r>
+        <w:rPr>
+          <w:b w:val="0"/>
+        </w:rPr>
+        <w:t xml:space="preserve"> uses those stored values without learning new ones. The code assumes nonempty </w:t>
+      </w:r>
+      <w:r>
+        <w:rPr>
+          <w:b/>
+        </w:rPr>
+        <w:t>training</w:t>
+      </w:r>
+      <w:r>
+        <w:rPr>
+          <w:b w:val="0"/>
+        </w:rPr>
+        <w:t xml:space="preserve"> rows with exactly two finite numeric features; it does not check all </w:t>
+      </w:r>
+      <w:r>
+        <w:rPr>
+          <w:b/>
+        </w:rPr>
+        <w:t>input</w:t>
+      </w:r>
+      <w:r>
+        <w:rPr>
+          <w:b w:val="0"/>
+        </w:rPr>
+        <w:t>s.</w:t>
+      </w:r>
+    </w:p>
+    <w:p>
+      <w:pPr>
+        <w:spacing w:line="336" w:lineRule="auto" w:after="180"/>
+      </w:pPr>
+      <w:r>
+        <w:rPr>
+          <w:b w:val="0"/>
+        </w:rPr>
+        <w:t>Its explicit zero-</w:t>
+      </w:r>
+      <w:r>
+        <w:rPr>
+          <w:b/>
+        </w:rPr>
+        <w:t>range</w:t>
+      </w:r>
+      <w:r>
+        <w:rPr>
+          <w:b w:val="0"/>
+        </w:rPr>
+        <w:t xml:space="preserve"> guard stops division by zero so a constant feature can be reviewed. This is a classroom policy, not a claim that every library stops this way.</w:t>
+      </w:r>
+    </w:p>
+    <w:p>
+      <w:pPr>
+        <w:pStyle w:val="Heading3"/>
+      </w:pPr>
+      <w:r>
+        <w:t>Apply the connected idea: Scaling without leakage · 8</w:t>
+      </w:r>
+    </w:p>
+    <w:p>
+      <w:pPr>
+        <w:spacing w:line="336" w:lineRule="auto" w:after="180"/>
+      </w:pPr>
+      <w:r>
+        <w:rPr>
+          <w:b w:val="0"/>
+        </w:rPr>
+        <w:t xml:space="preserve">Guided: raw distances A,B,C are 81,29,89 so B predicts blocked; scaled distances are 0.9,1.1,1.7 so A predicts clear. Keep minima (10,100), </w:t>
+      </w:r>
+      <w:r>
+        <w:rPr>
+          <w:b/>
+        </w:rPr>
+        <w:t>range</w:t>
+      </w:r>
+      <w:r>
+        <w:rPr>
+          <w:b w:val="0"/>
+        </w:rPr>
+        <w:t>s (10,100), feature order and method settings fixed.</w:t>
+      </w:r>
+    </w:p>
+    <w:p>
+      <w:pPr>
+        <w:spacing w:line="336" w:lineRule="auto" w:after="180"/>
+      </w:pPr>
+      <w:r>
+        <w:rPr>
+          <w:b w:val="0"/>
+        </w:rPr>
+        <w:t xml:space="preserve">Exit: even unlabelled evaluation features affected the fitted </w:t>
+      </w:r>
+      <w:r>
+        <w:rPr>
+          <w:b/>
+        </w:rPr>
+        <w:t>transform</w:t>
+      </w:r>
+      <w:r>
+        <w:rPr>
+          <w:b w:val="0"/>
+        </w:rPr>
+        <w:t xml:space="preserve">ation. Split first, fit minima and </w:t>
+      </w:r>
+      <w:r>
+        <w:rPr>
+          <w:b/>
+        </w:rPr>
+        <w:t>range</w:t>
+      </w:r>
+      <w:r>
+        <w:rPr>
+          <w:b w:val="0"/>
+        </w:rPr>
+        <w:t xml:space="preserve">s on </w:t>
+      </w:r>
+      <w:r>
+        <w:rPr>
+          <w:b/>
+        </w:rPr>
+        <w:t>training</w:t>
+      </w:r>
+      <w:r>
+        <w:rPr>
+          <w:b w:val="0"/>
+        </w:rPr>
+        <w:t xml:space="preserve">, </w:t>
+      </w:r>
+      <w:r>
+        <w:rPr>
+          <w:b/>
+        </w:rPr>
+        <w:t>transform</w:t>
+      </w:r>
+      <w:r>
+        <w:rPr>
+          <w:b w:val="0"/>
+        </w:rPr>
+        <w:t xml:space="preserve"> every split with those values, then evaluate frozen </w:t>
+      </w:r>
+      <w:r>
+        <w:rPr>
+          <w:b/>
+        </w:rPr>
+        <w:t>prediction</w:t>
+      </w:r>
+      <w:r>
+        <w:rPr>
+          <w:b w:val="0"/>
+        </w:rPr>
+        <w:t>s.</w:t>
+      </w:r>
+    </w:p>
+    <w:p>
+      <w:pPr>
+        <w:pStyle w:val="Heading3"/>
+      </w:pPr>
+      <w:r>
         <w:t>Model the reasoning aloud</w:t>
       </w:r>
     </w:p>
     <w:p>
-      <w:r>
-        <w:t>Use the complete worked example below before asking learners to complete W2. Reveal a small part, invite a prediction, then explain the deciding step. These teacher notes contain solutions; do not reveal the independent case answer during modelling.</w:t>
-      </w:r>
-    </w:p>
-    <w:p>
-      <w:r>
-        <w:t>Suppose A1 and A2 are in training while A3 is in test. The frame IDs differ, but A appears in both sets. Shuffling the rows does not remove this relationship. For our new-trip claim, move all A frames to one chosen role and record the revised assignment before evaluating a model. Do not copy A3 into both roles.</w:t>
-      </w:r>
-    </w:p>
-    <w:p>
-      <w:r>
-        <w:t>Audit that every source frame occurs exactly once, no group crosses roles and the assigned counts sum to the source count. In our worked plan the row counts are six training, two validation and four test: twelve total. A fixed random seed can reproduce a random split, but it cannot make a flawed grouping choice fair.</w:t>
+      <w:pPr>
+        <w:spacing w:line="336" w:lineRule="auto" w:after="180"/>
+      </w:pPr>
+      <w:r>
+        <w:rPr>
+          <w:b w:val="0"/>
+        </w:rPr>
+        <w:t xml:space="preserve">Use the complete worked example below before asking learners to complete W2. Reveal a small part, invite a </w:t>
+      </w:r>
+      <w:r>
+        <w:rPr>
+          <w:b/>
+        </w:rPr>
+        <w:t>prediction</w:t>
+      </w:r>
+      <w:r>
+        <w:rPr>
+          <w:b w:val="0"/>
+        </w:rPr>
+        <w:t>, then explain the deciding step.</w:t>
+      </w:r>
+    </w:p>
+    <w:p>
+      <w:pPr>
+        <w:spacing w:line="336" w:lineRule="auto" w:after="180"/>
+      </w:pPr>
+      <w:r>
+        <w:rPr>
+          <w:b w:val="0"/>
+        </w:rPr>
+        <w:t>These teacher notes contain solutions; do not reveal the independent case answer during modelling.</w:t>
       </w:r>
     </w:p>
     <w:p>
@@ -902,6 +2378,114 @@
         <w:pStyle w:val="Heading3"/>
       </w:pPr>
       <w:r>
+        <w:t>Model the reasoning aloud · 9</w:t>
+      </w:r>
+    </w:p>
+    <w:p>
+      <w:pPr>
+        <w:spacing w:line="336" w:lineRule="auto" w:after="180"/>
+      </w:pPr>
+      <w:r>
+        <w:rPr>
+          <w:b w:val="0"/>
+        </w:rPr>
+        <w:t xml:space="preserve">Suppose A1 and A2 are in </w:t>
+      </w:r>
+      <w:r>
+        <w:rPr>
+          <w:b/>
+        </w:rPr>
+        <w:t>training</w:t>
+      </w:r>
+      <w:r>
+        <w:rPr>
+          <w:b w:val="0"/>
+        </w:rPr>
+        <w:t xml:space="preserve"> while A3 is in test. The frame IDs differ, but A appears in both sets. Shuffling the rows does not remove this relationship.</w:t>
+      </w:r>
+    </w:p>
+    <w:p>
+      <w:pPr>
+        <w:spacing w:line="336" w:lineRule="auto" w:after="180"/>
+      </w:pPr>
+      <w:r>
+        <w:rPr>
+          <w:b w:val="0"/>
+        </w:rPr>
+        <w:t>For our new-trip claim, move all A frames to one chosen role and record the revised assignment before evaluating a model. Do not copy A3 into both roles.</w:t>
+      </w:r>
+    </w:p>
+    <w:p>
+      <w:pPr>
+        <w:pStyle w:val="Heading3"/>
+      </w:pPr>
+      <w:r>
+        <w:t>Model the reasoning aloud · 10</w:t>
+      </w:r>
+    </w:p>
+    <w:p>
+      <w:pPr>
+        <w:spacing w:line="336" w:lineRule="auto" w:after="180"/>
+      </w:pPr>
+      <w:r>
+        <w:rPr>
+          <w:b w:val="0"/>
+        </w:rPr>
+        <w:t xml:space="preserve">Audit that every source frame occurs exactly once, no </w:t>
+      </w:r>
+      <w:r>
+        <w:rPr>
+          <w:b/>
+        </w:rPr>
+        <w:t>group</w:t>
+      </w:r>
+      <w:r>
+        <w:rPr>
+          <w:b w:val="0"/>
+        </w:rPr>
+        <w:t xml:space="preserve"> crosses roles and the assigned counts sum to the source count. In our worked plan the row counts are six </w:t>
+      </w:r>
+      <w:r>
+        <w:rPr>
+          <w:b/>
+        </w:rPr>
+        <w:t>training</w:t>
+      </w:r>
+      <w:r>
+        <w:rPr>
+          <w:b w:val="0"/>
+        </w:rPr>
+        <w:t>, two validation and four test: twelve total.</w:t>
+      </w:r>
+    </w:p>
+    <w:p>
+      <w:pPr>
+        <w:spacing w:line="336" w:lineRule="auto" w:after="180"/>
+      </w:pPr>
+      <w:r>
+        <w:rPr>
+          <w:b w:val="0"/>
+        </w:rPr>
+        <w:t xml:space="preserve">A fixed random seed can reproduce a random split, but it cannot make a flawed </w:t>
+      </w:r>
+      <w:r>
+        <w:rPr>
+          <w:b/>
+        </w:rPr>
+        <w:t>group</w:t>
+      </w:r>
+      <w:r>
+        <w:rPr>
+          <w:b w:val="0"/>
+        </w:rPr>
+        <w:t>ing choice fair.</w:t>
+      </w:r>
+    </w:p>
+    <w:p>
+      <w:pPr>
+        <w:pStyle w:val="Heading3"/>
+      </w:pPr>
+      <w:r>
         <w:t>A learner moves D2 from validation to training but leaves D1 in validation. Give the new row counts and shared trip ID. Explain why different frame IDs and a fixed seed do not repair the overlap.</w:t>
       </w:r>
     </w:p>
@@ -931,8 +2515,69 @@
       </w:r>
     </w:p>
     <w:p>
-      <w:r>
-        <w:t>A split record names the prediction goal, source version, group definition, exact assignments, row and group counts, date and any random method or seed used. For this hand-assigned example, record that there was no random sampling. Keep label-rule versions and unresolved review statuses traceable as in Week 5.</w:t>
+      <w:pPr>
+        <w:pStyle w:val="Heading3"/>
+      </w:pPr>
+      <w:r>
+        <w:t>Model the reasoning aloud · 11</w:t>
+      </w:r>
+    </w:p>
+    <w:p>
+      <w:pPr>
+        <w:spacing w:line="336" w:lineRule="auto" w:after="180"/>
+      </w:pPr>
+      <w:r>
+        <w:rPr>
+          <w:b w:val="0"/>
+        </w:rPr>
+        <w:t xml:space="preserve">A split record names the </w:t>
+      </w:r>
+      <w:r>
+        <w:rPr>
+          <w:b/>
+        </w:rPr>
+        <w:t>prediction</w:t>
+      </w:r>
+      <w:r>
+        <w:rPr>
+          <w:b w:val="0"/>
+        </w:rPr>
+        <w:t xml:space="preserve"> goal, source version, </w:t>
+      </w:r>
+      <w:r>
+        <w:rPr>
+          <w:b/>
+        </w:rPr>
+        <w:t>group</w:t>
+      </w:r>
+      <w:r>
+        <w:rPr>
+          <w:b w:val="0"/>
+        </w:rPr>
+        <w:t xml:space="preserve"> definition, exact assignments, row and </w:t>
+      </w:r>
+      <w:r>
+        <w:rPr>
+          <w:b/>
+        </w:rPr>
+        <w:t>group</w:t>
+      </w:r>
+      <w:r>
+        <w:rPr>
+          <w:b w:val="0"/>
+        </w:rPr>
+        <w:t xml:space="preserve"> counts, date and any random method or seed used.</w:t>
+      </w:r>
+    </w:p>
+    <w:p>
+      <w:pPr>
+        <w:spacing w:line="336" w:lineRule="auto" w:after="180"/>
+      </w:pPr>
+      <w:r>
+        <w:rPr>
+          <w:b w:val="0"/>
+        </w:rPr>
+        <w:t>For this hand-assigned example, record that there was no random sampling. Keep label-rule versions and unresolved review statuses traceable as in Week 5.</w:t>
       </w:r>
     </w:p>
     <w:tbl>
@@ -1038,7 +2683,13 @@
       </w:tr>
     </w:tbl>
     <w:p>
-      <w:r>
+      <w:pPr>
+        <w:spacing w:line="336" w:lineRule="auto" w:after="180"/>
+      </w:pPr>
+      <w:r>
+        <w:rPr>
+          <w:b w:val="0"/>
+        </w:rPr>
         <w:t>Use the diagram and verbal explanation together. Ask learners to match a sentence to a specific visual step; do not assign learners fixed visual or auditory learning styles.</w:t>
       </w:r>
     </w:p>
@@ -1051,7 +2702,13 @@
       </w:r>
     </w:p>
     <w:p>
-      <w:r>
+      <w:pPr>
+        <w:spacing w:line="336" w:lineRule="auto" w:after="180"/>
+      </w:pPr>
+      <w:r>
+        <w:rPr>
+          <w:b w:val="0"/>
+        </w:rPr>
         <w:t>Split by plant identity when testing generalisation to new plants.</w:t>
       </w:r>
     </w:p>
@@ -1064,13 +2721,55 @@
       </w:r>
     </w:p>
     <w:p>
-      <w:r>
+      <w:pPr>
+        <w:pStyle w:val="Heading3"/>
+      </w:pPr>
+      <w:r>
+        <w:t>Supplied facts</w:t>
+      </w:r>
+    </w:p>
+    <w:p>
+      <w:pPr>
+        <w:spacing w:line="336" w:lineRule="auto" w:after="180"/>
+        <w:shd w:fill="F1F6FC"/>
+      </w:pPr>
+      <w:r>
+        <w:rPr>
+          <w:b w:val="0"/>
+        </w:rPr>
         <w:t>Plants Cedar, Elm and Fir each have three views. Aim: recognise previously unseen plants. Plan: Cedar and Elm train; Fir final test.</w:t>
       </w:r>
     </w:p>
     <w:p>
-      <w:r>
-        <w:t>All inputs and outcomes in this worked example are invented classroom data; no real model run is claimed.</w:t>
+      <w:pPr>
+        <w:pStyle w:val="Heading3"/>
+      </w:pPr>
+      <w:r>
+        <w:t>Supplied facts</w:t>
+      </w:r>
+    </w:p>
+    <w:p>
+      <w:pPr>
+        <w:spacing w:line="336" w:lineRule="auto" w:after="180"/>
+        <w:shd w:fill="F1F6FC"/>
+      </w:pPr>
+      <w:r>
+        <w:rPr>
+          <w:b w:val="0"/>
+        </w:rPr>
+        <w:t xml:space="preserve">All </w:t>
+      </w:r>
+      <w:r>
+        <w:rPr>
+          <w:b/>
+        </w:rPr>
+        <w:t>input</w:t>
+      </w:r>
+      <w:r>
+        <w:rPr>
+          <w:b w:val="0"/>
+        </w:rPr>
+        <w:t>s and outcomes in this worked example are invented classroom data; no real model run is claimed.</w:t>
       </w:r>
     </w:p>
     <w:p>
@@ -1269,57 +2968,247 @@
       </w:r>
     </w:p>
     <w:p>
-      <w:r>
-        <w:t>Read the picture in order. The final test probes one unseen plant, not three independent plants. The arrows show which recorded input or intermediate result each decision uses. Explain the deciding step aloud before checking the changed case; pointing to the final answer alone does not show how it follows.</w:t>
-      </w:r>
-    </w:p>
-    <w:p>
       <w:pPr>
         <w:pStyle w:val="Heading3"/>
       </w:pPr>
       <w:r>
+        <w:t>Why the result follows</w:t>
+      </w:r>
+    </w:p>
+    <w:p>
+      <w:pPr>
+        <w:spacing w:line="336" w:lineRule="auto" w:after="180"/>
+        <w:shd w:fill="F1F6FC"/>
+      </w:pPr>
+      <w:r>
+        <w:rPr>
+          <w:b w:val="0"/>
+        </w:rPr>
+        <w:t xml:space="preserve">Read the picture in order. The final test probes one unseen plant, not three independent plants. The arrows show which recorded </w:t>
+      </w:r>
+      <w:r>
+        <w:rPr>
+          <w:b/>
+        </w:rPr>
+        <w:t>input</w:t>
+      </w:r>
+      <w:r>
+        <w:rPr>
+          <w:b w:val="0"/>
+        </w:rPr>
+        <w:t xml:space="preserve"> or intermediate result each decision uses.</w:t>
+      </w:r>
+    </w:p>
+    <w:p>
+      <w:pPr>
+        <w:spacing w:line="336" w:lineRule="auto" w:after="180"/>
+        <w:shd w:fill="F1F6FC"/>
+      </w:pPr>
+      <w:r>
+        <w:rPr>
+          <w:b w:val="0"/>
+        </w:rPr>
+        <w:t>Explain the deciding step aloud before checking the changed case; pointing to the final answer alone does not show how it follows.</w:t>
+      </w:r>
+    </w:p>
+    <w:p>
+      <w:pPr>
+        <w:pStyle w:val="Heading3"/>
+      </w:pPr>
+      <w:r>
         <w:t>What this example does not establish</w:t>
       </w:r>
     </w:p>
     <w:p>
-      <w:r>
-        <w:t>A correct group split still needs enough representative plants; this tiny exercise is not a reliable population estimate.</w:t>
-      </w:r>
-    </w:p>
-    <w:p>
       <w:pPr>
         <w:pStyle w:val="Heading3"/>
       </w:pPr>
       <w:r>
+        <w:t>Keep the stated limit</w:t>
+      </w:r>
+    </w:p>
+    <w:p>
+      <w:pPr>
+        <w:spacing w:line="336" w:lineRule="auto" w:after="180"/>
+        <w:shd w:fill="FFF5E6"/>
+      </w:pPr>
+      <w:r>
+        <w:rPr>
+          <w:b w:val="0"/>
+        </w:rPr>
+        <w:t xml:space="preserve">A correct </w:t>
+      </w:r>
+      <w:r>
+        <w:rPr>
+          <w:b/>
+        </w:rPr>
+        <w:t>group</w:t>
+      </w:r>
+      <w:r>
+        <w:rPr>
+          <w:b w:val="0"/>
+        </w:rPr>
+        <w:t xml:space="preserve"> split still needs enough representative plants; this tiny exercise is not a reliable population estimate.</w:t>
+      </w:r>
+    </w:p>
+    <w:p>
+      <w:pPr>
+        <w:pStyle w:val="Heading3"/>
+      </w:pPr>
+      <w:r>
         <w:t>Change one thing in the pictured case</w:t>
       </w:r>
     </w:p>
     <w:p>
-      <w:r>
-        <w:t>Change: Move Fir’s first view into training while retaining its other two in test.</w:t>
-      </w:r>
-    </w:p>
-    <w:p>
-      <w:r>
-        <w:t>Prediction: The unseen-plant evaluation is compromised.</w:t>
-      </w:r>
-    </w:p>
-    <w:p>
-      <w:r>
-        <w:t>Reason: Fir’s identity now appears in training; different view IDs do not remove the shared plant relationship.</w:t>
-      </w:r>
-    </w:p>
-    <w:p>
       <w:pPr>
         <w:pStyle w:val="Heading3"/>
       </w:pPr>
       <w:r>
+        <w:t>Change one thing</w:t>
+      </w:r>
+    </w:p>
+    <w:p>
+      <w:pPr>
+        <w:spacing w:line="336" w:lineRule="auto" w:after="180"/>
+        <w:shd w:fill="F5F1FB"/>
+      </w:pPr>
+      <w:r>
+        <w:rPr>
+          <w:b w:val="0"/>
+        </w:rPr>
+        <w:t xml:space="preserve">Change: Move Fir’s first view into </w:t>
+      </w:r>
+      <w:r>
+        <w:rPr>
+          <w:b/>
+        </w:rPr>
+        <w:t>training</w:t>
+      </w:r>
+      <w:r>
+        <w:rPr>
+          <w:b w:val="0"/>
+        </w:rPr>
+        <w:t xml:space="preserve"> while retaining its other two in test.</w:t>
+      </w:r>
+    </w:p>
+    <w:p>
+      <w:pPr>
+        <w:pStyle w:val="Heading3"/>
+      </w:pPr>
+      <w:r>
+        <w:t>Predicted result</w:t>
+      </w:r>
+    </w:p>
+    <w:p>
+      <w:pPr>
+        <w:spacing w:line="336" w:lineRule="auto" w:after="180"/>
+        <w:shd w:fill="F1F6FC"/>
+      </w:pPr>
+      <w:r>
+        <w:rPr>
+          <w:b/>
+        </w:rPr>
+        <w:t>Prediction</w:t>
+      </w:r>
+      <w:r>
+        <w:rPr>
+          <w:b w:val="0"/>
+        </w:rPr>
+        <w:t>: The unseen-plant evaluation is compromised.</w:t>
+      </w:r>
+    </w:p>
+    <w:p>
+      <w:pPr>
+        <w:pStyle w:val="Heading3"/>
+      </w:pPr>
+      <w:r>
+        <w:t>Why the result follows</w:t>
+      </w:r>
+    </w:p>
+    <w:p>
+      <w:pPr>
+        <w:spacing w:line="336" w:lineRule="auto" w:after="180"/>
+        <w:shd w:fill="F1F6FC"/>
+      </w:pPr>
+      <w:r>
+        <w:rPr>
+          <w:b w:val="0"/>
+        </w:rPr>
+        <w:t xml:space="preserve">Reason: Fir’s identity now appears in </w:t>
+      </w:r>
+      <w:r>
+        <w:rPr>
+          <w:b/>
+        </w:rPr>
+        <w:t>training</w:t>
+      </w:r>
+      <w:r>
+        <w:rPr>
+          <w:b w:val="0"/>
+        </w:rPr>
+        <w:t>; different view IDs do not remove the shared plant relationship.</w:t>
+      </w:r>
+    </w:p>
+    <w:p>
+      <w:pPr>
+        <w:pStyle w:val="Heading3"/>
+      </w:pPr>
+      <w:r>
         <w:t>Ask while showing the picture</w:t>
       </w:r>
     </w:p>
     <w:p>
-      <w:r>
-        <w:t>Cover the result. Ask learners to name the inputs and predict the next step. Uncover one step, connect the icon to the actual procedure, and explain its evidence. Then change the supplied condition and compare. The picture is a representation; it does not document execution of a real AI model.</w:t>
+      <w:pPr>
+        <w:pStyle w:val="Heading3"/>
+      </w:pPr>
+      <w:r>
+        <w:t>Ask while showing the picture · 12</w:t>
+      </w:r>
+    </w:p>
+    <w:p>
+      <w:pPr>
+        <w:spacing w:line="336" w:lineRule="auto" w:after="180"/>
+      </w:pPr>
+      <w:r>
+        <w:rPr>
+          <w:b w:val="0"/>
+        </w:rPr>
+        <w:t xml:space="preserve">Cover the result. Ask learners to name the </w:t>
+      </w:r>
+      <w:r>
+        <w:rPr>
+          <w:b/>
+        </w:rPr>
+        <w:t>input</w:t>
+      </w:r>
+      <w:r>
+        <w:rPr>
+          <w:b w:val="0"/>
+        </w:rPr>
+        <w:t xml:space="preserve">s and predict the next step. Uncover one step, connect the icon to the actual procedure, and explain its </w:t>
+      </w:r>
+      <w:r>
+        <w:rPr>
+          <w:b/>
+        </w:rPr>
+        <w:t>evidence</w:t>
+      </w:r>
+      <w:r>
+        <w:rPr>
+          <w:b w:val="0"/>
+        </w:rPr>
+        <w:t>. Then change the supplied condition and compare.</w:t>
+      </w:r>
+    </w:p>
+    <w:p>
+      <w:pPr>
+        <w:spacing w:line="336" w:lineRule="auto" w:after="180"/>
+      </w:pPr>
+      <w:r>
+        <w:rPr>
+          <w:b w:val="0"/>
+        </w:rPr>
+        <w:t>The picture is a representation; it does not document execution of a real AI model.</w:t>
       </w:r>
     </w:p>
     <w:p>
@@ -1331,11 +3220,16 @@
       </w:r>
     </w:p>
     <w:p>
+      <w:r>
+        <w:t>Demonstrate Leakage, reduce support deliberately and check individual reasoning before discussing answers.</w:t>
+      </w:r>
+    </w:p>
+    <w:p>
       <w:pPr>
         <w:pStyle w:val="Heading3"/>
       </w:pPr>
       <w:r>
-        <w:t>Demonstrate and guide practice</w:t>
+        <w:t>Board sequence</w:t>
       </w:r>
     </w:p>
     <w:p>
@@ -1343,55 +3237,233 @@
         <w:pStyle w:val="Heading3"/>
       </w:pPr>
       <w:r>
-        <w:t>Board sequence</w:t>
-      </w:r>
-    </w:p>
-    <w:p>
-      <w:r>
+        <w:t>1. Put the facts on the board</w:t>
+      </w:r>
+    </w:p>
+    <w:p>
+      <w:pPr>
+        <w:spacing w:line="336" w:lineRule="auto" w:after="180"/>
+        <w:shd w:fill="F4F9FC"/>
+      </w:pPr>
+      <w:r>
+        <w:rPr>
+          <w:b w:val="0"/>
+        </w:rPr>
         <w:t>Write the given facts: Ten photos per leaf are randomly split so one leaf appears in train and test.</w:t>
       </w:r>
     </w:p>
     <w:p>
-      <w:r>
-        <w:t>Write the question to explain: Explain and repair leakage.</w:t>
-      </w:r>
-    </w:p>
-    <w:p>
-      <w:r>
-        <w:t>Reveal after predictions: Related views make evaluation familiar. Split by leaf identity before fitting or learned preprocessing; keep all views together.</w:t>
-      </w:r>
-    </w:p>
-    <w:p>
-      <w:r>
-        <w:t>Keep for an independent attempt: A feature records the expert's final species decision, made after the prediction time. Why is this leakage, and what should happen to it?</w:t>
-      </w:r>
-    </w:p>
-    <w:p>
       <w:pPr>
         <w:pStyle w:val="Heading3"/>
       </w:pPr>
       <w:r>
+        <w:t>2. State the decision to explain</w:t>
+      </w:r>
+    </w:p>
+    <w:p>
+      <w:pPr>
+        <w:spacing w:line="336" w:lineRule="auto" w:after="180"/>
+        <w:shd w:fill="F4F9FC"/>
+      </w:pPr>
+      <w:r>
+        <w:rPr>
+          <w:b w:val="0"/>
+        </w:rPr>
+        <w:t xml:space="preserve">Write the question to explain: Explain and repair </w:t>
+      </w:r>
+      <w:r>
+        <w:rPr>
+          <w:b/>
+        </w:rPr>
+        <w:t>leakage</w:t>
+      </w:r>
+      <w:r>
+        <w:rPr>
+          <w:b w:val="0"/>
+        </w:rPr>
+        <w:t>.</w:t>
+      </w:r>
+    </w:p>
+    <w:p>
+      <w:pPr>
+        <w:pStyle w:val="Heading3"/>
+      </w:pPr>
+      <w:r>
+        <w:t>3. Reveal the worked reasoning</w:t>
+      </w:r>
+    </w:p>
+    <w:p>
+      <w:pPr>
+        <w:spacing w:line="336" w:lineRule="auto" w:after="180"/>
+        <w:shd w:fill="F1F6FC"/>
+      </w:pPr>
+      <w:r>
+        <w:rPr>
+          <w:b w:val="0"/>
+        </w:rPr>
+        <w:t xml:space="preserve">Reveal after </w:t>
+      </w:r>
+      <w:r>
+        <w:rPr>
+          <w:b/>
+        </w:rPr>
+        <w:t>prediction</w:t>
+      </w:r>
+      <w:r>
+        <w:rPr>
+          <w:b w:val="0"/>
+        </w:rPr>
+        <w:t xml:space="preserve">s: Related views make evaluation familiar. Split by leaf identity before </w:t>
+      </w:r>
+      <w:r>
+        <w:rPr>
+          <w:b/>
+        </w:rPr>
+        <w:t>fitting</w:t>
+      </w:r>
+      <w:r>
+        <w:rPr>
+          <w:b w:val="0"/>
+        </w:rPr>
+        <w:t xml:space="preserve"> or learned pre</w:t>
+      </w:r>
+      <w:r>
+        <w:rPr>
+          <w:b/>
+        </w:rPr>
+        <w:t>process</w:t>
+      </w:r>
+      <w:r>
+        <w:rPr>
+          <w:b w:val="0"/>
+        </w:rPr>
+        <w:t>ing; keep all views together.</w:t>
+      </w:r>
+    </w:p>
+    <w:p>
+      <w:pPr>
+        <w:pStyle w:val="Heading3"/>
+      </w:pPr>
+      <w:r>
+        <w:t>Hold back the independent task</w:t>
+      </w:r>
+    </w:p>
+    <w:p>
+      <w:pPr>
+        <w:spacing w:line="336" w:lineRule="auto" w:after="180"/>
+        <w:shd w:fill="F5F1FB"/>
+      </w:pPr>
+      <w:r>
+        <w:rPr>
+          <w:b w:val="0"/>
+        </w:rPr>
+        <w:t xml:space="preserve">Keep for an independent attempt: A feature records the expert's final species decision, made after the </w:t>
+      </w:r>
+      <w:r>
+        <w:rPr>
+          <w:b/>
+        </w:rPr>
+        <w:t>prediction time</w:t>
+      </w:r>
+      <w:r>
+        <w:rPr>
+          <w:b w:val="0"/>
+        </w:rPr>
+        <w:t xml:space="preserve">. Why is this </w:t>
+      </w:r>
+      <w:r>
+        <w:rPr>
+          <w:b/>
+        </w:rPr>
+        <w:t>leakage</w:t>
+      </w:r>
+      <w:r>
+        <w:rPr>
+          <w:b w:val="0"/>
+        </w:rPr>
+        <w:t>, and what should happen to it?</w:t>
+      </w:r>
+    </w:p>
+    <w:p>
+      <w:pPr>
+        <w:pStyle w:val="Heading3"/>
+      </w:pPr>
+      <w:r>
         <w:t>Classroom dialogue</w:t>
       </w:r>
     </w:p>
     <w:p>
-      <w:r>
+      <w:pPr>
+        <w:pStyle w:val="Heading3"/>
+      </w:pPr>
+      <w:r>
+        <w:t>Ask the class</w:t>
+      </w:r>
+    </w:p>
+    <w:p>
+      <w:pPr>
+        <w:spacing w:line="336" w:lineRule="auto" w:after="180"/>
+        <w:shd w:fill="F5F1FB"/>
+      </w:pPr>
+      <w:r>
+        <w:rPr>
+          <w:b w:val="0"/>
+        </w:rPr>
         <w:t>Ask: Which facts are given, and which would we have to assume? Learners mark relevant details before discussing answers.</w:t>
       </w:r>
     </w:p>
     <w:p>
-      <w:r>
+      <w:pPr>
+        <w:pStyle w:val="Heading3"/>
+      </w:pPr>
+      <w:r>
+        <w:t>Language to model</w:t>
+      </w:r>
+    </w:p>
+    <w:p>
+      <w:pPr>
+        <w:spacing w:line="336" w:lineRule="auto" w:after="180"/>
+        <w:shd w:fill="F1F6F8"/>
+      </w:pPr>
+      <w:r>
+        <w:rPr>
+          <w:b w:val="0"/>
+        </w:rPr>
         <w:t>Say: Predict first. Show the rule, information path or calculation that would produce the result. A correct guess is not yet an explanation.</w:t>
       </w:r>
     </w:p>
     <w:p>
-      <w:r>
+      <w:pPr>
+        <w:spacing w:line="336" w:lineRule="auto" w:after="180"/>
+      </w:pPr>
+      <w:r>
+        <w:rPr>
+          <w:b w:val="0"/>
+        </w:rPr>
         <w:t>Reveal reasoning one step at a time. Explain why a tempting alternative fails. Write units and denominators for arithmetic, trace conditions for decisions, and identify supporting sources for claims.</w:t>
       </w:r>
     </w:p>
     <w:p>
-      <w:r>
-        <w:t>In pairs, one learner solves while the other checks evidence; exchange roles. Remove the worked answer before independent assessment.</w:t>
+      <w:pPr>
+        <w:spacing w:line="336" w:lineRule="auto" w:after="180"/>
+      </w:pPr>
+      <w:r>
+        <w:rPr>
+          <w:b w:val="0"/>
+        </w:rPr>
+        <w:t xml:space="preserve">In pairs, one learner solves while the other checks </w:t>
+      </w:r>
+      <w:r>
+        <w:rPr>
+          <w:b/>
+        </w:rPr>
+        <w:t>evidence</w:t>
+      </w:r>
+      <w:r>
+        <w:rPr>
+          <w:b w:val="0"/>
+        </w:rPr>
+        <w:t>; exchange roles. Remove the worked answer before independent assessment.</w:t>
       </w:r>
     </w:p>
     <w:p>
@@ -1403,8 +3475,60 @@
       </w:r>
     </w:p>
     <w:p>
-      <w:r>
-        <w:t>Guided: the row counts become 7 training, 1 validation and 4 test. D is shared by training and validation because D1 and D2 are related frames from one trip. Unique frame IDs and a seed do not remove the shared trip. Return D2 to validation to recover the worked plan. Exit: separate trip IDs on one route do not test unseen routes. Hold out whole routes with all their trips, and collect enough routes and relevant conditions for the intended evaluation.</w:t>
+      <w:pPr>
+        <w:spacing w:line="336" w:lineRule="auto" w:after="180"/>
+      </w:pPr>
+      <w:r>
+        <w:rPr>
+          <w:b w:val="0"/>
+        </w:rPr>
+        <w:t xml:space="preserve">Guided: the row counts become 7 </w:t>
+      </w:r>
+      <w:r>
+        <w:rPr>
+          <w:b/>
+        </w:rPr>
+        <w:t>training</w:t>
+      </w:r>
+      <w:r>
+        <w:rPr>
+          <w:b w:val="0"/>
+        </w:rPr>
+        <w:t xml:space="preserve">, 1 validation and 4 test. D is shared by </w:t>
+      </w:r>
+      <w:r>
+        <w:rPr>
+          <w:b/>
+        </w:rPr>
+        <w:t>training</w:t>
+      </w:r>
+      <w:r>
+        <w:rPr>
+          <w:b w:val="0"/>
+        </w:rPr>
+        <w:t xml:space="preserve"> and validation because D1 and D2 are related frames from one trip. Unique frame IDs and a seed do not remove the shared trip.</w:t>
+      </w:r>
+    </w:p>
+    <w:p>
+      <w:pPr>
+        <w:spacing w:line="336" w:lineRule="auto" w:after="180"/>
+      </w:pPr>
+      <w:r>
+        <w:rPr>
+          <w:b w:val="0"/>
+        </w:rPr>
+        <w:t>Return D2 to validation to recover the worked plan. Exit: separate trip IDs on one route do not test unseen routes.</w:t>
+      </w:r>
+    </w:p>
+    <w:p>
+      <w:pPr>
+        <w:spacing w:line="336" w:lineRule="auto" w:after="180"/>
+      </w:pPr>
+      <w:r>
+        <w:rPr>
+          <w:b w:val="0"/>
+        </w:rPr>
+        <w:t>Hold out whole routes with all their trips, and collect enough routes and relevant conditions for the intended evaluation.</w:t>
       </w:r>
     </w:p>
     <w:p>
@@ -1856,41 +3980,155 @@
       </w:r>
     </w:p>
     <w:p>
-      <w:r>
-        <w:t>Completion task: For the worked A through F plan, give training, validation and test counts first in groups and then in rows. Interpret [] from the code and state one problem it cannot detect.</w:t>
-      </w:r>
-    </w:p>
-    <w:p>
-      <w:r>
-        <w:t>Teacher check: Group counts are 3,1,2; row counts are 6,2,4. The empty list means no trip ID overlaps between any pair of the listed sets. The code cannot detect wrong metadata, an omitted frame, a disguised duplicate or an outcome feature.</w:t>
-      </w:r>
-    </w:p>
-    <w:p>
-      <w:r>
-        <w:t>Start by identifying the given inputs together. Leave the intermediate steps blank. If needed, model one step, then withdraw that help on the next step. Move to a full trace only when the partial trace is understood. For partners, alternate explainer and checker; collect a response from every learner before discussion.</w:t>
-      </w:r>
-    </w:p>
-    <w:p>
       <w:pPr>
         <w:pStyle w:val="Heading3"/>
       </w:pPr>
       <w:r>
+        <w:t>Completion practice</w:t>
+      </w:r>
+    </w:p>
+    <w:p>
+      <w:pPr>
+        <w:spacing w:line="336" w:lineRule="auto" w:after="180"/>
+        <w:shd w:fill="F5F1FB"/>
+      </w:pPr>
+      <w:r>
+        <w:rPr>
+          <w:b w:val="0"/>
+        </w:rPr>
+        <w:t xml:space="preserve">Completion task: For the worked A through F plan, give </w:t>
+      </w:r>
+      <w:r>
+        <w:rPr>
+          <w:b/>
+        </w:rPr>
+        <w:t>training</w:t>
+      </w:r>
+      <w:r>
+        <w:rPr>
+          <w:b w:val="0"/>
+        </w:rPr>
+        <w:t xml:space="preserve">, validation and test counts first in </w:t>
+      </w:r>
+      <w:r>
+        <w:rPr>
+          <w:b/>
+        </w:rPr>
+        <w:t>group</w:t>
+      </w:r>
+      <w:r>
+        <w:rPr>
+          <w:b w:val="0"/>
+        </w:rPr>
+        <w:t>s and then in rows. Interpret [] from the code and state one problem it cannot detect.</w:t>
+      </w:r>
+    </w:p>
+    <w:p>
+      <w:pPr>
+        <w:pStyle w:val="Heading3"/>
+      </w:pPr>
+      <w:r>
+        <w:t>Reasoning to listen for</w:t>
+      </w:r>
+    </w:p>
+    <w:p>
+      <w:pPr>
+        <w:spacing w:line="336" w:lineRule="auto" w:after="180"/>
+        <w:shd w:fill="F1F6FC"/>
+      </w:pPr>
+      <w:r>
+        <w:rPr>
+          <w:b w:val="0"/>
+        </w:rPr>
+        <w:t xml:space="preserve">Teacher check: </w:t>
+      </w:r>
+      <w:r>
+        <w:rPr>
+          <w:b/>
+        </w:rPr>
+        <w:t>Group</w:t>
+      </w:r>
+      <w:r>
+        <w:rPr>
+          <w:b w:val="0"/>
+        </w:rPr>
+        <w:t xml:space="preserve"> counts are 3,1,2; row counts are 6,2,4. The empty list means no trip ID overlaps between any pair of the listed sets.</w:t>
+      </w:r>
+    </w:p>
+    <w:p>
+      <w:pPr>
+        <w:spacing w:line="336" w:lineRule="auto" w:after="180"/>
+        <w:shd w:fill="F1F6FC"/>
+      </w:pPr>
+      <w:r>
+        <w:rPr>
+          <w:b w:val="0"/>
+        </w:rPr>
+        <w:t>The code cannot detect wrong metadata, an omitted frame, a disguised duplicate or an outcome feature.</w:t>
+      </w:r>
+    </w:p>
+    <w:p>
+      <w:pPr>
+        <w:spacing w:line="336" w:lineRule="auto" w:after="180"/>
+      </w:pPr>
+      <w:r>
+        <w:rPr>
+          <w:b w:val="0"/>
+        </w:rPr>
+        <w:t xml:space="preserve">Start by identifying the given </w:t>
+      </w:r>
+      <w:r>
+        <w:rPr>
+          <w:b/>
+        </w:rPr>
+        <w:t>input</w:t>
+      </w:r>
+      <w:r>
+        <w:rPr>
+          <w:b w:val="0"/>
+        </w:rPr>
+        <w:t>s together. Leave the intermediate steps blank. If needed, model one step, then withdraw that help on the next step. Move to a full trace only when the partial trace is understood.</w:t>
+      </w:r>
+    </w:p>
+    <w:p>
+      <w:pPr>
+        <w:spacing w:line="336" w:lineRule="auto" w:after="180"/>
+      </w:pPr>
+      <w:r>
+        <w:rPr>
+          <w:b w:val="0"/>
+        </w:rPr>
+        <w:t>For partners, alternate explainer and checker; collect a response from every learner before discussion.</w:t>
+      </w:r>
+    </w:p>
+    <w:p>
+      <w:pPr>
+        <w:pStyle w:val="Heading3"/>
+      </w:pPr>
+      <w:r>
         <w:t>Individual reasoning check</w:t>
       </w:r>
     </w:p>
     <w:p>
-      <w:r>
-        <w:t>Use the worked case for Splits and related examples. Proposed explanation: “Different row IDs mean independent examples”. Decide whether this explanation is supported. Point to the step or supplied fact that decides; explain your repair if needed.</w:t>
-      </w:r>
-    </w:p>
-    <w:p>
-      <w:r>
-        <w:t>Expected correction: Different frames may share a trip or source. Choose group metadata based on the claim and verify it against the source.</w:t>
-      </w:r>
-    </w:p>
-    <w:p>
-      <w:r>
-        <w:t>Collect explanations, not only yes/no votes. If a misunderstanding is common, re-model the relevant step for the class. If it affects a few learners, give a short targeted group explanation while others solve a more demanding variation.</w:t>
+      <w:pPr>
+        <w:spacing w:line="336" w:lineRule="auto" w:after="180"/>
+      </w:pPr>
+      <w:r>
+        <w:rPr>
+          <w:b w:val="0"/>
+        </w:rPr>
+        <w:t>Use the worked case for Splits and related examples. Proposed explanation: “Different row IDs mean independent examples”. Decide whether this explanation is supported.</w:t>
+      </w:r>
+    </w:p>
+    <w:p>
+      <w:pPr>
+        <w:spacing w:line="336" w:lineRule="auto" w:after="180"/>
+      </w:pPr>
+      <w:r>
+        <w:rPr>
+          <w:b w:val="0"/>
+        </w:rPr>
+        <w:t>Point to the step or supplied fact that decides; explain your repair if needed.</w:t>
       </w:r>
     </w:p>
     <w:p>
@@ -1898,41 +4136,300 @@
         <w:pStyle w:val="Heading3"/>
       </w:pPr>
       <w:r>
+        <w:t>Expected repair</w:t>
+      </w:r>
+    </w:p>
+    <w:p>
+      <w:pPr>
+        <w:spacing w:line="336" w:lineRule="auto" w:after="180"/>
+        <w:shd w:fill="F1F6FC"/>
+      </w:pPr>
+      <w:r>
+        <w:rPr>
+          <w:b w:val="0"/>
+        </w:rPr>
+        <w:t xml:space="preserve">Expected correction: Different frames may share a trip or source. Choose </w:t>
+      </w:r>
+      <w:r>
+        <w:rPr>
+          <w:b/>
+        </w:rPr>
+        <w:t>group</w:t>
+      </w:r>
+      <w:r>
+        <w:rPr>
+          <w:b w:val="0"/>
+        </w:rPr>
+        <w:t xml:space="preserve"> metadata based on the claim and verify it against the source.</w:t>
+      </w:r>
+    </w:p>
+    <w:p>
+      <w:pPr>
+        <w:spacing w:line="336" w:lineRule="auto" w:after="180"/>
+      </w:pPr>
+      <w:r>
+        <w:rPr>
+          <w:b w:val="0"/>
+        </w:rPr>
+        <w:t>Collect explanations, not only yes/no votes. If a misunderstanding is common, re-model the relevant step for the class.</w:t>
+      </w:r>
+    </w:p>
+    <w:p>
+      <w:pPr>
+        <w:spacing w:line="336" w:lineRule="auto" w:after="180"/>
+      </w:pPr>
+      <w:r>
+        <w:rPr>
+          <w:b w:val="0"/>
+        </w:rPr>
+        <w:t xml:space="preserve">If it affects a few learners, give a short targeted </w:t>
+      </w:r>
+      <w:r>
+        <w:rPr>
+          <w:b/>
+        </w:rPr>
+        <w:t>group</w:t>
+      </w:r>
+      <w:r>
+        <w:rPr>
+          <w:b w:val="0"/>
+        </w:rPr>
+        <w:t xml:space="preserve"> explanation while others solve a more demanding variation.</w:t>
+      </w:r>
+    </w:p>
+    <w:p>
+      <w:pPr>
+        <w:pStyle w:val="Heading3"/>
+      </w:pPr>
+      <w:r>
         <w:t>Connected teaching cycle: Scaling without leakage</w:t>
       </w:r>
     </w:p>
     <w:p>
-      <w:r>
-        <w:t>Target: Calculate feature scales from training data only</w:t>
-      </w:r>
-    </w:p>
-    <w:p>
-      <w:r>
+      <w:pPr>
+        <w:spacing w:line="336" w:lineRule="auto" w:after="180"/>
+      </w:pPr>
+      <w:r>
+        <w:rPr>
+          <w:b w:val="0"/>
+        </w:rPr>
+        <w:t xml:space="preserve">Target: Calculate feature scales from </w:t>
+      </w:r>
+      <w:r>
+        <w:rPr>
+          <w:b/>
+        </w:rPr>
+        <w:t>training</w:t>
+      </w:r>
+      <w:r>
+        <w:rPr>
+          <w:b w:val="0"/>
+        </w:rPr>
+        <w:t xml:space="preserve"> data only</w:t>
+      </w:r>
+    </w:p>
+    <w:p>
+      <w:pPr>
+        <w:spacing w:line="336" w:lineRule="auto" w:after="180"/>
+      </w:pPr>
+      <w:r>
+        <w:rPr>
+          <w:b w:val="0"/>
+        </w:rPr>
         <w:t>Reserve further sessions for this topic; the 135-minute primary plan does not absorb all added content.</w:t>
       </w:r>
     </w:p>
     <w:p>
-      <w:r>
-        <w:t>Completion practice: For query (11,120), calculate raw and scaled distances to A,B,C. Give both k=1 predictions. Does this prove that scaling always improves predictions?</w:t>
-      </w:r>
-    </w:p>
-    <w:p>
-      <w:r>
-        <w:t>Teacher check: Raw distances 81,29,89 select B blocked. Scaled distances 0.9,1.1,1.7 select A clear. The feature contributions changed. This single changed prediction does not establish better performance; evaluate separately and report limits.</w:t>
-      </w:r>
-    </w:p>
-    <w:p>
-      <w:r>
-        <w:t>Individual check: For Scaling without leakage, use its worked case to evaluate this proposed explanation: “Every transformed value must lie between 0 and 1”. Explain the deciding step.</w:t>
-      </w:r>
-    </w:p>
-    <w:p>
-      <w:r>
-        <w:t>Expected correction: Only the fitted training range maps to 0 through 1. New values outside that range can transform below 0 or above 1.</w:t>
-      </w:r>
-    </w:p>
-    <w:p>
-      <w:r>
+      <w:pPr>
+        <w:spacing w:line="336" w:lineRule="auto" w:after="180"/>
+        <w:shd w:fill="F5F1FB"/>
+      </w:pPr>
+      <w:r>
+        <w:rPr>
+          <w:b w:val="0"/>
+        </w:rPr>
+        <w:t xml:space="preserve">Completion practice: For query (11,120), calculate raw and scaled distances to A,B,C. Give both k=1 </w:t>
+      </w:r>
+      <w:r>
+        <w:rPr>
+          <w:b/>
+        </w:rPr>
+        <w:t>prediction</w:t>
+      </w:r>
+      <w:r>
+        <w:rPr>
+          <w:b w:val="0"/>
+        </w:rPr>
+        <w:t xml:space="preserve">s. Does this prove that scaling always improves </w:t>
+      </w:r>
+      <w:r>
+        <w:rPr>
+          <w:b/>
+        </w:rPr>
+        <w:t>prediction</w:t>
+      </w:r>
+      <w:r>
+        <w:rPr>
+          <w:b w:val="0"/>
+        </w:rPr>
+        <w:t>s?</w:t>
+      </w:r>
+    </w:p>
+    <w:p>
+      <w:pPr>
+        <w:pStyle w:val="Heading3"/>
+      </w:pPr>
+      <w:r>
+        <w:t>Reasoning to listen for</w:t>
+      </w:r>
+    </w:p>
+    <w:p>
+      <w:pPr>
+        <w:spacing w:line="336" w:lineRule="auto" w:after="180"/>
+        <w:shd w:fill="F1F6FC"/>
+      </w:pPr>
+      <w:r>
+        <w:rPr>
+          <w:b w:val="0"/>
+        </w:rPr>
+        <w:t>Teacher check: Raw distances 81,29,89 select B blocked. Scaled distances 0.9,1.1,1.7 select A clear. The feature contributions changed.</w:t>
+      </w:r>
+    </w:p>
+    <w:p>
+      <w:pPr>
+        <w:spacing w:line="336" w:lineRule="auto" w:after="180"/>
+        <w:shd w:fill="F1F6FC"/>
+      </w:pPr>
+      <w:r>
+        <w:rPr>
+          <w:b w:val="0"/>
+        </w:rPr>
+        <w:t xml:space="preserve">This single changed </w:t>
+      </w:r>
+      <w:r>
+        <w:rPr>
+          <w:b/>
+        </w:rPr>
+        <w:t>prediction</w:t>
+      </w:r>
+      <w:r>
+        <w:rPr>
+          <w:b w:val="0"/>
+        </w:rPr>
+        <w:t xml:space="preserve"> does not establish better performance; evaluate separately and report limits.</w:t>
+      </w:r>
+    </w:p>
+    <w:p>
+      <w:pPr>
+        <w:spacing w:line="336" w:lineRule="auto" w:after="180"/>
+      </w:pPr>
+      <w:r>
+        <w:rPr>
+          <w:b w:val="0"/>
+        </w:rPr>
+        <w:t xml:space="preserve">Individual check: For Scaling without </w:t>
+      </w:r>
+      <w:r>
+        <w:rPr>
+          <w:b/>
+        </w:rPr>
+        <w:t>leakage</w:t>
+      </w:r>
+      <w:r>
+        <w:rPr>
+          <w:b w:val="0"/>
+        </w:rPr>
+        <w:t xml:space="preserve">, use its worked case to evaluate this proposed explanation: “Every </w:t>
+      </w:r>
+      <w:r>
+        <w:rPr>
+          <w:b/>
+        </w:rPr>
+        <w:t>transform</w:t>
+      </w:r>
+      <w:r>
+        <w:rPr>
+          <w:b w:val="0"/>
+        </w:rPr>
+        <w:t>ed value must lie between 0 and 1”. Explain the deciding step.</w:t>
+      </w:r>
+    </w:p>
+    <w:p>
+      <w:pPr>
+        <w:pStyle w:val="Heading3"/>
+      </w:pPr>
+      <w:r>
+        <w:t>Expected repair</w:t>
+      </w:r>
+    </w:p>
+    <w:p>
+      <w:pPr>
+        <w:spacing w:line="336" w:lineRule="auto" w:after="180"/>
+        <w:shd w:fill="F1F6FC"/>
+      </w:pPr>
+      <w:r>
+        <w:rPr>
+          <w:b w:val="0"/>
+        </w:rPr>
+        <w:t xml:space="preserve">Expected correction: Only the fitted </w:t>
+      </w:r>
+      <w:r>
+        <w:rPr>
+          <w:b/>
+        </w:rPr>
+        <w:t>training</w:t>
+      </w:r>
+      <w:r>
+        <w:rPr>
+          <w:b w:val="0"/>
+        </w:rPr>
+        <w:t xml:space="preserve"> </w:t>
+      </w:r>
+      <w:r>
+        <w:rPr>
+          <w:b/>
+        </w:rPr>
+        <w:t>range</w:t>
+      </w:r>
+      <w:r>
+        <w:rPr>
+          <w:b w:val="0"/>
+        </w:rPr>
+        <w:t xml:space="preserve"> maps to 0 through 1. New values outside that </w:t>
+      </w:r>
+      <w:r>
+        <w:rPr>
+          <w:b/>
+        </w:rPr>
+        <w:t>range</w:t>
+      </w:r>
+      <w:r>
+        <w:rPr>
+          <w:b w:val="0"/>
+        </w:rPr>
+        <w:t xml:space="preserve"> can </w:t>
+      </w:r>
+      <w:r>
+        <w:rPr>
+          <w:b/>
+        </w:rPr>
+        <w:t>transform</w:t>
+      </w:r>
+      <w:r>
+        <w:rPr>
+          <w:b w:val="0"/>
+        </w:rPr>
+        <w:t xml:space="preserve"> below 0 or above 1.</w:t>
+      </w:r>
+    </w:p>
+    <w:p>
+      <w:pPr>
+        <w:spacing w:line="336" w:lineRule="auto" w:after="180"/>
+      </w:pPr>
+      <w:r>
+        <w:rPr>
+          <w:b w:val="0"/>
+        </w:rPr>
         <w:t>Apply the same support, independent transfer and delayed-review decisions to the named connected-topic workbook tasks.</w:t>
       </w:r>
     </w:p>
@@ -1945,8 +4442,26 @@
       </w:r>
     </w:p>
     <w:p>
-      <w:r>
-        <w:t>How many independently new plant identities are in the original test? Point to the relevant step in the picture, then write the changed result and the rule or evidence that supports it.</w:t>
+      <w:pPr>
+        <w:spacing w:line="336" w:lineRule="auto" w:after="180"/>
+      </w:pPr>
+      <w:r>
+        <w:rPr>
+          <w:b w:val="0"/>
+        </w:rPr>
+        <w:t xml:space="preserve">How many independently new plant identities are in the original test? Point to the relevant step in the picture, then write the changed result and the rule or </w:t>
+      </w:r>
+      <w:r>
+        <w:rPr>
+          <w:b/>
+        </w:rPr>
+        <w:t>evidence</w:t>
+      </w:r>
+      <w:r>
+        <w:rPr>
+          <w:b w:val="0"/>
+        </w:rPr>
+        <w:t xml:space="preserve"> that supports it.</w:t>
       </w:r>
     </w:p>
     <w:p>
@@ -1958,18 +4473,95 @@
       </w:r>
     </w:p>
     <w:p>
-      <w:r>
-        <w:t>One: Fir. Its three photos are related views, so report both photo count 3 and plant count 1. Changed-case check: The unseen-plant evaluation is compromised. Fir’s identity now appears in training; different view IDs do not remove the shared plant relationship.</w:t>
-      </w:r>
-    </w:p>
-    <w:p>
-      <w:r>
-        <w:t>Changed-case reasoning: The unseen-plant evaluation is compromised. Fir’s identity now appears in training; different view IDs do not remove the shared plant relationship.</w:t>
-      </w:r>
-    </w:p>
-    <w:p>
-      <w:r>
-        <w:t>Collect each learner’s explanation before discussion. Use the first missing connection between input, deciding step and result to choose support. This question is worked-case practice, not fresh mastery evidence.</w:t>
+      <w:pPr>
+        <w:spacing w:line="336" w:lineRule="auto" w:after="180"/>
+      </w:pPr>
+      <w:r>
+        <w:rPr>
+          <w:b w:val="0"/>
+        </w:rPr>
+        <w:t>One: Fir. Its three photos are related views, so report both photo count 3 and plant count 1. Changed-case check: The unseen-plant evaluation is compromised.</w:t>
+      </w:r>
+    </w:p>
+    <w:p>
+      <w:pPr>
+        <w:spacing w:line="336" w:lineRule="auto" w:after="180"/>
+      </w:pPr>
+      <w:r>
+        <w:rPr>
+          <w:b w:val="0"/>
+        </w:rPr>
+        <w:t xml:space="preserve">Fir’s identity now appears in </w:t>
+      </w:r>
+      <w:r>
+        <w:rPr>
+          <w:b/>
+        </w:rPr>
+        <w:t>training</w:t>
+      </w:r>
+      <w:r>
+        <w:rPr>
+          <w:b w:val="0"/>
+        </w:rPr>
+        <w:t>; different view IDs do not remove the shared plant relationship.</w:t>
+      </w:r>
+    </w:p>
+    <w:p>
+      <w:pPr>
+        <w:spacing w:line="336" w:lineRule="auto" w:after="180"/>
+      </w:pPr>
+      <w:r>
+        <w:rPr>
+          <w:b w:val="0"/>
+        </w:rPr>
+        <w:t xml:space="preserve">Changed-case reasoning: The unseen-plant evaluation is compromised. Fir’s identity now appears in </w:t>
+      </w:r>
+      <w:r>
+        <w:rPr>
+          <w:b/>
+        </w:rPr>
+        <w:t>training</w:t>
+      </w:r>
+      <w:r>
+        <w:rPr>
+          <w:b w:val="0"/>
+        </w:rPr>
+        <w:t>; different view IDs do not remove the shared plant relationship.</w:t>
+      </w:r>
+    </w:p>
+    <w:p>
+      <w:pPr>
+        <w:spacing w:line="336" w:lineRule="auto" w:after="180"/>
+      </w:pPr>
+      <w:r>
+        <w:rPr>
+          <w:b w:val="0"/>
+        </w:rPr>
+        <w:t xml:space="preserve">Collect each learner’s explanation before discussion. Use the first missing connection between </w:t>
+      </w:r>
+      <w:r>
+        <w:rPr>
+          <w:b/>
+        </w:rPr>
+        <w:t>input</w:t>
+      </w:r>
+      <w:r>
+        <w:rPr>
+          <w:b w:val="0"/>
+        </w:rPr>
+        <w:t xml:space="preserve">, deciding step and result to choose support. This question is worked-case practice, not fresh mastery </w:t>
+      </w:r>
+      <w:r>
+        <w:rPr>
+          <w:b/>
+        </w:rPr>
+        <w:t>evidence</w:t>
+      </w:r>
+      <w:r>
+        <w:rPr>
+          <w:b w:val="0"/>
+        </w:rPr>
+        <w:t>.</w:t>
       </w:r>
     </w:p>
     <w:p>
@@ -1981,54 +4573,157 @@
       </w:r>
     </w:p>
     <w:p>
+      <w:r>
+        <w:t>Run the Leakage investigation and use the first unsupported step to choose a teaching response.</w:t>
+      </w:r>
+    </w:p>
+    <w:p>
+      <w:pPr>
+        <w:spacing w:line="336" w:lineRule="auto" w:after="180"/>
+      </w:pPr>
+      <w:r>
+        <w:rPr>
+          <w:b w:val="0"/>
+        </w:rPr>
+        <w:t>Keep the test conditions fixed, record every result, and change only one planned factor.</w:t>
+      </w:r>
+    </w:p>
+    <w:p>
+      <w:pPr>
+        <w:spacing w:line="336" w:lineRule="auto" w:after="180"/>
+        <w:shd w:fill="F4F9FC"/>
+      </w:pPr>
+      <w:r>
+        <w:rPr>
+          <w:b w:val="0"/>
+        </w:rPr>
+        <w:t xml:space="preserve">1. Write the hypothesis and expected </w:t>
+      </w:r>
+      <w:r>
+        <w:rPr>
+          <w:b/>
+        </w:rPr>
+        <w:t>evidence</w:t>
+      </w:r>
+      <w:r>
+        <w:rPr>
+          <w:b w:val="0"/>
+        </w:rPr>
+        <w:t xml:space="preserve"> before running.</w:t>
+      </w:r>
+    </w:p>
+    <w:p>
+      <w:pPr>
+        <w:spacing w:line="336" w:lineRule="auto" w:after="180"/>
+        <w:shd w:fill="F4F9FC"/>
+      </w:pPr>
+      <w:r>
+        <w:rPr>
+          <w:b w:val="0"/>
+        </w:rPr>
+        <w:t xml:space="preserve">2. </w:t>
+      </w:r>
+      <w:r>
+        <w:rPr>
+          <w:b/>
+        </w:rPr>
+        <w:t>Leakage</w:t>
+      </w:r>
+      <w:r>
+        <w:rPr>
+          <w:b w:val="0"/>
+        </w:rPr>
+        <w:t xml:space="preserve"> Detective: draw a timeline for every suspicious field, inspect </w:t>
+      </w:r>
+      <w:r>
+        <w:rPr>
+          <w:b/>
+        </w:rPr>
+        <w:t>group</w:t>
+      </w:r>
+      <w:r>
+        <w:rPr>
+          <w:b w:val="0"/>
+        </w:rPr>
+        <w:t xml:space="preserve"> identity, and repair the split before </w:t>
+      </w:r>
+      <w:r>
+        <w:rPr>
+          <w:b/>
+        </w:rPr>
+        <w:t>training</w:t>
+      </w:r>
+      <w:r>
+        <w:rPr>
+          <w:b w:val="0"/>
+        </w:rPr>
+        <w:t>.</w:t>
+      </w:r>
+    </w:p>
+    <w:p>
+      <w:pPr>
+        <w:spacing w:line="336" w:lineRule="auto" w:after="180"/>
+        <w:shd w:fill="F4F9FC"/>
+      </w:pPr>
+      <w:r>
+        <w:rPr>
+          <w:b w:val="0"/>
+        </w:rPr>
+        <w:t>3. Run one normal, one boundary, one missing, and one shifted case.</w:t>
+      </w:r>
+    </w:p>
+    <w:p>
+      <w:pPr>
+        <w:spacing w:line="336" w:lineRule="auto" w:after="180"/>
+        <w:shd w:fill="F4F9FC"/>
+      </w:pPr>
+      <w:r>
+        <w:rPr>
+          <w:b w:val="0"/>
+        </w:rPr>
+        <w:t>4. Calculate the metric from raw counts or row-level errors.</w:t>
+      </w:r>
+    </w:p>
+    <w:p>
+      <w:pPr>
+        <w:spacing w:line="336" w:lineRule="auto" w:after="180"/>
+        <w:shd w:fill="F4F9FC"/>
+      </w:pPr>
+      <w:r>
+        <w:rPr>
+          <w:b w:val="0"/>
+        </w:rPr>
+        <w:t>5. Interpret what changed, what did not, and what remains unsafe or unknown.</w:t>
+      </w:r>
+    </w:p>
+    <w:p>
       <w:pPr>
         <w:pStyle w:val="Heading3"/>
       </w:pPr>
       <w:r>
-        <w:t>Run the weekly evidence lab</w:t>
-      </w:r>
-    </w:p>
-    <w:p>
-      <w:r>
-        <w:t>Keep the test conditions fixed, record every result, and change only one planned factor.</w:t>
-      </w:r>
-    </w:p>
-    <w:p>
-      <w:r>
-        <w:t>1. Write the hypothesis and expected evidence before running.</w:t>
-      </w:r>
-    </w:p>
-    <w:p>
-      <w:r>
-        <w:t>2. Leakage Detective: draw a timeline for every suspicious field, inspect group identity, and repair the split before training.</w:t>
-      </w:r>
-    </w:p>
-    <w:p>
-      <w:r>
-        <w:t>3. Run one normal, one boundary, one missing, and one shifted case.</w:t>
-      </w:r>
-    </w:p>
-    <w:p>
-      <w:r>
-        <w:t>4. Calculate the metric from raw counts or row-level errors.</w:t>
-      </w:r>
-    </w:p>
-    <w:p>
-      <w:r>
-        <w:t>5. Interpret what changed, what did not, and what remains unsafe or unknown.</w:t>
-      </w:r>
-    </w:p>
-    <w:p>
-      <w:pPr>
-        <w:pStyle w:val="Heading3"/>
-      </w:pPr>
-      <w:r>
         <w:t>Make the lab runnable</w:t>
       </w:r>
     </w:p>
     <w:p>
-      <w:r>
-        <w:t>Use the concrete case as the shared normal case and the independent question as a second case. Each pair creates a boundary or missing-information case and predicts its result before testing. Keep the expected result separate from an observed mistake.</w:t>
+      <w:pPr>
+        <w:spacing w:line="336" w:lineRule="auto" w:after="180"/>
+      </w:pPr>
+      <w:r>
+        <w:rPr>
+          <w:b w:val="0"/>
+        </w:rPr>
+        <w:t>Use the concrete case as the shared normal case and the independent question as a second case. Each pair creates a boundary or missing-information case and predicts its result before testing.</w:t>
+      </w:r>
+    </w:p>
+    <w:p>
+      <w:pPr>
+        <w:spacing w:line="336" w:lineRule="auto" w:after="180"/>
+      </w:pPr>
+      <w:r>
+        <w:rPr>
+          <w:b w:val="0"/>
+        </w:rPr>
+        <w:t>Keep the expected result separate from an observed mistake.</w:t>
       </w:r>
     </w:p>
     <w:tbl>
@@ -2186,13 +4881,36 @@
       </w:r>
     </w:p>
     <w:p>
-      <w:r>
+      <w:pPr>
+        <w:spacing w:line="336" w:lineRule="auto" w:after="180"/>
+      </w:pPr>
+      <w:r>
+        <w:rPr>
+          <w:b w:val="0"/>
+        </w:rPr>
         <w:t>MISCONCEPTION TO REPAIR A highly accurate feature should be kept even when it would not exist during real use.</w:t>
       </w:r>
     </w:p>
     <w:p>
-      <w:r>
-        <w:t>For guessing, return to given facts and request a trace. For vocabulary without application, use one example and one non-example. For arithmetic errors, check the setup before the calculation. Finish with a different uncoached case before recording mastery.</w:t>
+      <w:pPr>
+        <w:spacing w:line="336" w:lineRule="auto" w:after="180"/>
+      </w:pPr>
+      <w:r>
+        <w:rPr>
+          <w:b w:val="0"/>
+        </w:rPr>
+        <w:t>For guessing, return to given facts and request a trace. For vocabulary without application, use one example and one non-example. For arithmetic errors, check the setup before the calculation.</w:t>
+      </w:r>
+    </w:p>
+    <w:p>
+      <w:pPr>
+        <w:spacing w:line="336" w:lineRule="auto" w:after="180"/>
+      </w:pPr>
+      <w:r>
+        <w:rPr>
+          <w:b w:val="0"/>
+        </w:rPr>
+        <w:t>Finish with a different uncoached case before recording mastery.</w:t>
       </w:r>
     </w:p>
     <w:p>
@@ -2204,18 +4922,96 @@
       </w:r>
     </w:p>
     <w:p>
-      <w:r>
-        <w:t>Different row IDs mean independent examples: Different frames may share a trip or source. Choose group metadata based on the claim and verify it against the source.</w:t>
-      </w:r>
-    </w:p>
-    <w:p>
-      <w:r>
-        <w:t>A fixed percentage guarantees a fair test: Percentages do not remove overlap or ensure enough groups and relevant cases. The goal and dependencies determine the split.</w:t>
-      </w:r>
-    </w:p>
-    <w:p>
-      <w:r>
-        <w:t>An empty overlap list proves there is no leakage: The audit checks listed group IDs only. Wrong metadata, copied content, outcome features or preprocessing fitted on all sets can still invalidate evaluation.</w:t>
+      <w:pPr>
+        <w:spacing w:line="336" w:lineRule="auto" w:after="180"/>
+      </w:pPr>
+      <w:r>
+        <w:rPr>
+          <w:b w:val="0"/>
+        </w:rPr>
+        <w:t xml:space="preserve">Different row IDs mean independent examples: Different frames may share a trip or source. Choose </w:t>
+      </w:r>
+      <w:r>
+        <w:rPr>
+          <w:b/>
+        </w:rPr>
+        <w:t>group</w:t>
+      </w:r>
+      <w:r>
+        <w:rPr>
+          <w:b w:val="0"/>
+        </w:rPr>
+        <w:t xml:space="preserve"> metadata based on the claim and verify it against the source.</w:t>
+      </w:r>
+    </w:p>
+    <w:p>
+      <w:pPr>
+        <w:spacing w:line="336" w:lineRule="auto" w:after="180"/>
+      </w:pPr>
+      <w:r>
+        <w:rPr>
+          <w:b w:val="0"/>
+        </w:rPr>
+        <w:t xml:space="preserve">A fixed percentage guarantees a fair test: Percentages do not remove overlap or ensure enough </w:t>
+      </w:r>
+      <w:r>
+        <w:rPr>
+          <w:b/>
+        </w:rPr>
+        <w:t>group</w:t>
+      </w:r>
+      <w:r>
+        <w:rPr>
+          <w:b w:val="0"/>
+        </w:rPr>
+        <w:t>s and relevant cases. The goal and dependencies determine the split.</w:t>
+      </w:r>
+    </w:p>
+    <w:p>
+      <w:pPr>
+        <w:spacing w:line="336" w:lineRule="auto" w:after="180"/>
+      </w:pPr>
+      <w:r>
+        <w:rPr>
+          <w:b w:val="0"/>
+        </w:rPr>
+        <w:t xml:space="preserve">An empty overlap list proves there is no </w:t>
+      </w:r>
+      <w:r>
+        <w:rPr>
+          <w:b/>
+        </w:rPr>
+        <w:t>leakage</w:t>
+      </w:r>
+      <w:r>
+        <w:rPr>
+          <w:b w:val="0"/>
+        </w:rPr>
+        <w:t xml:space="preserve">: The audit checks listed </w:t>
+      </w:r>
+      <w:r>
+        <w:rPr>
+          <w:b/>
+        </w:rPr>
+        <w:t>group</w:t>
+      </w:r>
+      <w:r>
+        <w:rPr>
+          <w:b w:val="0"/>
+        </w:rPr>
+        <w:t xml:space="preserve"> IDs only. Wrong metadata, copied content, outcome features or pre</w:t>
+      </w:r>
+      <w:r>
+        <w:rPr>
+          <w:b/>
+        </w:rPr>
+        <w:t>process</w:t>
+      </w:r>
+      <w:r>
+        <w:rPr>
+          <w:b w:val="0"/>
+        </w:rPr>
+        <w:t>ing fitted on all sets can still invalidate evaluation.</w:t>
       </w:r>
     </w:p>
     <w:p>
@@ -2227,18 +5023,156 @@
       </w:r>
     </w:p>
     <w:p>
-      <w:r>
-        <w:t>Every transformed value must lie between 0 and 1: Only the fitted training range maps to 0 through 1. New values outside that range can transform below 0 or above 1.</w:t>
-      </w:r>
-    </w:p>
-    <w:p>
-      <w:r>
-        <w:t>No labels means no leakage: Held-out feature values can leak into a learned transformation. Fit preprocessing on the training split only.</w:t>
-      </w:r>
-    </w:p>
-    <w:p>
-      <w:r>
-        <w:t>Scale each split separately: Separate fits create different coordinates. Apply the same stored scale to training examples and queries.</w:t>
+      <w:pPr>
+        <w:spacing w:line="336" w:lineRule="auto" w:after="180"/>
+      </w:pPr>
+      <w:r>
+        <w:rPr>
+          <w:b w:val="0"/>
+        </w:rPr>
+        <w:t xml:space="preserve">Every </w:t>
+      </w:r>
+      <w:r>
+        <w:rPr>
+          <w:b/>
+        </w:rPr>
+        <w:t>transform</w:t>
+      </w:r>
+      <w:r>
+        <w:rPr>
+          <w:b w:val="0"/>
+        </w:rPr>
+        <w:t xml:space="preserve">ed value must lie between 0 and 1: Only the fitted </w:t>
+      </w:r>
+      <w:r>
+        <w:rPr>
+          <w:b/>
+        </w:rPr>
+        <w:t>training</w:t>
+      </w:r>
+      <w:r>
+        <w:rPr>
+          <w:b w:val="0"/>
+        </w:rPr>
+        <w:t xml:space="preserve"> </w:t>
+      </w:r>
+      <w:r>
+        <w:rPr>
+          <w:b/>
+        </w:rPr>
+        <w:t>range</w:t>
+      </w:r>
+      <w:r>
+        <w:rPr>
+          <w:b w:val="0"/>
+        </w:rPr>
+        <w:t xml:space="preserve"> maps to 0 through 1. New values outside that </w:t>
+      </w:r>
+      <w:r>
+        <w:rPr>
+          <w:b/>
+        </w:rPr>
+        <w:t>range</w:t>
+      </w:r>
+      <w:r>
+        <w:rPr>
+          <w:b w:val="0"/>
+        </w:rPr>
+        <w:t xml:space="preserve"> can </w:t>
+      </w:r>
+      <w:r>
+        <w:rPr>
+          <w:b/>
+        </w:rPr>
+        <w:t>transform</w:t>
+      </w:r>
+      <w:r>
+        <w:rPr>
+          <w:b w:val="0"/>
+        </w:rPr>
+        <w:t xml:space="preserve"> below 0 or above 1.</w:t>
+      </w:r>
+    </w:p>
+    <w:p>
+      <w:pPr>
+        <w:spacing w:line="336" w:lineRule="auto" w:after="180"/>
+      </w:pPr>
+      <w:r>
+        <w:rPr>
+          <w:b w:val="0"/>
+        </w:rPr>
+        <w:t xml:space="preserve">No labels means no </w:t>
+      </w:r>
+      <w:r>
+        <w:rPr>
+          <w:b/>
+        </w:rPr>
+        <w:t>leakage</w:t>
+      </w:r>
+      <w:r>
+        <w:rPr>
+          <w:b w:val="0"/>
+        </w:rPr>
+        <w:t xml:space="preserve">: Held-out feature values can leak into a learned </w:t>
+      </w:r>
+      <w:r>
+        <w:rPr>
+          <w:b/>
+        </w:rPr>
+        <w:t>transform</w:t>
+      </w:r>
+      <w:r>
+        <w:rPr>
+          <w:b w:val="0"/>
+        </w:rPr>
+        <w:t>ation. Fit pre</w:t>
+      </w:r>
+      <w:r>
+        <w:rPr>
+          <w:b/>
+        </w:rPr>
+        <w:t>process</w:t>
+      </w:r>
+      <w:r>
+        <w:rPr>
+          <w:b w:val="0"/>
+        </w:rPr>
+        <w:t xml:space="preserve">ing on the </w:t>
+      </w:r>
+      <w:r>
+        <w:rPr>
+          <w:b/>
+        </w:rPr>
+        <w:t>training</w:t>
+      </w:r>
+      <w:r>
+        <w:rPr>
+          <w:b w:val="0"/>
+        </w:rPr>
+        <w:t xml:space="preserve"> split only.</w:t>
+      </w:r>
+    </w:p>
+    <w:p>
+      <w:pPr>
+        <w:spacing w:line="336" w:lineRule="auto" w:after="180"/>
+      </w:pPr>
+      <w:r>
+        <w:rPr>
+          <w:b w:val="0"/>
+        </w:rPr>
+        <w:t xml:space="preserve">Scale each split separately: Separate fits create different coordinates. Apply the same stored scale to </w:t>
+      </w:r>
+      <w:r>
+        <w:rPr>
+          <w:b/>
+        </w:rPr>
+        <w:t>training</w:t>
+      </w:r>
+      <w:r>
+        <w:rPr>
+          <w:b w:val="0"/>
+        </w:rPr>
+        <w:t xml:space="preserve"> examples and queries.</w:t>
       </w:r>
     </w:p>
     <w:p>
@@ -2396,8 +5330,25 @@
       </w:tr>
     </w:tbl>
     <w:p>
-      <w:r>
-        <w:t>Offer an oral explanation, drawing, enlarged visual or fewer examples when that removes a reading/writing barrier. Keep the same reasoning goal. Stretch secure learners by changing a boundary or assumption and asking them to defend the effect, not simply by assigning more of the same questions.</w:t>
+      <w:pPr>
+        <w:spacing w:line="336" w:lineRule="auto" w:after="180"/>
+      </w:pPr>
+      <w:r>
+        <w:rPr>
+          <w:b w:val="0"/>
+        </w:rPr>
+        <w:t>Offer an oral explanation, drawing, enlarged visual or fewer examples when that removes a reading/writing barrier. Keep the same reasoning goal.</w:t>
+      </w:r>
+    </w:p>
+    <w:p>
+      <w:pPr>
+        <w:spacing w:line="336" w:lineRule="auto" w:after="180"/>
+      </w:pPr>
+      <w:r>
+        <w:rPr>
+          <w:b w:val="0"/>
+        </w:rPr>
+        <w:t>Stretch secure learners by changing a boundary or assumption and asking them to defend the effect, not simply by assigning more of the same questions.</w:t>
       </w:r>
     </w:p>
     <w:p>
@@ -2409,11 +5360,16 @@
       </w:r>
     </w:p>
     <w:p>
+      <w:r>
+        <w:t>Use the Leakage questions, teacher keys and criteria after the relevant attempts. Previously discussed cases are practice; protect the separately selected independent task.</w:t>
+      </w:r>
+    </w:p>
+    <w:p>
       <w:pPr>
         <w:pStyle w:val="Heading3"/>
       </w:pPr>
       <w:r>
-        <w:t>Assess and explain the answers</w:t>
+        <w:t>Worked case answer</w:t>
       </w:r>
     </w:p>
     <w:p>
@@ -2421,12 +5377,43 @@
         <w:pStyle w:val="Heading3"/>
       </w:pPr>
       <w:r>
-        <w:t>Worked case answer</w:t>
-      </w:r>
-    </w:p>
-    <w:p>
-      <w:r>
-        <w:t>Related views make evaluation familiar. Split by leaf identity before fitting or learned preprocessing; keep all views together.</w:t>
+        <w:t>Teacher key · Worked case answer</w:t>
+      </w:r>
+    </w:p>
+    <w:p>
+      <w:pPr>
+        <w:spacing w:line="336" w:lineRule="auto" w:after="180"/>
+        <w:shd w:fill="F1F6FC"/>
+      </w:pPr>
+      <w:r>
+        <w:rPr>
+          <w:b w:val="0"/>
+        </w:rPr>
+        <w:t xml:space="preserve">Related views make evaluation familiar. Split by leaf identity before </w:t>
+      </w:r>
+      <w:r>
+        <w:rPr>
+          <w:b/>
+        </w:rPr>
+        <w:t>fitting</w:t>
+      </w:r>
+      <w:r>
+        <w:rPr>
+          <w:b w:val="0"/>
+        </w:rPr>
+        <w:t xml:space="preserve"> or learned pre</w:t>
+      </w:r>
+      <w:r>
+        <w:rPr>
+          <w:b/>
+        </w:rPr>
+        <w:t>process</w:t>
+      </w:r>
+      <w:r>
+        <w:rPr>
+          <w:b w:val="0"/>
+        </w:rPr>
+        <w:t>ing; keep all views together.</w:t>
       </w:r>
     </w:p>
     <w:p>
@@ -2438,21 +5425,87 @@
       </w:r>
     </w:p>
     <w:p>
-      <w:r>
-        <w:t>A feature records the expert's final species decision, made after the prediction time. Why is this leakage, and what should happen to it?</w:t>
-      </w:r>
-    </w:p>
-    <w:p>
       <w:pPr>
         <w:pStyle w:val="Heading3"/>
       </w:pPr>
       <w:r>
+        <w:t>Independent question · withhold the key</w:t>
+      </w:r>
+    </w:p>
+    <w:p>
+      <w:pPr>
+        <w:spacing w:line="336" w:lineRule="auto" w:after="180"/>
+        <w:shd w:fill="F5F1FB"/>
+      </w:pPr>
+      <w:r>
+        <w:rPr>
+          <w:b w:val="0"/>
+        </w:rPr>
+        <w:t xml:space="preserve">A feature records the expert's final species decision, made after the </w:t>
+      </w:r>
+      <w:r>
+        <w:rPr>
+          <w:b/>
+        </w:rPr>
+        <w:t>prediction time</w:t>
+      </w:r>
+      <w:r>
+        <w:rPr>
+          <w:b w:val="0"/>
+        </w:rPr>
+        <w:t xml:space="preserve">. Why is this </w:t>
+      </w:r>
+      <w:r>
+        <w:rPr>
+          <w:b/>
+        </w:rPr>
+        <w:t>leakage</w:t>
+      </w:r>
+      <w:r>
+        <w:rPr>
+          <w:b w:val="0"/>
+        </w:rPr>
+        <w:t>, and what should happen to it?</w:t>
+      </w:r>
+    </w:p>
+    <w:p>
+      <w:pPr>
+        <w:pStyle w:val="Heading3"/>
+      </w:pPr>
+      <w:r>
         <w:t>Expected independent answer</w:t>
       </w:r>
     </w:p>
     <w:p>
-      <w:r>
-        <w:t>It exposes the answer or information unavailable at prediction time. Exclude it and reevaluate using only legitimately available features.</w:t>
+      <w:pPr>
+        <w:pStyle w:val="Heading3"/>
+      </w:pPr>
+      <w:r>
+        <w:t>Teacher key · Expected independent answer</w:t>
+      </w:r>
+    </w:p>
+    <w:p>
+      <w:pPr>
+        <w:spacing w:line="336" w:lineRule="auto" w:after="180"/>
+        <w:shd w:fill="F1F6FC"/>
+      </w:pPr>
+      <w:r>
+        <w:rPr>
+          <w:b w:val="0"/>
+        </w:rPr>
+        <w:t xml:space="preserve">It exposes the answer or information unavailable at </w:t>
+      </w:r>
+      <w:r>
+        <w:rPr>
+          <w:b/>
+        </w:rPr>
+        <w:t>prediction time</w:t>
+      </w:r>
+      <w:r>
+        <w:rPr>
+          <w:b w:val="0"/>
+        </w:rPr>
+        <w:t>. Exclude it and reevaluate using only legitimately available features.</w:t>
       </w:r>
     </w:p>
     <w:p>
@@ -2690,8 +5743,25 @@
       </w:tr>
     </w:tbl>
     <w:p>
-      <w:r>
-        <w:t>Use 6/8 as a classroom checkpoint, with 2 required for both Result and Reasoning. This is a proposed teaching rule, not a validated certification threshold. Do not count a coached answer as independent mastery; correct unsafe or unsupported claims regardless of total.</w:t>
+      <w:pPr>
+        <w:spacing w:line="336" w:lineRule="auto" w:after="180"/>
+      </w:pPr>
+      <w:r>
+        <w:rPr>
+          <w:b w:val="0"/>
+        </w:rPr>
+        <w:t>Use 6/8 as a classroom checkpoint, with 2 required for both Result and Reasoning. This is a proposed teaching rule, not a validated certification threshold.</w:t>
+      </w:r>
+    </w:p>
+    <w:p>
+      <w:pPr>
+        <w:spacing w:line="336" w:lineRule="auto" w:after="180"/>
+      </w:pPr>
+      <w:r>
+        <w:rPr>
+          <w:b w:val="0"/>
+        </w:rPr>
+        <w:t>Do not count a coached answer as independent mastery; correct unsafe or unsupported claims regardless of total.</w:t>
       </w:r>
     </w:p>
     <w:p>
@@ -2703,8 +5773,26 @@
       </w:r>
     </w:p>
     <w:p>
-      <w:r>
-        <w:t>Ask the learner to find the evidence that challenges this claim: “Any recorded column is a valid predictor regardless of when it becomes available.” Keep the first attempt and an uncoached retry separate.</w:t>
+      <w:pPr>
+        <w:spacing w:line="336" w:lineRule="auto" w:after="180"/>
+      </w:pPr>
+      <w:r>
+        <w:rPr>
+          <w:b w:val="0"/>
+        </w:rPr>
+        <w:t xml:space="preserve">Ask the learner to find the </w:t>
+      </w:r>
+      <w:r>
+        <w:rPr>
+          <w:b/>
+        </w:rPr>
+        <w:t>evidence</w:t>
+      </w:r>
+      <w:r>
+        <w:rPr>
+          <w:b w:val="0"/>
+        </w:rPr>
+        <w:t xml:space="preserve"> that challenges this claim: “Any recorded column is a valid predictor regardless of when it becomes available.” Keep the first attempt and an uncoached retry separate.</w:t>
       </w:r>
     </w:p>
     <w:p>
@@ -2716,15 +5804,66 @@
       </w:r>
     </w:p>
     <w:p>
-      <w:r>
-        <w:t>Views of the same leaf can appear in both sets, making evaluation familiar. Assign all views of each leaf to one partition before fitting or augmentation. If deployment concerns new plants or sites, consider grouping at that broader level too.</w:t>
-      </w:r>
-    </w:p>
-    <w:p>
       <w:pPr>
         <w:pStyle w:val="Heading3"/>
       </w:pPr>
       <w:r>
+        <w:t>Teacher key · Original transfer answer</w:t>
+      </w:r>
+    </w:p>
+    <w:p>
+      <w:pPr>
+        <w:spacing w:line="336" w:lineRule="auto" w:after="180"/>
+        <w:shd w:fill="F1F6FC"/>
+      </w:pPr>
+      <w:r>
+        <w:rPr>
+          <w:b w:val="0"/>
+        </w:rPr>
+        <w:t xml:space="preserve">Views of the same leaf can appear in both sets, making evaluation familiar. Assign all views of each leaf to one partition before </w:t>
+      </w:r>
+      <w:r>
+        <w:rPr>
+          <w:b/>
+        </w:rPr>
+        <w:t>fitting</w:t>
+      </w:r>
+      <w:r>
+        <w:rPr>
+          <w:b w:val="0"/>
+        </w:rPr>
+        <w:t xml:space="preserve"> or augmentation.</w:t>
+      </w:r>
+    </w:p>
+    <w:p>
+      <w:pPr>
+        <w:spacing w:line="336" w:lineRule="auto" w:after="180"/>
+        <w:shd w:fill="F1F6FC"/>
+      </w:pPr>
+      <w:r>
+        <w:rPr>
+          <w:b w:val="0"/>
+        </w:rPr>
+        <w:t xml:space="preserve">If deployment concerns new plants or sites, consider </w:t>
+      </w:r>
+      <w:r>
+        <w:rPr>
+          <w:b/>
+        </w:rPr>
+        <w:t>group</w:t>
+      </w:r>
+      <w:r>
+        <w:rPr>
+          <w:b w:val="0"/>
+        </w:rPr>
+        <w:t>ing at that broader level too.</w:t>
+      </w:r>
+    </w:p>
+    <w:p>
+      <w:pPr>
+        <w:pStyle w:val="Heading3"/>
+      </w:pPr>
+      <w:r>
         <w:t>Explanations for the additional workbook examples</w:t>
       </w:r>
     </w:p>
@@ -2737,103 +5876,631 @@
       </w:r>
     </w:p>
     <w:p>
-      <w:r>
-        <w:t>Explain what training, validation and test sets are used for. What changes if you repeatedly choose a model using its test score?</w:t>
-      </w:r>
-    </w:p>
-    <w:p>
-      <w:r>
-        <w:t>Training fits the model; validation compares development choices; test evaluates after choices are fixed. Repeatedly selecting by the test score uses that set for development, so it is no longer an untouched final evaluation.</w:t>
-      </w:r>
-    </w:p>
-    <w:p>
       <w:pPr>
         <w:pStyle w:val="Heading3"/>
       </w:pPr>
       <w:r>
+        <w:t>Workbook question · W1</w:t>
+      </w:r>
+    </w:p>
+    <w:p>
+      <w:pPr>
+        <w:spacing w:line="336" w:lineRule="auto" w:after="180"/>
+        <w:shd w:fill="F5F1FB"/>
+      </w:pPr>
+      <w:r>
+        <w:rPr>
+          <w:b w:val="0"/>
+        </w:rPr>
+        <w:t xml:space="preserve">Explain what </w:t>
+      </w:r>
+      <w:r>
+        <w:rPr>
+          <w:b/>
+        </w:rPr>
+        <w:t>training</w:t>
+      </w:r>
+      <w:r>
+        <w:rPr>
+          <w:b w:val="0"/>
+        </w:rPr>
+        <w:t xml:space="preserve">, validation and </w:t>
+      </w:r>
+      <w:r>
+        <w:rPr>
+          <w:b/>
+        </w:rPr>
+        <w:t>test set</w:t>
+      </w:r>
+      <w:r>
+        <w:rPr>
+          <w:b w:val="0"/>
+        </w:rPr>
+        <w:t>s are used for. What changes if you repeatedly choose a model using its test score?</w:t>
+      </w:r>
+    </w:p>
+    <w:p>
+      <w:pPr>
+        <w:pStyle w:val="Heading3"/>
+      </w:pPr>
+      <w:r>
+        <w:t>Teacher reasoning · W1</w:t>
+      </w:r>
+    </w:p>
+    <w:p>
+      <w:pPr>
+        <w:spacing w:line="336" w:lineRule="auto" w:after="180"/>
+        <w:shd w:fill="F1F6FC"/>
+      </w:pPr>
+      <w:r>
+        <w:rPr>
+          <w:b/>
+        </w:rPr>
+        <w:t>Training</w:t>
+      </w:r>
+      <w:r>
+        <w:rPr>
+          <w:b w:val="0"/>
+        </w:rPr>
+        <w:t xml:space="preserve"> fits the model; validation compares development choices; test evaluates after choices are fixed. Repeatedly selecting by the test score uses that set for development, so it is no longer an untouched final evaluation.</w:t>
+      </w:r>
+    </w:p>
+    <w:p>
+      <w:pPr>
+        <w:pStyle w:val="Heading3"/>
+      </w:pPr>
+      <w:r>
         <w:t>W2 Distinguish frames from groups</w:t>
       </w:r>
     </w:p>
     <w:p>
-      <w:r>
-        <w:t>For the worked A through F plan, give training, validation and test counts first in groups and then in rows. Interpret [] from the code and state one problem it cannot detect.</w:t>
-      </w:r>
-    </w:p>
-    <w:p>
-      <w:r>
-        <w:t>Group counts are 3,1,2; row counts are 6,2,4. The empty list means no trip ID overlaps between any pair of the listed sets. The code cannot detect wrong metadata, an omitted frame, a disguised duplicate or an outcome feature.</w:t>
-      </w:r>
-    </w:p>
-    <w:p>
       <w:pPr>
         <w:pStyle w:val="Heading3"/>
       </w:pPr>
       <w:r>
+        <w:t>Workbook question · W2</w:t>
+      </w:r>
+    </w:p>
+    <w:p>
+      <w:pPr>
+        <w:spacing w:line="336" w:lineRule="auto" w:after="180"/>
+        <w:shd w:fill="F5F1FB"/>
+      </w:pPr>
+      <w:r>
+        <w:rPr>
+          <w:b w:val="0"/>
+        </w:rPr>
+        <w:t xml:space="preserve">For the worked A through F plan, give </w:t>
+      </w:r>
+      <w:r>
+        <w:rPr>
+          <w:b/>
+        </w:rPr>
+        <w:t>training</w:t>
+      </w:r>
+      <w:r>
+        <w:rPr>
+          <w:b w:val="0"/>
+        </w:rPr>
+        <w:t xml:space="preserve">, validation and test counts first in </w:t>
+      </w:r>
+      <w:r>
+        <w:rPr>
+          <w:b/>
+        </w:rPr>
+        <w:t>group</w:t>
+      </w:r>
+      <w:r>
+        <w:rPr>
+          <w:b w:val="0"/>
+        </w:rPr>
+        <w:t>s and then in rows. Interpret [] from the code and state one problem it cannot detect.</w:t>
+      </w:r>
+    </w:p>
+    <w:p>
+      <w:pPr>
+        <w:pStyle w:val="Heading3"/>
+      </w:pPr>
+      <w:r>
+        <w:t>Teacher reasoning · W2</w:t>
+      </w:r>
+    </w:p>
+    <w:p>
+      <w:pPr>
+        <w:spacing w:line="336" w:lineRule="auto" w:after="180"/>
+        <w:shd w:fill="F1F6FC"/>
+      </w:pPr>
+      <w:r>
+        <w:rPr>
+          <w:b/>
+        </w:rPr>
+        <w:t>Group</w:t>
+      </w:r>
+      <w:r>
+        <w:rPr>
+          <w:b w:val="0"/>
+        </w:rPr>
+        <w:t xml:space="preserve"> counts are 3,1,2; row counts are 6,2,4. The empty list means no trip ID overlaps between any pair of the listed sets. The code cannot detect wrong metadata, an omitted frame, a disguised duplicate or an outcome feature.</w:t>
+      </w:r>
+    </w:p>
+    <w:p>
+      <w:pPr>
+        <w:pStyle w:val="Heading3"/>
+      </w:pPr>
+      <w:r>
         <w:t>W3 Repair a related example leak</w:t>
       </w:r>
     </w:p>
     <w:p>
-      <w:r>
-        <w:t>A1 and A2 are in training and A3 is in test. Explain why unique frame IDs and a fixed random seed do not fix this. Propose a repair and what to record.</w:t>
-      </w:r>
-    </w:p>
-    <w:p>
-      <w:r>
-        <w:t>The frames share trip A, so the test contains a trip already represented in training. Unique frame IDs do not remove similarity; a seed only reproduces the assignment. Put every A frame in one role, keep each frame once and record the revised assignments and counts before model evaluation.</w:t>
-      </w:r>
-    </w:p>
-    <w:p>
       <w:pPr>
         <w:pStyle w:val="Heading3"/>
       </w:pPr>
       <w:r>
+        <w:t>Workbook question · W3</w:t>
+      </w:r>
+    </w:p>
+    <w:p>
+      <w:pPr>
+        <w:spacing w:line="336" w:lineRule="auto" w:after="180"/>
+        <w:shd w:fill="F5F1FB"/>
+      </w:pPr>
+      <w:r>
+        <w:rPr>
+          <w:b w:val="0"/>
+        </w:rPr>
+        <w:t xml:space="preserve">A1 and A2 are in </w:t>
+      </w:r>
+      <w:r>
+        <w:rPr>
+          <w:b/>
+        </w:rPr>
+        <w:t>training</w:t>
+      </w:r>
+      <w:r>
+        <w:rPr>
+          <w:b w:val="0"/>
+        </w:rPr>
+        <w:t xml:space="preserve"> and A3 is in test. Explain why unique frame IDs and a fixed random seed do not fix this. Propose a repair and what to record.</w:t>
+      </w:r>
+    </w:p>
+    <w:p>
+      <w:pPr>
+        <w:pStyle w:val="Heading3"/>
+      </w:pPr>
+      <w:r>
+        <w:t>Teacher reasoning · W3</w:t>
+      </w:r>
+    </w:p>
+    <w:p>
+      <w:pPr>
+        <w:spacing w:line="336" w:lineRule="auto" w:after="180"/>
+        <w:shd w:fill="F1F6FC"/>
+      </w:pPr>
+      <w:r>
+        <w:rPr>
+          <w:b w:val="0"/>
+        </w:rPr>
+        <w:t xml:space="preserve">The frames share trip A, so the test contains a trip already represented in </w:t>
+      </w:r>
+      <w:r>
+        <w:rPr>
+          <w:b/>
+        </w:rPr>
+        <w:t>training</w:t>
+      </w:r>
+      <w:r>
+        <w:rPr>
+          <w:b w:val="0"/>
+        </w:rPr>
+        <w:t>. Unique frame IDs do not remove similarity; a seed only reproduces the assignment.</w:t>
+      </w:r>
+    </w:p>
+    <w:p>
+      <w:pPr>
+        <w:spacing w:line="336" w:lineRule="auto" w:after="180"/>
+        <w:shd w:fill="F1F6FC"/>
+      </w:pPr>
+      <w:r>
+        <w:rPr>
+          <w:b w:val="0"/>
+        </w:rPr>
+        <w:t>Put every A frame in one role, keep each frame once and record the revised assignments and counts before model evaluation.</w:t>
+      </w:r>
+    </w:p>
+    <w:p>
+      <w:pPr>
+        <w:pStyle w:val="Heading3"/>
+      </w:pPr>
+      <w:r>
         <w:t>W4 Audit and repair independently</w:t>
       </w:r>
     </w:p>
     <w:p>
-      <w:r>
-        <w:t>Eight frames come from trips P (P1 P2 P3), Q (Q1 Q2), R (R1), S (S1 S2). A proposed split is training P1 Q1 R1; validation P2 S1; test Q2 P3 S2. Identify shared groups for each pair of sets. Repair it by assigning P and Q to training, R to validation and S to test. List all frames in each role and give row and group counts. State one limit of the repaired plan.</w:t>
-      </w:r>
-    </w:p>
-    <w:p>
-      <w:r>
-        <w:t>Training/validation share P; training/test share P and Q; validation/test share P and S. Repaired training is P1 P2 P3 Q1 Q2 (5 rows,2 groups), validation R1 (1 row,1 group), test S1 S2 (2 rows,1 group). Every frame appears once and groups are disjoint. This tiny plan does not establish reliable performance, correct metadata, label coverage or success on new routes.</w:t>
-      </w:r>
-    </w:p>
-    <w:p>
       <w:pPr>
         <w:pStyle w:val="Heading3"/>
       </w:pPr>
       <w:r>
+        <w:t>Workbook question · W4</w:t>
+      </w:r>
+    </w:p>
+    <w:p>
+      <w:pPr>
+        <w:spacing w:line="336" w:lineRule="auto" w:after="180"/>
+        <w:shd w:fill="F5F1FB"/>
+      </w:pPr>
+      <w:r>
+        <w:rPr>
+          <w:b w:val="0"/>
+        </w:rPr>
+        <w:t xml:space="preserve">Eight frames come from trips P (P1 P2 P3), Q (Q1 Q2), R (R1), S (S1 S2). A proposed split is </w:t>
+      </w:r>
+      <w:r>
+        <w:rPr>
+          <w:b/>
+        </w:rPr>
+        <w:t>training</w:t>
+      </w:r>
+      <w:r>
+        <w:rPr>
+          <w:b w:val="0"/>
+        </w:rPr>
+        <w:t xml:space="preserve"> P1 Q1 R1; validation P2 S1; test Q2 P3 S2. Identify shared </w:t>
+      </w:r>
+      <w:r>
+        <w:rPr>
+          <w:b/>
+        </w:rPr>
+        <w:t>group</w:t>
+      </w:r>
+      <w:r>
+        <w:rPr>
+          <w:b w:val="0"/>
+        </w:rPr>
+        <w:t>s for each pair of sets.</w:t>
+      </w:r>
+    </w:p>
+    <w:p>
+      <w:pPr>
+        <w:spacing w:line="336" w:lineRule="auto" w:after="180"/>
+        <w:shd w:fill="F5F1FB"/>
+      </w:pPr>
+      <w:r>
+        <w:rPr>
+          <w:b w:val="0"/>
+        </w:rPr>
+        <w:t xml:space="preserve">Repair it by assigning P and Q to </w:t>
+      </w:r>
+      <w:r>
+        <w:rPr>
+          <w:b/>
+        </w:rPr>
+        <w:t>training</w:t>
+      </w:r>
+      <w:r>
+        <w:rPr>
+          <w:b w:val="0"/>
+        </w:rPr>
+        <w:t xml:space="preserve">, R to validation and S to test. List all frames in each role and give row and </w:t>
+      </w:r>
+      <w:r>
+        <w:rPr>
+          <w:b/>
+        </w:rPr>
+        <w:t>group</w:t>
+      </w:r>
+      <w:r>
+        <w:rPr>
+          <w:b w:val="0"/>
+        </w:rPr>
+        <w:t xml:space="preserve"> counts. State one limit of the repaired plan.</w:t>
+      </w:r>
+    </w:p>
+    <w:p>
+      <w:pPr>
+        <w:pStyle w:val="Heading3"/>
+      </w:pPr>
+      <w:r>
+        <w:t>Teacher reasoning · W4</w:t>
+      </w:r>
+    </w:p>
+    <w:p>
+      <w:pPr>
+        <w:spacing w:line="336" w:lineRule="auto" w:after="180"/>
+        <w:shd w:fill="F1F6FC"/>
+      </w:pPr>
+      <w:r>
+        <w:rPr>
+          <w:b/>
+        </w:rPr>
+        <w:t>Training</w:t>
+      </w:r>
+      <w:r>
+        <w:rPr>
+          <w:b w:val="0"/>
+        </w:rPr>
+        <w:t xml:space="preserve">/validation share P; </w:t>
+      </w:r>
+      <w:r>
+        <w:rPr>
+          <w:b/>
+        </w:rPr>
+        <w:t>training</w:t>
+      </w:r>
+      <w:r>
+        <w:rPr>
+          <w:b w:val="0"/>
+        </w:rPr>
+        <w:t xml:space="preserve">/test share P and Q; validation/test share P and S. Repaired </w:t>
+      </w:r>
+      <w:r>
+        <w:rPr>
+          <w:b/>
+        </w:rPr>
+        <w:t>training</w:t>
+      </w:r>
+      <w:r>
+        <w:rPr>
+          <w:b w:val="0"/>
+        </w:rPr>
+        <w:t xml:space="preserve"> is P1 P2 P3 Q1 Q2 (5 rows,2 </w:t>
+      </w:r>
+      <w:r>
+        <w:rPr>
+          <w:b/>
+        </w:rPr>
+        <w:t>group</w:t>
+      </w:r>
+      <w:r>
+        <w:rPr>
+          <w:b w:val="0"/>
+        </w:rPr>
+        <w:t xml:space="preserve">s), validation R1 (1 row,1 </w:t>
+      </w:r>
+      <w:r>
+        <w:rPr>
+          <w:b/>
+        </w:rPr>
+        <w:t>group</w:t>
+      </w:r>
+      <w:r>
+        <w:rPr>
+          <w:b w:val="0"/>
+        </w:rPr>
+        <w:t xml:space="preserve">), test S1 S2 (2 rows,1 </w:t>
+      </w:r>
+      <w:r>
+        <w:rPr>
+          <w:b/>
+        </w:rPr>
+        <w:t>group</w:t>
+      </w:r>
+      <w:r>
+        <w:rPr>
+          <w:b w:val="0"/>
+        </w:rPr>
+        <w:t>).</w:t>
+      </w:r>
+    </w:p>
+    <w:p>
+      <w:pPr>
+        <w:spacing w:line="336" w:lineRule="auto" w:after="180"/>
+        <w:shd w:fill="F1F6FC"/>
+      </w:pPr>
+      <w:r>
+        <w:rPr>
+          <w:b w:val="0"/>
+        </w:rPr>
+        <w:t xml:space="preserve">Every frame appears once and </w:t>
+      </w:r>
+      <w:r>
+        <w:rPr>
+          <w:b/>
+        </w:rPr>
+        <w:t>group</w:t>
+      </w:r>
+      <w:r>
+        <w:rPr>
+          <w:b w:val="0"/>
+        </w:rPr>
+        <w:t>s are disjoint. This tiny plan does not establish reliable performance, correct metadata, label coverage or success on new routes.</w:t>
+      </w:r>
+    </w:p>
+    <w:p>
+      <w:pPr>
+        <w:pStyle w:val="Heading3"/>
+      </w:pPr>
+      <w:r>
         <w:t>W5 Match separation to the claim</w:t>
       </w:r>
     </w:p>
     <w:p>
-      <w:r>
-        <w:t>A model will be evaluated on new routes. Route North has trips A and B; route South has C and D. A proposed split trains on A and C and tests on B and D. Explain the problem and give a route-based alternative. Is this enough for a strong performance claim?</w:t>
-      </w:r>
-    </w:p>
-    <w:p>
-      <w:r>
-        <w:t>Both routes occur in training and test, so the plan does not hold out a new route. For illustration, keep A and B together for training and C and D together for test, or reverse the route roles. With only two routes there is too little evidence for a strong general claim and no separate route left for validation; obtain more routes for a fuller design.</w:t>
-      </w:r>
-    </w:p>
-    <w:p>
       <w:pPr>
         <w:pStyle w:val="Heading3"/>
       </w:pPr>
       <w:r>
+        <w:t>Workbook question · W5</w:t>
+      </w:r>
+    </w:p>
+    <w:p>
+      <w:pPr>
+        <w:spacing w:line="336" w:lineRule="auto" w:after="180"/>
+        <w:shd w:fill="F5F1FB"/>
+      </w:pPr>
+      <w:r>
+        <w:rPr>
+          <w:b w:val="0"/>
+        </w:rPr>
+        <w:t>A model will be evaluated on new routes. Route North has trips A and B; route South has C and D. A proposed split trains on A and C and tests on B and D. Explain the problem and give a route-based alternative.</w:t>
+      </w:r>
+    </w:p>
+    <w:p>
+      <w:pPr>
+        <w:spacing w:line="336" w:lineRule="auto" w:after="180"/>
+        <w:shd w:fill="F5F1FB"/>
+      </w:pPr>
+      <w:r>
+        <w:rPr>
+          <w:b w:val="0"/>
+        </w:rPr>
+        <w:t>Is this enough for a strong performance claim?</w:t>
+      </w:r>
+    </w:p>
+    <w:p>
+      <w:pPr>
+        <w:pStyle w:val="Heading3"/>
+      </w:pPr>
+      <w:r>
+        <w:t>Teacher reasoning · W5</w:t>
+      </w:r>
+    </w:p>
+    <w:p>
+      <w:pPr>
+        <w:spacing w:line="336" w:lineRule="auto" w:after="180"/>
+        <w:shd w:fill="F1F6FC"/>
+      </w:pPr>
+      <w:r>
+        <w:rPr>
+          <w:b w:val="0"/>
+        </w:rPr>
+        <w:t xml:space="preserve">Both routes occur in </w:t>
+      </w:r>
+      <w:r>
+        <w:rPr>
+          <w:b/>
+        </w:rPr>
+        <w:t>training</w:t>
+      </w:r>
+      <w:r>
+        <w:rPr>
+          <w:b w:val="0"/>
+        </w:rPr>
+        <w:t xml:space="preserve"> and test, so the plan does not hold out a new route. For illustration, keep A and B together for </w:t>
+      </w:r>
+      <w:r>
+        <w:rPr>
+          <w:b/>
+        </w:rPr>
+        <w:t>training</w:t>
+      </w:r>
+      <w:r>
+        <w:rPr>
+          <w:b w:val="0"/>
+        </w:rPr>
+        <w:t xml:space="preserve"> and C and D together for test, or reverse the route roles.</w:t>
+      </w:r>
+    </w:p>
+    <w:p>
+      <w:pPr>
+        <w:spacing w:line="336" w:lineRule="auto" w:after="180"/>
+        <w:shd w:fill="F1F6FC"/>
+      </w:pPr>
+      <w:r>
+        <w:rPr>
+          <w:b w:val="0"/>
+        </w:rPr>
+        <w:t xml:space="preserve">With only two routes there is too little </w:t>
+      </w:r>
+      <w:r>
+        <w:rPr>
+          <w:b/>
+        </w:rPr>
+        <w:t>evidence</w:t>
+      </w:r>
+      <w:r>
+        <w:rPr>
+          <w:b w:val="0"/>
+        </w:rPr>
+        <w:t xml:space="preserve"> for a strong general claim and no separate route left for validation; obtain more routes for a fuller design.</w:t>
+      </w:r>
+    </w:p>
+    <w:p>
+      <w:pPr>
+        <w:pStyle w:val="Heading3"/>
+      </w:pPr>
+      <w:r>
         <w:t>Scaling without leakage — W1 Learn the scale from training</w:t>
       </w:r>
     </w:p>
     <w:p>
-      <w:r>
-        <w:t>Using A,B,C, give the minimum, maximum and range for each feature. Transform all three training rows and query (11,120). Explain which rows supplied the scale.</w:t>
-      </w:r>
-    </w:p>
-    <w:p>
-      <w:r>
-        <w:t>Distance minimum 10 maximum 20 range 10; brightness minimum 100 maximum 200 range 100. A becomes (0,1), B (1,0), C (1,1), and query (0.1,0.2). Only A,B,C supplied the scale; the query did not.</w:t>
+      <w:pPr>
+        <w:spacing w:line="336" w:lineRule="auto" w:after="180"/>
+      </w:pPr>
+      <w:r>
+        <w:rPr>
+          <w:b w:val="0"/>
+        </w:rPr>
+        <w:t xml:space="preserve">Using A,B,C, give the minimum, maximum and </w:t>
+      </w:r>
+      <w:r>
+        <w:rPr>
+          <w:b/>
+        </w:rPr>
+        <w:t>range</w:t>
+      </w:r>
+      <w:r>
+        <w:rPr>
+          <w:b w:val="0"/>
+        </w:rPr>
+        <w:t xml:space="preserve"> for each feature. </w:t>
+      </w:r>
+      <w:r>
+        <w:rPr>
+          <w:b/>
+        </w:rPr>
+        <w:t>Transform</w:t>
+      </w:r>
+      <w:r>
+        <w:rPr>
+          <w:b w:val="0"/>
+        </w:rPr>
+        <w:t xml:space="preserve"> all three </w:t>
+      </w:r>
+      <w:r>
+        <w:rPr>
+          <w:b/>
+        </w:rPr>
+        <w:t>training</w:t>
+      </w:r>
+      <w:r>
+        <w:rPr>
+          <w:b w:val="0"/>
+        </w:rPr>
+        <w:t xml:space="preserve"> rows and query (11,120). Explain which rows supplied the scale.</w:t>
+      </w:r>
+    </w:p>
+    <w:p>
+      <w:pPr>
+        <w:spacing w:line="336" w:lineRule="auto" w:after="180"/>
+      </w:pPr>
+      <w:r>
+        <w:rPr>
+          <w:b w:val="0"/>
+        </w:rPr>
+        <w:t xml:space="preserve">Distance minimum 10 maximum 20 </w:t>
+      </w:r>
+      <w:r>
+        <w:rPr>
+          <w:b/>
+        </w:rPr>
+        <w:t>range</w:t>
+      </w:r>
+      <w:r>
+        <w:rPr>
+          <w:b w:val="0"/>
+        </w:rPr>
+        <w:t xml:space="preserve"> 10; brightness minimum 100 maximum 200 </w:t>
+      </w:r>
+      <w:r>
+        <w:rPr>
+          <w:b/>
+        </w:rPr>
+        <w:t>range</w:t>
+      </w:r>
+      <w:r>
+        <w:rPr>
+          <w:b w:val="0"/>
+        </w:rPr>
+        <w:t xml:space="preserve"> 100. A becomes (0,1), B (1,0), C (1,1), and query (0.1,0.2). Only A,B,C supplied the scale; the query did not.</w:t>
       </w:r>
     </w:p>
     <w:p>
@@ -2845,13 +6512,73 @@
       </w:r>
     </w:p>
     <w:p>
-      <w:r>
-        <w:t>For query (11,120), calculate raw and scaled distances to A,B,C. Give both k=1 predictions. Does this prove that scaling always improves predictions?</w:t>
-      </w:r>
-    </w:p>
-    <w:p>
-      <w:r>
-        <w:t>Raw distances 81,29,89 select B blocked. Scaled distances 0.9,1.1,1.7 select A clear. The feature contributions changed. This single changed prediction does not establish better performance; evaluate separately and report limits.</w:t>
+      <w:pPr>
+        <w:spacing w:line="336" w:lineRule="auto" w:after="180"/>
+        <w:shd w:fill="F5F1FB"/>
+      </w:pPr>
+      <w:r>
+        <w:rPr>
+          <w:b w:val="0"/>
+        </w:rPr>
+        <w:t xml:space="preserve">For query (11,120), calculate raw and scaled distances to A,B,C. Give both k=1 </w:t>
+      </w:r>
+      <w:r>
+        <w:rPr>
+          <w:b/>
+        </w:rPr>
+        <w:t>prediction</w:t>
+      </w:r>
+      <w:r>
+        <w:rPr>
+          <w:b w:val="0"/>
+        </w:rPr>
+        <w:t xml:space="preserve">s. Does this prove that scaling always improves </w:t>
+      </w:r>
+      <w:r>
+        <w:rPr>
+          <w:b/>
+        </w:rPr>
+        <w:t>prediction</w:t>
+      </w:r>
+      <w:r>
+        <w:rPr>
+          <w:b w:val="0"/>
+        </w:rPr>
+        <w:t>s?</w:t>
+      </w:r>
+    </w:p>
+    <w:p>
+      <w:pPr>
+        <w:spacing w:line="336" w:lineRule="auto" w:after="180"/>
+      </w:pPr>
+      <w:r>
+        <w:rPr>
+          <w:b w:val="0"/>
+        </w:rPr>
+        <w:t>Raw distances 81,29,89 select B blocked. Scaled distances 0.9,1.1,1.7 select A clear. The feature contributions changed.</w:t>
+      </w:r>
+    </w:p>
+    <w:p>
+      <w:pPr>
+        <w:spacing w:line="336" w:lineRule="auto" w:after="180"/>
+      </w:pPr>
+      <w:r>
+        <w:rPr>
+          <w:b w:val="0"/>
+        </w:rPr>
+        <w:t xml:space="preserve">This single changed </w:t>
+      </w:r>
+      <w:r>
+        <w:rPr>
+          <w:b/>
+        </w:rPr>
+        <w:t>prediction</w:t>
+      </w:r>
+      <w:r>
+        <w:rPr>
+          <w:b w:val="0"/>
+        </w:rPr>
+        <w:t xml:space="preserve"> does not establish better performance; evaluate separately and report limits.</w:t>
       </w:r>
     </w:p>
     <w:p>
@@ -2863,13 +6590,102 @@
       </w:r>
     </w:p>
     <w:p>
-      <w:r>
-        <w:t>Transform (12,80) using the stored training scale. Explain the negative value and why validation must not fit its own scale. Give the worked validation and baseline scores.</w:t>
-      </w:r>
-    </w:p>
-    <w:p>
-      <w:r>
-        <w:t>(12,80) becomes (0.2,-0.2). Brightness is below the training minimum, so the negative result is valid under this formula. Refitting validation creates different coordinates; use the stored training transformation. Scaled k=1 scores 2/3 and the blocked baseline 1/3.</w:t>
+      <w:pPr>
+        <w:spacing w:line="336" w:lineRule="auto" w:after="180"/>
+      </w:pPr>
+      <w:r>
+        <w:rPr>
+          <w:b/>
+        </w:rPr>
+        <w:t>Transform</w:t>
+      </w:r>
+      <w:r>
+        <w:rPr>
+          <w:b w:val="0"/>
+        </w:rPr>
+        <w:t xml:space="preserve"> (12,80) using the stored </w:t>
+      </w:r>
+      <w:r>
+        <w:rPr>
+          <w:b/>
+        </w:rPr>
+        <w:t>training</w:t>
+      </w:r>
+      <w:r>
+        <w:rPr>
+          <w:b w:val="0"/>
+        </w:rPr>
+        <w:t xml:space="preserve"> scale. Explain the negative value and why validation must not fit its own scale. Give the worked validation and baseline scores.</w:t>
+      </w:r>
+    </w:p>
+    <w:p>
+      <w:pPr>
+        <w:spacing w:line="336" w:lineRule="auto" w:after="180"/>
+      </w:pPr>
+      <w:r>
+        <w:rPr>
+          <w:b w:val="0"/>
+        </w:rPr>
+        <w:t xml:space="preserve">(12,80) becomes (0.2,-0.2). Brightness is below the </w:t>
+      </w:r>
+      <w:r>
+        <w:rPr>
+          <w:b/>
+        </w:rPr>
+        <w:t>training</w:t>
+      </w:r>
+      <w:r>
+        <w:rPr>
+          <w:b w:val="0"/>
+        </w:rPr>
+        <w:t xml:space="preserve"> minimum, so the negative result is valid under this formula. Re</w:t>
+      </w:r>
+      <w:r>
+        <w:rPr>
+          <w:b/>
+        </w:rPr>
+        <w:t>fitting</w:t>
+      </w:r>
+      <w:r>
+        <w:rPr>
+          <w:b w:val="0"/>
+        </w:rPr>
+        <w:t xml:space="preserve"> validation creates different coordinates; use the stored </w:t>
+      </w:r>
+      <w:r>
+        <w:rPr>
+          <w:b/>
+        </w:rPr>
+        <w:t>training</w:t>
+      </w:r>
+      <w:r>
+        <w:rPr>
+          <w:b w:val="0"/>
+        </w:rPr>
+        <w:t xml:space="preserve"> </w:t>
+      </w:r>
+      <w:r>
+        <w:rPr>
+          <w:b/>
+        </w:rPr>
+        <w:t>transform</w:t>
+      </w:r>
+      <w:r>
+        <w:rPr>
+          <w:b w:val="0"/>
+        </w:rPr>
+        <w:t>ation.</w:t>
+      </w:r>
+    </w:p>
+    <w:p>
+      <w:pPr>
+        <w:spacing w:line="336" w:lineRule="auto" w:after="180"/>
+      </w:pPr>
+      <w:r>
+        <w:rPr>
+          <w:b w:val="0"/>
+        </w:rPr>
+        <w:t>Scaled k=1 scores 2/3 and the blocked baseline 1/3.</w:t>
       </w:r>
     </w:p>
     <w:p>
@@ -2881,13 +6697,113 @@
       </w:r>
     </w:p>
     <w:p>
-      <w:r>
-        <w:t>New training rows are P (20,1000) clear, Q (40,600) blocked, R (40,1000) blocked. Fit minima and ranges. For query (22,680), show transformed features, raw and scaled distances to P,Q,R, and both k=1 predictions. Transform new row (50,520) with the same scale.</w:t>
-      </w:r>
-    </w:p>
-    <w:p>
-      <w:r>
-        <w:t>Minima (20,600), ranges (20,400). P,Q,R become (0,1),(1,0),(1,1); query becomes (0.1,0.2). Raw distances 322,98,338 select Q blocked. Scaled distances 0.9,1.1,1.7 select P clear. New row (50,520) becomes (1.5,-0.2); keep the fitted scale and do not silently clip.</w:t>
+      <w:pPr>
+        <w:spacing w:line="336" w:lineRule="auto" w:after="180"/>
+      </w:pPr>
+      <w:r>
+        <w:rPr>
+          <w:b w:val="0"/>
+        </w:rPr>
+        <w:t xml:space="preserve">New </w:t>
+      </w:r>
+      <w:r>
+        <w:rPr>
+          <w:b/>
+        </w:rPr>
+        <w:t>training</w:t>
+      </w:r>
+      <w:r>
+        <w:rPr>
+          <w:b w:val="0"/>
+        </w:rPr>
+        <w:t xml:space="preserve"> rows are P (20,1000) clear, Q (40,600) blocked, R (40,1000) blocked. Fit minima and </w:t>
+      </w:r>
+      <w:r>
+        <w:rPr>
+          <w:b/>
+        </w:rPr>
+        <w:t>range</w:t>
+      </w:r>
+      <w:r>
+        <w:rPr>
+          <w:b w:val="0"/>
+        </w:rPr>
+        <w:t xml:space="preserve">s. For query (22,680), show </w:t>
+      </w:r>
+      <w:r>
+        <w:rPr>
+          <w:b/>
+        </w:rPr>
+        <w:t>transform</w:t>
+      </w:r>
+      <w:r>
+        <w:rPr>
+          <w:b w:val="0"/>
+        </w:rPr>
+        <w:t xml:space="preserve">ed features, raw and scaled distances to P,Q,R, and both k=1 </w:t>
+      </w:r>
+      <w:r>
+        <w:rPr>
+          <w:b/>
+        </w:rPr>
+        <w:t>prediction</w:t>
+      </w:r>
+      <w:r>
+        <w:rPr>
+          <w:b w:val="0"/>
+        </w:rPr>
+        <w:t>s.</w:t>
+      </w:r>
+    </w:p>
+    <w:p>
+      <w:pPr>
+        <w:spacing w:line="336" w:lineRule="auto" w:after="180"/>
+      </w:pPr>
+      <w:r>
+        <w:rPr>
+          <w:b/>
+        </w:rPr>
+        <w:t>Transform</w:t>
+      </w:r>
+      <w:r>
+        <w:rPr>
+          <w:b w:val="0"/>
+        </w:rPr>
+        <w:t xml:space="preserve"> new row (50,520) with the same scale.</w:t>
+      </w:r>
+    </w:p>
+    <w:p>
+      <w:pPr>
+        <w:spacing w:line="336" w:lineRule="auto" w:after="180"/>
+      </w:pPr>
+      <w:r>
+        <w:rPr>
+          <w:b w:val="0"/>
+        </w:rPr>
+        <w:t xml:space="preserve">Minima (20,600), </w:t>
+      </w:r>
+      <w:r>
+        <w:rPr>
+          <w:b/>
+        </w:rPr>
+        <w:t>range</w:t>
+      </w:r>
+      <w:r>
+        <w:rPr>
+          <w:b w:val="0"/>
+        </w:rPr>
+        <w:t>s (20,400). P,Q,R become (0,1),(1,0),(1,1); query becomes (0.1,0.2). Raw distances 322,98,338 select Q blocked. Scaled distances 0.9,1.1,1.7 select P clear.</w:t>
+      </w:r>
+    </w:p>
+    <w:p>
+      <w:pPr>
+        <w:spacing w:line="336" w:lineRule="auto" w:after="180"/>
+      </w:pPr>
+      <w:r>
+        <w:rPr>
+          <w:b w:val="0"/>
+        </w:rPr>
+        <w:t>New row (50,520) becomes (1.5,-0.2); keep the fitted scale and do not silently clip.</w:t>
       </w:r>
     </w:p>
     <w:p>
@@ -2899,13 +6815,120 @@
       </w:r>
     </w:p>
     <w:p>
-      <w:r>
-        <w:t>A learner fits scales using training plus validation features but no labels. Another divides by a zero training range. Explain both problems and give a recorded repair for each.</w:t>
-      </w:r>
-    </w:p>
-    <w:p>
-      <w:r>
-        <w:t>Evaluation features influenced the first learned transformation, causing leakage even without labels. Split first, fit only on training and reuse those values for validation. A zero range causes division by zero. This code stops for review; one documented repair is to omit that feature consistently from every split and update the feature list.</w:t>
+      <w:pPr>
+        <w:spacing w:line="336" w:lineRule="auto" w:after="180"/>
+      </w:pPr>
+      <w:r>
+        <w:rPr>
+          <w:b w:val="0"/>
+        </w:rPr>
+        <w:t xml:space="preserve">A learner fits scales using </w:t>
+      </w:r>
+      <w:r>
+        <w:rPr>
+          <w:b/>
+        </w:rPr>
+        <w:t>training</w:t>
+      </w:r>
+      <w:r>
+        <w:rPr>
+          <w:b w:val="0"/>
+        </w:rPr>
+        <w:t xml:space="preserve"> plus validation features but no labels. Another divides by a zero </w:t>
+      </w:r>
+      <w:r>
+        <w:rPr>
+          <w:b/>
+        </w:rPr>
+        <w:t>training</w:t>
+      </w:r>
+      <w:r>
+        <w:rPr>
+          <w:b w:val="0"/>
+        </w:rPr>
+        <w:t xml:space="preserve"> </w:t>
+      </w:r>
+      <w:r>
+        <w:rPr>
+          <w:b/>
+        </w:rPr>
+        <w:t>range</w:t>
+      </w:r>
+      <w:r>
+        <w:rPr>
+          <w:b w:val="0"/>
+        </w:rPr>
+        <w:t>. Explain both problems and give a recorded repair for each.</w:t>
+      </w:r>
+    </w:p>
+    <w:p>
+      <w:pPr>
+        <w:spacing w:line="336" w:lineRule="auto" w:after="180"/>
+      </w:pPr>
+      <w:r>
+        <w:rPr>
+          <w:b w:val="0"/>
+        </w:rPr>
+        <w:t xml:space="preserve">Evaluation features influenced the first learned </w:t>
+      </w:r>
+      <w:r>
+        <w:rPr>
+          <w:b/>
+        </w:rPr>
+        <w:t>transform</w:t>
+      </w:r>
+      <w:r>
+        <w:rPr>
+          <w:b w:val="0"/>
+        </w:rPr>
+        <w:t xml:space="preserve">ation, causing </w:t>
+      </w:r>
+      <w:r>
+        <w:rPr>
+          <w:b/>
+        </w:rPr>
+        <w:t>leakage</w:t>
+      </w:r>
+      <w:r>
+        <w:rPr>
+          <w:b w:val="0"/>
+        </w:rPr>
+        <w:t xml:space="preserve"> even without labels. Split first, fit only on </w:t>
+      </w:r>
+      <w:r>
+        <w:rPr>
+          <w:b/>
+        </w:rPr>
+        <w:t>training</w:t>
+      </w:r>
+      <w:r>
+        <w:rPr>
+          <w:b w:val="0"/>
+        </w:rPr>
+        <w:t xml:space="preserve"> and reuse those values for validation. A zero </w:t>
+      </w:r>
+      <w:r>
+        <w:rPr>
+          <w:b/>
+        </w:rPr>
+        <w:t>range</w:t>
+      </w:r>
+      <w:r>
+        <w:rPr>
+          <w:b w:val="0"/>
+        </w:rPr>
+        <w:t xml:space="preserve"> causes division by zero.</w:t>
+      </w:r>
+    </w:p>
+    <w:p>
+      <w:pPr>
+        <w:spacing w:line="336" w:lineRule="auto" w:after="180"/>
+      </w:pPr>
+      <w:r>
+        <w:rPr>
+          <w:b w:val="0"/>
+        </w:rPr>
+        <w:t>This code stops for review; one documented repair is to omit that feature consistently from every split and update the feature list.</w:t>
       </w:r>
     </w:p>
     <w:p>
@@ -2917,21 +6940,99 @@
       </w:r>
     </w:p>
     <w:p>
-      <w:r>
-        <w:t>Selected case: Each of five plants has four photos. A random photo split puts different views of every plant in both training and test sets. Explain the problem and repair.</w:t>
-      </w:r>
-    </w:p>
-    <w:p>
       <w:pPr>
         <w:pStyle w:val="Heading3"/>
       </w:pPr>
       <w:r>
+        <w:t>Independent question · withhold the key</w:t>
+      </w:r>
+    </w:p>
+    <w:p>
+      <w:pPr>
+        <w:spacing w:line="336" w:lineRule="auto" w:after="180"/>
+        <w:shd w:fill="F5F1FB"/>
+      </w:pPr>
+      <w:r>
+        <w:rPr>
+          <w:b w:val="0"/>
+        </w:rPr>
+        <w:t xml:space="preserve">Selected case: Each of five plants has four photos. A random photo split puts different views of every plant in both </w:t>
+      </w:r>
+      <w:r>
+        <w:rPr>
+          <w:b/>
+        </w:rPr>
+        <w:t>training</w:t>
+      </w:r>
+      <w:r>
+        <w:rPr>
+          <w:b w:val="0"/>
+        </w:rPr>
+        <w:t xml:space="preserve"> and </w:t>
+      </w:r>
+      <w:r>
+        <w:rPr>
+          <w:b/>
+        </w:rPr>
+        <w:t>test set</w:t>
+      </w:r>
+      <w:r>
+        <w:rPr>
+          <w:b w:val="0"/>
+        </w:rPr>
+        <w:t>s. Explain the problem and repair.</w:t>
+      </w:r>
+    </w:p>
+    <w:p>
+      <w:pPr>
+        <w:pStyle w:val="Heading3"/>
+      </w:pPr>
+      <w:r>
         <w:t>Selected case answer</w:t>
       </w:r>
     </w:p>
     <w:p>
-      <w:r>
-        <w:t>Related views of the same plant cross the split, making the test less independent. Split by plant identity and keep all four views together. Unique filenames do not make plants independent; declare plant assignments before fitting or tuning.</w:t>
+      <w:pPr>
+        <w:pStyle w:val="Heading3"/>
+      </w:pPr>
+      <w:r>
+        <w:t>Teacher key · Selected case answer</w:t>
+      </w:r>
+    </w:p>
+    <w:p>
+      <w:pPr>
+        <w:spacing w:line="336" w:lineRule="auto" w:after="180"/>
+        <w:shd w:fill="F1F6FC"/>
+      </w:pPr>
+      <w:r>
+        <w:rPr>
+          <w:b w:val="0"/>
+        </w:rPr>
+        <w:t>Related views of the same plant cross the split, making the test less independent. Split by plant identity and keep all four views together.</w:t>
+      </w:r>
+    </w:p>
+    <w:p>
+      <w:pPr>
+        <w:spacing w:line="336" w:lineRule="auto" w:after="180"/>
+        <w:shd w:fill="F1F6FC"/>
+      </w:pPr>
+      <w:r>
+        <w:rPr>
+          <w:b w:val="0"/>
+        </w:rPr>
+        <w:t xml:space="preserve">Unique filenames do not make plants independent; declare plant assignments before </w:t>
+      </w:r>
+      <w:r>
+        <w:rPr>
+          <w:b/>
+        </w:rPr>
+        <w:t>fitting</w:t>
+      </w:r>
+      <w:r>
+        <w:rPr>
+          <w:b w:val="0"/>
+        </w:rPr>
+        <w:t xml:space="preserve"> or tuning.</w:t>
       </w:r>
     </w:p>
     <w:tbl>
@@ -3037,21 +7138,77 @@
       </w:tr>
     </w:tbl>
     <w:p>
-      <w:r>
-        <w:t>Record each dimension as not yet, with support, or independent. Accept a valid alternative procedure with a defensible trace. Do not penalise an honestly recorded model failure if the learner correctly explains its evidence and limits.</w:t>
-      </w:r>
-    </w:p>
-    <w:p>
       <w:pPr>
         <w:pStyle w:val="Heading3"/>
       </w:pPr>
       <w:r>
+        <w:t>Teacher key · Selected case answer</w:t>
+      </w:r>
+    </w:p>
+    <w:p>
+      <w:pPr>
+        <w:spacing w:line="336" w:lineRule="auto" w:after="180"/>
+        <w:shd w:fill="F1F6FC"/>
+      </w:pPr>
+      <w:r>
+        <w:rPr>
+          <w:b w:val="0"/>
+        </w:rPr>
+        <w:t>Record each dimension as not yet, with support, or independent. Accept a valid alternative procedure with a defensible trace.</w:t>
+      </w:r>
+    </w:p>
+    <w:p>
+      <w:pPr>
+        <w:spacing w:line="336" w:lineRule="auto" w:after="180"/>
+        <w:shd w:fill="F1F6FC"/>
+      </w:pPr>
+      <w:r>
+        <w:rPr>
+          <w:b w:val="0"/>
+        </w:rPr>
+        <w:t xml:space="preserve">Do not penalise an honestly recorded model failure if the learner correctly explains its </w:t>
+      </w:r>
+      <w:r>
+        <w:rPr>
+          <w:b/>
+        </w:rPr>
+        <w:t>evidence</w:t>
+      </w:r>
+      <w:r>
+        <w:rPr>
+          <w:b w:val="0"/>
+        </w:rPr>
+        <w:t xml:space="preserve"> and limits.</w:t>
+      </w:r>
+    </w:p>
+    <w:p>
+      <w:pPr>
+        <w:pStyle w:val="Heading3"/>
+      </w:pPr>
+      <w:r>
         <w:t>Feedback that the learner uses</w:t>
       </w:r>
     </w:p>
     <w:p>
-      <w:r>
-        <w:t>Name the earliest unsupported step and give one action to repair it. Have the learner make that repair now and explain why. Then assess the relevant skill on a fresh, fully specified case. Confirm it was not previously practised with feedback; solve and check the new case before assigning it. A follow-up design prompt is a starting brief, not automatically an equivalent test.</w:t>
+      <w:pPr>
+        <w:spacing w:line="336" w:lineRule="auto" w:after="180"/>
+      </w:pPr>
+      <w:r>
+        <w:rPr>
+          <w:b w:val="0"/>
+        </w:rPr>
+        <w:t>Name the earliest unsupported step and give one action to repair it. Have the learner make that repair now and explain why. Then assess the relevant skill on a fresh, fully specified case.</w:t>
+      </w:r>
+    </w:p>
+    <w:p>
+      <w:pPr>
+        <w:spacing w:line="336" w:lineRule="auto" w:after="180"/>
+      </w:pPr>
+      <w:r>
+        <w:rPr>
+          <w:b w:val="0"/>
+        </w:rPr>
+        <w:t>Confirm it was not previously practised with feedback; solve and check the new case before assigning it. A follow-up design prompt is a starting brief, not automatically an equivalent test.</w:t>
       </w:r>
     </w:p>
     <w:p>
@@ -3063,11 +7220,74 @@
       </w:r>
     </w:p>
     <w:p>
+      <w:r>
+        <w:t>Connect Leakage to Responsible Plant Classifier, adapt support and plan a later changed-case check.</w:t>
+      </w:r>
+    </w:p>
+    <w:p>
       <w:pPr>
         <w:pStyle w:val="Heading3"/>
       </w:pPr>
       <w:r>
-        <w:t>Connect and extend learning</w:t>
+        <w:t>Responsible Plant Classifier</w:t>
+      </w:r>
+    </w:p>
+    <w:p>
+      <w:pPr>
+        <w:spacing w:line="336" w:lineRule="auto" w:after="180"/>
+      </w:pPr>
+      <w:r>
+        <w:rPr>
+          <w:b w:val="0"/>
+        </w:rPr>
+        <w:t xml:space="preserve">Audit filenames, metadata, post-diagnosis fields, and duplicate plant identities; record every removed </w:t>
+      </w:r>
+      <w:r>
+        <w:rPr>
+          <w:b/>
+        </w:rPr>
+        <w:t>leakage</w:t>
+      </w:r>
+      <w:r>
+        <w:rPr>
+          <w:b w:val="0"/>
+        </w:rPr>
+        <w:t xml:space="preserve"> path.</w:t>
+      </w:r>
+    </w:p>
+    <w:p>
+      <w:pPr>
+        <w:spacing w:line="336" w:lineRule="auto" w:after="180"/>
+      </w:pPr>
+      <w:r>
+        <w:rPr>
+          <w:b w:val="0"/>
+        </w:rPr>
+        <w:t xml:space="preserve">Keep the decision, </w:t>
+      </w:r>
+      <w:r>
+        <w:rPr>
+          <w:b/>
+        </w:rPr>
+        <w:t>input</w:t>
+      </w:r>
+      <w:r>
+        <w:rPr>
+          <w:b w:val="0"/>
+        </w:rPr>
+        <w:t xml:space="preserve">, result, explanation and remaining limitation in the project </w:t>
+      </w:r>
+      <w:r>
+        <w:rPr>
+          <w:b/>
+        </w:rPr>
+        <w:t>evidence</w:t>
+      </w:r>
+      <w:r>
+        <w:rPr>
+          <w:b w:val="0"/>
+        </w:rPr>
+        <w:t xml:space="preserve"> record. Retrieve this record next week rather than restarting the project.</w:t>
       </w:r>
     </w:p>
     <w:p>
@@ -3075,17 +7295,30 @@
         <w:pStyle w:val="Heading3"/>
       </w:pPr>
       <w:r>
-        <w:t>Responsible Plant Classifier</w:t>
-      </w:r>
-    </w:p>
-    <w:p>
-      <w:r>
-        <w:t>Audit filenames, metadata, post-diagnosis fields, and duplicate plant identities; record every removed leakage path.</w:t>
-      </w:r>
-    </w:p>
-    <w:p>
-      <w:r>
-        <w:t>Keep the decision, input, result, explanation and remaining limitation in the project evidence record. Retrieve this record next week rather than restarting the project.</w:t>
+        <w:t>Support and stretch</w:t>
+      </w:r>
+    </w:p>
+    <w:p>
+      <w:pPr>
+        <w:spacing w:line="336" w:lineRule="auto" w:after="180"/>
+      </w:pPr>
+      <w:r>
+        <w:rPr>
+          <w:b w:val="0"/>
+        </w:rPr>
+        <w:t>Use a tiny labelled dataset, explicit units and a named positive class. Stretch: require a baseline, held-out evaluation and sub</w:t>
+      </w:r>
+      <w:r>
+        <w:rPr>
+          <w:b/>
+        </w:rPr>
+        <w:t>group</w:t>
+      </w:r>
+      <w:r>
+        <w:rPr>
+          <w:b w:val="0"/>
+        </w:rPr>
+        <w:t xml:space="preserve"> or shifted-condition analysis with denominators.</w:t>
       </w:r>
     </w:p>
     <w:p>
@@ -3093,12 +7326,30 @@
         <w:pStyle w:val="Heading3"/>
       </w:pPr>
       <w:r>
-        <w:t>Support and stretch</w:t>
-      </w:r>
-    </w:p>
-    <w:p>
-      <w:r>
-        <w:t>Use a tiny labelled dataset, explicit units and a named positive class. Stretch: require a baseline, held-out evaluation and subgroup or shifted-condition analysis with denominators.</w:t>
+        <w:t>Exit reflection</w:t>
+      </w:r>
+    </w:p>
+    <w:p>
+      <w:pPr>
+        <w:spacing w:line="336" w:lineRule="auto" w:after="180"/>
+      </w:pPr>
+      <w:r>
+        <w:rPr>
+          <w:b w:val="0"/>
+        </w:rPr>
+        <w:t xml:space="preserve">Ask for one decision the learner can now justify and one situation requiring more </w:t>
+      </w:r>
+      <w:r>
+        <w:rPr>
+          <w:b/>
+        </w:rPr>
+        <w:t>evidence</w:t>
+      </w:r>
+      <w:r>
+        <w:rPr>
+          <w:b w:val="0"/>
+        </w:rPr>
+        <w:t xml:space="preserve"> or human review. Confidence ratings are separate from correct independent performance.</w:t>
       </w:r>
     </w:p>
     <w:p>
@@ -3106,12 +7357,30 @@
         <w:pStyle w:val="Heading3"/>
       </w:pPr>
       <w:r>
-        <w:t>Exit reflection</w:t>
-      </w:r>
-    </w:p>
-    <w:p>
-      <w:r>
-        <w:t>Ask for one decision the learner can now justify and one situation requiring more evidence or human review. Confidence ratings are separate from correct independent performance.</w:t>
+        <w:t>Bridge to the next week</w:t>
+      </w:r>
+    </w:p>
+    <w:p>
+      <w:pPr>
+        <w:spacing w:line="336" w:lineRule="auto" w:after="180"/>
+      </w:pPr>
+      <w:r>
+        <w:rPr>
+          <w:b w:val="0"/>
+        </w:rPr>
+        <w:t xml:space="preserve">Next: Week 9: Dataset Cards. Retrieve today’s </w:t>
+      </w:r>
+      <w:r>
+        <w:rPr>
+          <w:b/>
+        </w:rPr>
+        <w:t>evidence</w:t>
+      </w:r>
+      <w:r>
+        <w:rPr>
+          <w:b w:val="0"/>
+        </w:rPr>
+        <w:t xml:space="preserve"> and identify what carries forward and what is new.</w:t>
       </w:r>
     </w:p>
     <w:p>
@@ -3119,12 +7388,180 @@
         <w:pStyle w:val="Heading3"/>
       </w:pPr>
       <w:r>
-        <w:t>Bridge to the next week</w:t>
-      </w:r>
-    </w:p>
-    <w:p>
-      <w:r>
-        <w:t>Next: Week 9: Dataset Cards. Retrieve today’s evidence and identify what carries forward and what is new.</w:t>
+        <w:t>Support and fresh reassessment</w:t>
+      </w:r>
+    </w:p>
+    <w:p>
+      <w:pPr>
+        <w:spacing w:line="336" w:lineRule="auto" w:after="180"/>
+      </w:pPr>
+      <w:r>
+        <w:rPr>
+          <w:b w:val="0"/>
+        </w:rPr>
+        <w:t>Keep a coloured border shared by cards from the same trip. Supply blank assignment tables without the correct roles.</w:t>
+      </w:r>
+    </w:p>
+    <w:p>
+      <w:pPr>
+        <w:spacing w:line="336" w:lineRule="auto" w:after="180"/>
+      </w:pPr>
+      <w:r>
+        <w:rPr>
+          <w:b w:val="0"/>
+        </w:rPr>
+        <w:t xml:space="preserve">Extension: explain why a new-route evaluation with many frames but only two routes has limited </w:t>
+      </w:r>
+      <w:r>
+        <w:rPr>
+          <w:b/>
+        </w:rPr>
+        <w:t>evidence</w:t>
+      </w:r>
+      <w:r>
+        <w:rPr>
+          <w:b w:val="0"/>
+        </w:rPr>
+        <w:t xml:space="preserve"> and cannot obtain three nonempty disjoint route sets.</w:t>
+      </w:r>
+    </w:p>
+    <w:p>
+      <w:pPr>
+        <w:spacing w:line="336" w:lineRule="auto" w:after="180"/>
+      </w:pPr>
+      <w:r>
+        <w:rPr>
+          <w:b w:val="0"/>
+        </w:rPr>
+        <w:t xml:space="preserve">Require W4 overlaps P; P and Q; P and S, in pair order, then exact repaired lists with rows 5,1,2 and </w:t>
+      </w:r>
+      <w:r>
+        <w:rPr>
+          <w:b/>
+        </w:rPr>
+        <w:t>group</w:t>
+      </w:r>
+      <w:r>
+        <w:rPr>
+          <w:b w:val="0"/>
+        </w:rPr>
+        <w:t>s 2,1,1. Fresh retry: U1 U2 belong to U, V1 to V, W1 W2 to W.</w:t>
+      </w:r>
+    </w:p>
+    <w:p>
+      <w:pPr>
+        <w:spacing w:line="336" w:lineRule="auto" w:after="180"/>
+      </w:pPr>
+      <w:r>
+        <w:rPr>
+          <w:b w:val="0"/>
+        </w:rPr>
+        <w:t xml:space="preserve">Proposed </w:t>
+      </w:r>
+      <w:r>
+        <w:rPr>
+          <w:b/>
+        </w:rPr>
+        <w:t>training</w:t>
+      </w:r>
+      <w:r>
+        <w:rPr>
+          <w:b w:val="0"/>
+        </w:rPr>
+        <w:t xml:space="preserve"> U1 V1, validation W1, test U2 W2 has shared U between </w:t>
+      </w:r>
+      <w:r>
+        <w:rPr>
+          <w:b/>
+        </w:rPr>
+        <w:t>training</w:t>
+      </w:r>
+      <w:r>
+        <w:rPr>
+          <w:b w:val="0"/>
+        </w:rPr>
+        <w:t xml:space="preserve">/test and W between validation/test; </w:t>
+      </w:r>
+      <w:r>
+        <w:rPr>
+          <w:b/>
+        </w:rPr>
+        <w:t>training</w:t>
+      </w:r>
+      <w:r>
+        <w:rPr>
+          <w:b w:val="0"/>
+        </w:rPr>
+        <w:t>/validation share none.</w:t>
+      </w:r>
+    </w:p>
+    <w:p>
+      <w:pPr>
+        <w:spacing w:line="336" w:lineRule="auto" w:after="180"/>
+      </w:pPr>
+      <w:r>
+        <w:rPr>
+          <w:b w:val="0"/>
+        </w:rPr>
+        <w:t xml:space="preserve">Repair to all U in </w:t>
+      </w:r>
+      <w:r>
+        <w:rPr>
+          <w:b/>
+        </w:rPr>
+        <w:t>training</w:t>
+      </w:r>
+      <w:r>
+        <w:rPr>
+          <w:b w:val="0"/>
+        </w:rPr>
+        <w:t xml:space="preserve">, V in validation and all W in test: rows 2,1,2 and </w:t>
+      </w:r>
+      <w:r>
+        <w:rPr>
+          <w:b/>
+        </w:rPr>
+        <w:t>group</w:t>
+      </w:r>
+      <w:r>
+        <w:rPr>
+          <w:b w:val="0"/>
+        </w:rPr>
+        <w:t>s 1,1,1. Require an explicit small-sample limitation.</w:t>
+      </w:r>
+    </w:p>
+    <w:p>
+      <w:pPr>
+        <w:spacing w:line="336" w:lineRule="auto" w:after="180"/>
+      </w:pPr>
+      <w:r>
+        <w:rPr>
+          <w:b w:val="0"/>
+        </w:rPr>
+        <w:t>Week 7 introduces a baseline before a model. Carry forward the split record and keep the final test protected while comparing choices.</w:t>
+      </w:r>
+    </w:p>
+    <w:p>
+      <w:pPr>
+        <w:spacing w:line="336" w:lineRule="auto" w:after="180"/>
+      </w:pPr>
+      <w:r>
+        <w:rPr>
+          <w:b w:val="0"/>
+        </w:rPr>
+        <w:t xml:space="preserve">Teacher reference: scikit-learn cross-validation documentation, </w:t>
+      </w:r>
+      <w:r>
+        <w:rPr>
+          <w:b/>
+        </w:rPr>
+        <w:t>group</w:t>
+      </w:r>
+      <w:r>
+        <w:rPr>
+          <w:b w:val="0"/>
+        </w:rPr>
+        <w:t>ed data section, https://scikit-learn.org/stable/modules/cross_validation.html (reviewed 2026-09-27).</w:t>
       </w:r>
     </w:p>
     <w:p>
@@ -3132,22 +7569,170 @@
         <w:pStyle w:val="Heading3"/>
       </w:pPr>
       <w:r>
-        <w:t>Support and fresh reassessment</w:t>
-      </w:r>
-    </w:p>
-    <w:p>
-      <w:r>
-        <w:t>Keep a coloured border shared by cards from the same trip. Supply blank assignment tables without the correct roles. Extension: explain why a new-route evaluation with many frames but only two routes has limited evidence and cannot obtain three nonempty disjoint route sets.</w:t>
-      </w:r>
-    </w:p>
-    <w:p>
-      <w:r>
-        <w:t>Require W4 overlaps P; P and Q; P and S, in pair order, then exact repaired lists with rows 5,1,2 and groups 2,1,1. Fresh retry: U1 U2 belong to U, V1 to V, W1 W2 to W. Proposed training U1 V1, validation W1, test U2 W2 has shared U between training/test and W between validation/test; training/validation share none. Repair to all U in training, V in validation and all W in test: rows 2,1,2 and groups 1,1,1. Require an explicit small-sample limitation.</w:t>
-      </w:r>
-    </w:p>
-    <w:p>
-      <w:r>
-        <w:t>Week 7 introduces a baseline before a model. Carry forward the split record and keep the final test protected while comparing choices. Teacher reference: scikit-learn cross-validation documentation, grouped data section, https://scikit-learn.org/stable/modules/cross_validation.html (reviewed 2026-09-27).</w:t>
+        <w:t>Readiness and reassessment for Scaling without leakage</w:t>
+      </w:r>
+    </w:p>
+    <w:p>
+      <w:pPr>
+        <w:spacing w:line="336" w:lineRule="auto" w:after="180"/>
+      </w:pPr>
+      <w:r>
+        <w:rPr>
+          <w:b w:val="0"/>
+        </w:rPr>
+        <w:t xml:space="preserve">Colour each feature column separately and supply the formula with spaces for the </w:t>
+      </w:r>
+      <w:r>
+        <w:rPr>
+          <w:b/>
+        </w:rPr>
+        <w:t>training</w:t>
+      </w:r>
+      <w:r>
+        <w:rPr>
+          <w:b w:val="0"/>
+        </w:rPr>
+        <w:t xml:space="preserve"> minimum and </w:t>
+      </w:r>
+      <w:r>
+        <w:rPr>
+          <w:b/>
+        </w:rPr>
+        <w:t>range</w:t>
+      </w:r>
+      <w:r>
+        <w:rPr>
+          <w:b w:val="0"/>
+        </w:rPr>
+        <w:t>. Let students use fractions before decimals.</w:t>
+      </w:r>
+    </w:p>
+    <w:p>
+      <w:pPr>
+        <w:spacing w:line="336" w:lineRule="auto" w:after="180"/>
+      </w:pPr>
+      <w:r>
+        <w:rPr>
+          <w:b w:val="0"/>
+        </w:rPr>
+        <w:t xml:space="preserve">Extension: convert one entire feature to a different positive unit, refit on </w:t>
+      </w:r>
+      <w:r>
+        <w:rPr>
+          <w:b/>
+        </w:rPr>
+        <w:t>training</w:t>
+      </w:r>
+      <w:r>
+        <w:rPr>
+          <w:b w:val="0"/>
+        </w:rPr>
+        <w:t xml:space="preserve"> only, and explain why the scaled values remain the same.</w:t>
+      </w:r>
+    </w:p>
+    <w:p>
+      <w:pPr>
+        <w:spacing w:line="336" w:lineRule="auto" w:after="180"/>
+      </w:pPr>
+      <w:r>
+        <w:rPr>
+          <w:b w:val="0"/>
+        </w:rPr>
+        <w:t xml:space="preserve">Require W4 minima (20,600), </w:t>
+      </w:r>
+      <w:r>
+        <w:rPr>
+          <w:b/>
+        </w:rPr>
+        <w:t>range</w:t>
+      </w:r>
+      <w:r>
+        <w:rPr>
+          <w:b w:val="0"/>
+        </w:rPr>
+        <w:t xml:space="preserve">s (20,400), query (0.1,0.2), raw distances 322,98,338 and scaled distances 0.9,1.1,1.7. </w:t>
+      </w:r>
+      <w:r>
+        <w:rPr>
+          <w:b/>
+        </w:rPr>
+        <w:t>Prediction</w:t>
+      </w:r>
+      <w:r>
+        <w:rPr>
+          <w:b w:val="0"/>
+        </w:rPr>
+        <w:t>s Q blocked and P clear; new row (1.5,-0.2).</w:t>
+      </w:r>
+    </w:p>
+    <w:p>
+      <w:pPr>
+        <w:spacing w:line="336" w:lineRule="auto" w:after="180"/>
+      </w:pPr>
+      <w:r>
+        <w:rPr>
+          <w:b w:val="0"/>
+        </w:rPr>
+        <w:t xml:space="preserve">Fresh retry: L (5,80) blocked, M (15,40) clear, N (15,80) clear; query (6,48). Minima (5,40), </w:t>
+      </w:r>
+      <w:r>
+        <w:rPr>
+          <w:b/>
+        </w:rPr>
+        <w:t>range</w:t>
+      </w:r>
+      <w:r>
+        <w:rPr>
+          <w:b w:val="0"/>
+        </w:rPr>
+        <w:t>s (10,40), query (0.1,0.2). Raw distances 33,17,41 select M clear; scaled distances 0.9,1.1,1.7 select L blocked.</w:t>
+      </w:r>
+    </w:p>
+    <w:p>
+      <w:pPr>
+        <w:spacing w:line="336" w:lineRule="auto" w:after="180"/>
+      </w:pPr>
+      <w:r>
+        <w:rPr>
+          <w:b w:val="0"/>
+        </w:rPr>
+        <w:t xml:space="preserve">Require </w:t>
+      </w:r>
+      <w:r>
+        <w:rPr>
+          <w:b/>
+        </w:rPr>
+        <w:t>training</w:t>
+      </w:r>
+      <w:r>
+        <w:rPr>
+          <w:b w:val="0"/>
+        </w:rPr>
+        <w:t xml:space="preserve">-only </w:t>
+      </w:r>
+      <w:r>
+        <w:rPr>
+          <w:b/>
+        </w:rPr>
+        <w:t>fitting</w:t>
+      </w:r>
+      <w:r>
+        <w:rPr>
+          <w:b w:val="0"/>
+        </w:rPr>
+        <w:t xml:space="preserve"> and consistent </w:t>
+      </w:r>
+      <w:r>
+        <w:rPr>
+          <w:b/>
+        </w:rPr>
+        <w:t>transform</w:t>
+      </w:r>
+      <w:r>
+        <w:rPr>
+          <w:b w:val="0"/>
+        </w:rPr>
+        <w:t>ation.</w:t>
       </w:r>
     </w:p>
     <w:p>
@@ -3155,35 +7740,40 @@
         <w:pStyle w:val="Heading3"/>
       </w:pPr>
       <w:r>
-        <w:t>Readiness and reassessment for Scaling without leakage</w:t>
-      </w:r>
-    </w:p>
-    <w:p>
-      <w:r>
-        <w:t>Colour each feature column separately and supply the formula with spaces for the training minimum and range. Let students use fractions before decimals. Extension: convert one entire feature to a different positive unit, refit on training only, and explain why the scaled values remain the same.</w:t>
-      </w:r>
-    </w:p>
-    <w:p>
-      <w:r>
-        <w:t>Require W4 minima (20,600), ranges (20,400), query (0.1,0.2), raw distances 322,98,338 and scaled distances 0.9,1.1,1.7. Predictions Q blocked and P clear; new row (1.5,-0.2). Fresh retry: L (5,80) blocked, M (15,40) clear, N (15,80) clear; query (6,48). Minima (5,40), ranges (10,40), query (0.1,0.2). Raw distances 33,17,41 select M clear; scaled distances 0.9,1.1,1.7 select L blocked. Require training-only fitting and consistent transformation.</w:t>
-      </w:r>
-    </w:p>
-    <w:p>
-      <w:pPr>
-        <w:pStyle w:val="Heading3"/>
-      </w:pPr>
-      <w:r>
         <w:t>Plan the delayed return</w:t>
       </w:r>
     </w:p>
     <w:p>
-      <w:r>
+      <w:pPr>
+        <w:spacing w:line="336" w:lineRule="auto" w:after="180"/>
+      </w:pPr>
+      <w:r>
+        <w:rPr>
+          <w:b w:val="0"/>
+        </w:rPr>
         <w:t>Suggested return points in this level: ai-4/9, ai-4/11, ai-4/14. Use actual classroom dates, adjusting for holidays and gaps. One, three and six teaching weeks are scheduling choices, not a claimed optimal spacing.</w:t>
       </w:r>
     </w:p>
     <w:p>
-      <w:r>
-        <w:t>At a delayed check, ask for the idea from memory and a changed application. Compare with the earlier independent response and record support used. For a new level, revisit the previous capstone before checking the new prerequisites.</w:t>
+      <w:pPr>
+        <w:spacing w:line="336" w:lineRule="auto" w:after="180"/>
+      </w:pPr>
+      <w:r>
+        <w:rPr>
+          <w:b w:val="0"/>
+        </w:rPr>
+        <w:t>At a delayed check, ask for the idea from memory and a changed application. Compare with the earlier independent response and record support used.</w:t>
+      </w:r>
+    </w:p>
+    <w:p>
+      <w:pPr>
+        <w:spacing w:line="336" w:lineRule="auto" w:after="180"/>
+      </w:pPr>
+      <w:r>
+        <w:rPr>
+          <w:b w:val="0"/>
+        </w:rPr>
+        <w:t>For a new level, revisit the previous capstone before checking the new prerequisites.</w:t>
       </w:r>
     </w:p>
     <w:tbl>
@@ -3343,8 +7933,26 @@
       </w:tr>
     </w:tbl>
     <w:p>
-      <w:r>
-        <w:t>Use the evidence to choose reteaching or the next step. A completed page, confidence rating or attractive project does not by itself demonstrate understanding.</w:t>
+      <w:pPr>
+        <w:spacing w:line="336" w:lineRule="auto" w:after="180"/>
+      </w:pPr>
+      <w:r>
+        <w:rPr>
+          <w:b w:val="0"/>
+        </w:rPr>
+        <w:t xml:space="preserve">Use the </w:t>
+      </w:r>
+      <w:r>
+        <w:rPr>
+          <w:b/>
+        </w:rPr>
+        <w:t>evidence</w:t>
+      </w:r>
+      <w:r>
+        <w:rPr>
+          <w:b w:val="0"/>
+        </w:rPr>
+        <w:t xml:space="preserve"> to choose reteaching or the next step. A completed page, confidence rating or attractive project does not by itself demonstrate understanding.</w:t>
       </w:r>
     </w:p>
     <w:p>
@@ -3356,8 +7964,37 @@
       </w:r>
     </w:p>
     <w:p>
-      <w:r>
-        <w:t>For your Responsible Plant Classifier, save the input, procedure, observed result and limitation of this check. Label this worked example as practice; use a different, previously unreviewed case when checking independent understanding.</w:t>
+      <w:pPr>
+        <w:spacing w:line="336" w:lineRule="auto" w:after="180"/>
+      </w:pPr>
+      <w:r>
+        <w:rPr>
+          <w:b w:val="0"/>
+        </w:rPr>
+        <w:t xml:space="preserve">For your Responsible Plant Classifier, save the </w:t>
+      </w:r>
+      <w:r>
+        <w:rPr>
+          <w:b/>
+        </w:rPr>
+        <w:t>input</w:t>
+      </w:r>
+      <w:r>
+        <w:rPr>
+          <w:b w:val="0"/>
+        </w:rPr>
+        <w:t>, procedure, observed result and limitation of this check.</w:t>
+      </w:r>
+    </w:p>
+    <w:p>
+      <w:pPr>
+        <w:spacing w:line="336" w:lineRule="auto" w:after="180"/>
+      </w:pPr>
+      <w:r>
+        <w:rPr>
+          <w:b w:val="0"/>
+        </w:rPr>
+        <w:t>Label this worked example as practice; use a different, previously unreviewed case when checking independent understanding.</w:t>
       </w:r>
     </w:p>
     <w:p>
@@ -3370,12 +8007,62 @@
     </w:p>
     <w:p>
       <w:r>
-        <w:t>Teaching target: Choose a split unit that matches the intended prediction claim</w:t>
-      </w:r>
-    </w:p>
-    <w:p>
-      <w:r>
-        <w:t>Prepare the labelled worked-case picture, the matching workbook, fictional input cards and a place for individual responses. Check a local Python 3 environment before class; have a paper-trace version ready.</w:t>
+        <w:t>Use this preparation summary alongside the detailed Leakage lesson; it is a checklist rather than a replacement for the full sequence.</w:t>
+      </w:r>
+    </w:p>
+    <w:p>
+      <w:pPr>
+        <w:pStyle w:val="Heading3"/>
+      </w:pPr>
+      <w:r>
+        <w:t>Teaching target</w:t>
+      </w:r>
+    </w:p>
+    <w:p>
+      <w:pPr>
+        <w:spacing w:line="336" w:lineRule="auto" w:after="180"/>
+        <w:shd w:fill="EDF7F3"/>
+      </w:pPr>
+      <w:r>
+        <w:rPr>
+          <w:b w:val="0"/>
+        </w:rPr>
+        <w:t xml:space="preserve">Teaching target: Choose a split unit that matches the intended </w:t>
+      </w:r>
+      <w:r>
+        <w:rPr>
+          <w:b/>
+        </w:rPr>
+        <w:t>prediction</w:t>
+      </w:r>
+      <w:r>
+        <w:rPr>
+          <w:b w:val="0"/>
+        </w:rPr>
+        <w:t xml:space="preserve"> claim</w:t>
+      </w:r>
+    </w:p>
+    <w:p>
+      <w:pPr>
+        <w:spacing w:line="336" w:lineRule="auto" w:after="180"/>
+      </w:pPr>
+      <w:r>
+        <w:rPr>
+          <w:b w:val="0"/>
+        </w:rPr>
+        <w:t xml:space="preserve">Prepare the labelled worked-case picture, the matching workbook, fictional </w:t>
+      </w:r>
+      <w:r>
+        <w:rPr>
+          <w:b/>
+        </w:rPr>
+        <w:t>input</w:t>
+      </w:r>
+      <w:r>
+        <w:rPr>
+          <w:b w:val="0"/>
+        </w:rPr>
+        <w:t xml:space="preserve"> cards and a place for individual responses. Check a local Python 3 environment before class; have a paper-trace version ready.</w:t>
       </w:r>
     </w:p>
     <w:tbl>
@@ -3522,37 +8209,255 @@
       </w:tr>
     </w:tbl>
     <w:p>
-      <w:r>
-        <w:t>Before class, solve the supported practice: For the worked A through F plan, give training, validation and test counts first in groups and then in rows. Interpret [] from the code and state one problem it cannot detect.</w:t>
-      </w:r>
-    </w:p>
-    <w:p>
-      <w:r>
-        <w:t>Reasoned practice answer: Group counts are 3,1,2; row counts are 6,2,4. The empty list means no trip ID overlaps between any pair of the listed sets. The code cannot detect wrong metadata, an omitted frame, a disguised duplicate or an outcome feature.</w:t>
-      </w:r>
-    </w:p>
-    <w:p>
-      <w:r>
-        <w:t>Check every learner before discussion: Use the worked case for Splits and related examples. Proposed explanation: “Different row IDs mean independent examples”. Decide whether this explanation is supported. Point to the step or supplied fact that decides; explain your repair if needed.</w:t>
-      </w:r>
-    </w:p>
-    <w:p>
-      <w:r>
-        <w:t>Misconception repair: Different frames may share a trip or source. Choose group metadata based on the claim and verify it against the source.</w:t>
-      </w:r>
-    </w:p>
-    <w:p>
-      <w:r>
-        <w:t>Support: read the exact case aloud, enlarge the labelled picture, supply input cards and model only the first deciding step. Accept a spoken explanation or drawing; retain the reasoning goal.</w:t>
-      </w:r>
-    </w:p>
-    <w:p>
-      <w:r>
-        <w:t>Extension: Move Fir’s first view into training while retaining its other two in test. Require a prediction and a reason before comparing. Expected result: The unseen-plant evaluation is compromised. Reason: Fir’s identity now appears in training; different view IDs do not remove the shared plant relationship.</w:t>
-      </w:r>
-    </w:p>
-    <w:p>
-      <w:r>
+      <w:pPr>
+        <w:spacing w:line="336" w:lineRule="auto" w:after="180"/>
+      </w:pPr>
+      <w:r>
+        <w:rPr>
+          <w:b w:val="0"/>
+        </w:rPr>
+        <w:t xml:space="preserve">Before class, solve the supported practice: For the worked A through F plan, give </w:t>
+      </w:r>
+      <w:r>
+        <w:rPr>
+          <w:b/>
+        </w:rPr>
+        <w:t>training</w:t>
+      </w:r>
+      <w:r>
+        <w:rPr>
+          <w:b w:val="0"/>
+        </w:rPr>
+        <w:t xml:space="preserve">, validation and test counts first in </w:t>
+      </w:r>
+      <w:r>
+        <w:rPr>
+          <w:b/>
+        </w:rPr>
+        <w:t>group</w:t>
+      </w:r>
+      <w:r>
+        <w:rPr>
+          <w:b w:val="0"/>
+        </w:rPr>
+        <w:t>s and then in rows. Interpret [] from the code and state one problem it cannot detect.</w:t>
+      </w:r>
+    </w:p>
+    <w:p>
+      <w:pPr>
+        <w:pStyle w:val="Heading3"/>
+      </w:pPr>
+      <w:r>
+        <w:t>Supported practice answer</w:t>
+      </w:r>
+    </w:p>
+    <w:p>
+      <w:pPr>
+        <w:spacing w:line="336" w:lineRule="auto" w:after="180"/>
+        <w:shd w:fill="F1F6FC"/>
+      </w:pPr>
+      <w:r>
+        <w:rPr>
+          <w:b w:val="0"/>
+        </w:rPr>
+        <w:t xml:space="preserve">Reasoned practice answer: </w:t>
+      </w:r>
+      <w:r>
+        <w:rPr>
+          <w:b/>
+        </w:rPr>
+        <w:t>Group</w:t>
+      </w:r>
+      <w:r>
+        <w:rPr>
+          <w:b w:val="0"/>
+        </w:rPr>
+        <w:t xml:space="preserve"> counts are 3,1,2; row counts are 6,2,4. The empty list means no trip ID overlaps between any pair of the listed sets.</w:t>
+      </w:r>
+    </w:p>
+    <w:p>
+      <w:pPr>
+        <w:spacing w:line="336" w:lineRule="auto" w:after="180"/>
+        <w:shd w:fill="F1F6FC"/>
+      </w:pPr>
+      <w:r>
+        <w:rPr>
+          <w:b w:val="0"/>
+        </w:rPr>
+        <w:t>The code cannot detect wrong metadata, an omitted frame, a disguised duplicate or an outcome feature.</w:t>
+      </w:r>
+    </w:p>
+    <w:p>
+      <w:pPr>
+        <w:spacing w:line="336" w:lineRule="auto" w:after="180"/>
+      </w:pPr>
+      <w:r>
+        <w:rPr>
+          <w:b w:val="0"/>
+        </w:rPr>
+        <w:t>Check every learner before discussion: Use the worked case for Splits and related examples. Proposed explanation: “Different row IDs mean independent examples”. Decide whether this explanation is supported.</w:t>
+      </w:r>
+    </w:p>
+    <w:p>
+      <w:pPr>
+        <w:spacing w:line="336" w:lineRule="auto" w:after="180"/>
+      </w:pPr>
+      <w:r>
+        <w:rPr>
+          <w:b w:val="0"/>
+        </w:rPr>
+        <w:t>Point to the step or supplied fact that decides; explain your repair if needed.</w:t>
+      </w:r>
+    </w:p>
+    <w:p>
+      <w:pPr>
+        <w:pStyle w:val="Heading3"/>
+      </w:pPr>
+      <w:r>
+        <w:t>Repair the misconception</w:t>
+      </w:r>
+    </w:p>
+    <w:p>
+      <w:pPr>
+        <w:spacing w:line="336" w:lineRule="auto" w:after="180"/>
+        <w:shd w:fill="FFF5E6"/>
+      </w:pPr>
+      <w:r>
+        <w:rPr>
+          <w:b w:val="0"/>
+        </w:rPr>
+        <w:t xml:space="preserve">Misconception repair: Different frames may share a trip or source. Choose </w:t>
+      </w:r>
+      <w:r>
+        <w:rPr>
+          <w:b/>
+        </w:rPr>
+        <w:t>group</w:t>
+      </w:r>
+      <w:r>
+        <w:rPr>
+          <w:b w:val="0"/>
+        </w:rPr>
+        <w:t xml:space="preserve"> metadata based on the claim and verify it against the source.</w:t>
+      </w:r>
+    </w:p>
+    <w:p>
+      <w:pPr>
+        <w:pStyle w:val="Heading3"/>
+      </w:pPr>
+      <w:r>
+        <w:t>Support without giving away the answer</w:t>
+      </w:r>
+    </w:p>
+    <w:p>
+      <w:pPr>
+        <w:spacing w:line="336" w:lineRule="auto" w:after="180"/>
+        <w:shd w:fill="F1F6F8"/>
+      </w:pPr>
+      <w:r>
+        <w:rPr>
+          <w:b w:val="0"/>
+        </w:rPr>
+        <w:t xml:space="preserve">Support: read the exact case aloud, enlarge the labelled picture, supply </w:t>
+      </w:r>
+      <w:r>
+        <w:rPr>
+          <w:b/>
+        </w:rPr>
+        <w:t>input</w:t>
+      </w:r>
+      <w:r>
+        <w:rPr>
+          <w:b w:val="0"/>
+        </w:rPr>
+        <w:t xml:space="preserve"> cards and model only the first deciding step. Accept a spoken explanation or drawing; retain the reasoning goal.</w:t>
+      </w:r>
+    </w:p>
+    <w:p>
+      <w:pPr>
+        <w:pStyle w:val="Heading3"/>
+      </w:pPr>
+      <w:r>
+        <w:t>Extend the reasoning</w:t>
+      </w:r>
+    </w:p>
+    <w:p>
+      <w:pPr>
+        <w:spacing w:line="336" w:lineRule="auto" w:after="180"/>
+        <w:shd w:fill="F5F1FB"/>
+      </w:pPr>
+      <w:r>
+        <w:rPr>
+          <w:b w:val="0"/>
+        </w:rPr>
+        <w:t xml:space="preserve">Extension: Move Fir’s first view into </w:t>
+      </w:r>
+      <w:r>
+        <w:rPr>
+          <w:b/>
+        </w:rPr>
+        <w:t>training</w:t>
+      </w:r>
+      <w:r>
+        <w:rPr>
+          <w:b w:val="0"/>
+        </w:rPr>
+        <w:t xml:space="preserve"> while retaining its other two in test. Require a </w:t>
+      </w:r>
+      <w:r>
+        <w:rPr>
+          <w:b/>
+        </w:rPr>
+        <w:t>prediction</w:t>
+      </w:r>
+      <w:r>
+        <w:rPr>
+          <w:b w:val="0"/>
+        </w:rPr>
+        <w:t xml:space="preserve"> and a reason before comparing. Expected result: The unseen-plant evaluation is compromised.</w:t>
+      </w:r>
+    </w:p>
+    <w:p>
+      <w:pPr>
+        <w:spacing w:line="336" w:lineRule="auto" w:after="180"/>
+        <w:shd w:fill="F5F1FB"/>
+      </w:pPr>
+      <w:r>
+        <w:rPr>
+          <w:b w:val="0"/>
+        </w:rPr>
+        <w:t xml:space="preserve">Reason: Fir’s identity now appears in </w:t>
+      </w:r>
+      <w:r>
+        <w:rPr>
+          <w:b/>
+        </w:rPr>
+        <w:t>training</w:t>
+      </w:r>
+      <w:r>
+        <w:rPr>
+          <w:b w:val="0"/>
+        </w:rPr>
+        <w:t>; different view IDs do not remove the shared plant relationship.</w:t>
+      </w:r>
+    </w:p>
+    <w:p>
+      <w:pPr>
+        <w:pStyle w:val="Heading3"/>
+      </w:pPr>
+      <w:r>
+        <w:t>Protect the independent attempt</w:t>
+      </w:r>
+    </w:p>
+    <w:p>
+      <w:pPr>
+        <w:spacing w:line="336" w:lineRule="auto" w:after="180"/>
+        <w:shd w:fill="FFF5E6"/>
+      </w:pPr>
+      <w:r>
+        <w:rPr>
+          <w:b w:val="0"/>
+        </w:rPr>
         <w:t>Independent assessment: withhold the reserved answer until the learner has attempted the new case. Record support separately from correctness.</w:t>
       </w:r>
     </w:p>
@@ -3741,13 +8646,70 @@
       </w:tr>
     </w:tbl>
     <w:p>
-      <w:r>
-        <w:t>Project checkpoint: Make a transparent first version. Keep a trace of how one input becomes an output; explain the rule or learned component.</w:t>
-      </w:r>
-    </w:p>
-    <w:p>
-      <w:r>
-        <w:t>Use the weekly teacher answer for topic-specific reasoning. A saved progress tick is an activity record; judge mastery from the learner’s explanation and evidence.</w:t>
+      <w:pPr>
+        <w:pStyle w:val="Heading3"/>
+      </w:pPr>
+      <w:r>
+        <w:t>Project checkpoint</w:t>
+      </w:r>
+    </w:p>
+    <w:p>
+      <w:pPr>
+        <w:spacing w:line="336" w:lineRule="auto" w:after="180"/>
+        <w:shd w:fill="EDF7F3"/>
+      </w:pPr>
+      <w:r>
+        <w:rPr>
+          <w:b w:val="0"/>
+        </w:rPr>
+        <w:t xml:space="preserve">Project checkpoint: Make a transparent first version. Keep a trace of how one </w:t>
+      </w:r>
+      <w:r>
+        <w:rPr>
+          <w:b/>
+        </w:rPr>
+        <w:t>input</w:t>
+      </w:r>
+      <w:r>
+        <w:rPr>
+          <w:b w:val="0"/>
+        </w:rPr>
+        <w:t xml:space="preserve"> becomes an </w:t>
+      </w:r>
+      <w:r>
+        <w:rPr>
+          <w:b/>
+        </w:rPr>
+        <w:t>output</w:t>
+      </w:r>
+      <w:r>
+        <w:rPr>
+          <w:b w:val="0"/>
+        </w:rPr>
+        <w:t>; explain the rule or learned component.</w:t>
+      </w:r>
+    </w:p>
+    <w:p>
+      <w:pPr>
+        <w:spacing w:line="336" w:lineRule="auto" w:after="180"/>
+      </w:pPr>
+      <w:r>
+        <w:rPr>
+          <w:b w:val="0"/>
+        </w:rPr>
+        <w:t xml:space="preserve">Use the weekly teacher answer for topic-specific reasoning. A saved progress tick is an activity record; judge mastery from the learner’s explanation and </w:t>
+      </w:r>
+      <w:r>
+        <w:rPr>
+          <w:b/>
+        </w:rPr>
+        <w:t>evidence</w:t>
+      </w:r>
+      <w:r>
+        <w:rPr>
+          <w:b w:val="0"/>
+        </w:rPr>
+        <w:t>.</w:t>
       </w:r>
     </w:p>
     <w:p>
@@ -3760,27 +8722,992 @@
     </w:p>
     <w:p>
       <w:r>
-        <w:t>Use the two formative questions as supported practice, not as independent mastery scores. Discuss the deciding evidence rather than accepting a guessed selection.</w:t>
-      </w:r>
-    </w:p>
-    <w:p>
-      <w:r>
+        <w:t>Use feedback, earlier review and portfolios purposefully. Apply the coding routine only when this lesson has an executable lab.</w:t>
+      </w:r>
+    </w:p>
+    <w:p>
+      <w:pPr>
+        <w:spacing w:line="336" w:lineRule="auto" w:after="180"/>
+      </w:pPr>
+      <w:r>
+        <w:rPr>
+          <w:b w:val="0"/>
+        </w:rPr>
+        <w:t xml:space="preserve">Use the two formative questions as supported practice, not as independent mastery scores. Discuss the deciding </w:t>
+      </w:r>
+      <w:r>
+        <w:rPr>
+          <w:b/>
+        </w:rPr>
+        <w:t>evidence</w:t>
+      </w:r>
+      <w:r>
+        <w:rPr>
+          <w:b w:val="0"/>
+        </w:rPr>
+        <w:t xml:space="preserve"> rather than accepting a guessed selection.</w:t>
+      </w:r>
+    </w:p>
+    <w:p>
+      <w:pPr>
+        <w:spacing w:line="336" w:lineRule="auto" w:after="180"/>
+      </w:pPr>
+      <w:r>
+        <w:rPr>
+          <w:b w:val="0"/>
+        </w:rPr>
         <w:t>The feedback comes from the reviewed public worked case. Do not reveal the separately reserved independent teacher answer until the learner has attempted that case.</w:t>
       </w:r>
     </w:p>
     <w:p>
-      <w:r>
-        <w:t>Ask students to predict before running code. Preserve errors and actual outputs; collect a changed test and an explanation. The branch-boundary and indexing lessons deliberately include failure cases.</w:t>
-      </w:r>
-    </w:p>
-    <w:p>
-      <w:r>
+      <w:pPr>
+        <w:spacing w:line="336" w:lineRule="auto" w:after="180"/>
+      </w:pPr>
+      <w:r>
+        <w:rPr>
+          <w:b w:val="0"/>
+        </w:rPr>
+        <w:t xml:space="preserve">Ask students to predict before running code. Preserve errors and actual </w:t>
+      </w:r>
+      <w:r>
+        <w:rPr>
+          <w:b/>
+        </w:rPr>
+        <w:t>output</w:t>
+      </w:r>
+      <w:r>
+        <w:rPr>
+          <w:b w:val="0"/>
+        </w:rPr>
+        <w:t>s; collect a changed test and an explanation. The branch-boundary and indexing lessons deliberately include failure cases.</w:t>
+      </w:r>
+    </w:p>
+    <w:p>
+      <w:pPr>
+        <w:spacing w:line="336" w:lineRule="auto" w:after="180"/>
+      </w:pPr>
+      <w:r>
+        <w:rPr>
+          <w:b w:val="0"/>
+        </w:rPr>
         <w:t>Use the earlier worked-explanation links to address a specific missing building block, then return to the current question. Adapt this suggestion after observing the learner; it is not an automatic diagnosis.</w:t>
       </w:r>
     </w:p>
     <w:p>
-      <w:r>
-        <w:t>Collect the completed-work portfolio as evidence. Record support separately from correctness, and assess explanation, trace/test and limitations. Progress ticks and quiz selections alone do not establish mastery.</w:t>
+      <w:pPr>
+        <w:spacing w:line="336" w:lineRule="auto" w:after="180"/>
+      </w:pPr>
+      <w:r>
+        <w:rPr>
+          <w:b w:val="0"/>
+        </w:rPr>
+        <w:t xml:space="preserve">Collect the completed-work portfolio as </w:t>
+      </w:r>
+      <w:r>
+        <w:rPr>
+          <w:b/>
+        </w:rPr>
+        <w:t>evidence</w:t>
+      </w:r>
+      <w:r>
+        <w:rPr>
+          <w:b w:val="0"/>
+        </w:rPr>
+        <w:t>. Record support separately from correctness, and assess explanation, trace/test and limitations. Progress ticks and quiz selections alone do not establish mastery.</w:t>
+      </w:r>
+    </w:p>
+    <w:p>
+      <w:pPr>
+        <w:pStyle w:val="Heading1"/>
+      </w:pPr>
+      <w:r>
+        <w:t>09. Visual concept journey</w:t>
+      </w:r>
+    </w:p>
+    <w:p>
+      <w:r>
+        <w:t>Show one Leakage graphic at a time, request a prediction and discuss its trace before the independent assessment.</w:t>
+      </w:r>
+    </w:p>
+    <w:p>
+      <w:pPr>
+        <w:spacing w:line="336" w:lineRule="auto" w:after="180"/>
+      </w:pPr>
+      <w:r>
+        <w:rPr>
+          <w:b w:val="0"/>
+        </w:rPr>
+        <w:t xml:space="preserve">Use one picture at a time. Hide a worked result before asking for a </w:t>
+      </w:r>
+      <w:r>
+        <w:rPr>
+          <w:b/>
+        </w:rPr>
+        <w:t>prediction</w:t>
+      </w:r>
+      <w:r>
+        <w:rPr>
+          <w:b w:val="0"/>
+        </w:rPr>
+        <w:t>, then reveal it for feedback. These are supported teaching cases; retain the separate independent assessment for a fresh first attempt.</w:t>
+      </w:r>
+    </w:p>
+    <w:p>
+      <w:pPr>
+        <w:pStyle w:val="Heading3"/>
+      </w:pPr>
+      <w:r>
+        <w:t>01. Leakage: the case</w:t>
+      </w:r>
+    </w:p>
+    <w:p>
+      <w:r>
+        <w:drawing>
+          <wp:inline xmlns:a="http://schemas.openxmlformats.org/drawingml/2006/main" xmlns:pic="http://schemas.openxmlformats.org/drawingml/2006/picture">
+            <wp:extent cx="5486400" cy="3142488"/>
+            <wp:docPr id="3" name="Picture 3" descr="Split by plant identity when testing generalisation to new plants. Supplied facts: Plants Cedar, Elm and Fir each have three views. Aim: recognise previously unseen plants. Plan: Cedar and Elm train; Fir final test. All inputs and outcomes in this worked example are invented classroom data; no real model run is claimed."/>
+            <wp:cNvGraphicFramePr>
+              <a:graphicFrameLocks noChangeAspect="1"/>
+            </wp:cNvGraphicFramePr>
+            <a:graphic>
+              <a:graphicData uri="http://schemas.openxmlformats.org/drawingml/2006/picture">
+                <pic:pic>
+                  <pic:nvPicPr>
+                    <pic:cNvPr id="0" name="academy-story-ai-4-8-01.png"/>
+                    <pic:cNvPicPr/>
+                  </pic:nvPicPr>
+                  <pic:blipFill>
+                    <a:blip r:embed="rId11"/>
+                    <a:stretch>
+                      <a:fillRect/>
+                    </a:stretch>
+                  </pic:blipFill>
+                  <pic:spPr>
+                    <a:xfrm>
+                      <a:off x="0" y="0"/>
+                      <a:ext cx="5486400" cy="3142488"/>
+                    </a:xfrm>
+                    <a:prstGeom prst="rect"/>
+                  </pic:spPr>
+                </pic:pic>
+              </a:graphicData>
+            </a:graphic>
+          </wp:inline>
+        </w:drawing>
+      </w:r>
+    </w:p>
+    <w:p>
+      <w:pPr>
+        <w:spacing w:line="336" w:lineRule="auto" w:after="180"/>
+      </w:pPr>
+      <w:r>
+        <w:rPr>
+          <w:b w:val="0"/>
+        </w:rPr>
+        <w:t>Split by plant identity when testing generalisation to new plants. Supplied facts: Plants Cedar, Elm and Fir each have three views. Aim: recognise previously unseen plants. Plan: Cedar and Elm train; Fir final test.</w:t>
+      </w:r>
+    </w:p>
+    <w:p>
+      <w:pPr>
+        <w:spacing w:line="336" w:lineRule="auto" w:after="180"/>
+      </w:pPr>
+      <w:r>
+        <w:rPr>
+          <w:b w:val="0"/>
+        </w:rPr>
+        <w:t xml:space="preserve">All </w:t>
+      </w:r>
+      <w:r>
+        <w:rPr>
+          <w:b/>
+        </w:rPr>
+        <w:t>input</w:t>
+      </w:r>
+      <w:r>
+        <w:rPr>
+          <w:b w:val="0"/>
+        </w:rPr>
+        <w:t>s and outcomes in this worked example are invented classroom data; no real model run is claimed.</w:t>
+      </w:r>
+    </w:p>
+    <w:p>
+      <w:pPr>
+        <w:spacing w:line="336" w:lineRule="auto" w:after="180"/>
+        <w:shd w:fill="F5F1FB"/>
+      </w:pPr>
+      <w:r>
+        <w:rPr>
+          <w:b w:val="0"/>
+        </w:rPr>
+        <w:t>Point to the given fact that matters most. Explain why it matters.</w:t>
+      </w:r>
+    </w:p>
+    <w:p>
+      <w:pPr>
+        <w:pStyle w:val="Heading3"/>
+      </w:pPr>
+      <w:r>
+        <w:t>Discuss while showing the picture</w:t>
+      </w:r>
+    </w:p>
+    <w:p>
+      <w:pPr>
+        <w:spacing w:line="336" w:lineRule="auto" w:after="180"/>
+        <w:shd w:fill="F1F6F8"/>
+      </w:pPr>
+      <w:r>
+        <w:rPr>
+          <w:b w:val="0"/>
+        </w:rPr>
+        <w:t>Teacher prompt: Point to the given fact that matters most. Explain why it matters. Ask learners to describe one label or arrow in ordinary words. Use the adjacent transcript if the image is difficult to see.</w:t>
+      </w:r>
+    </w:p>
+    <w:p>
+      <w:pPr>
+        <w:pStyle w:val="Heading3"/>
+      </w:pPr>
+      <w:r>
+        <w:t>02. Follow the deciding steps</w:t>
+      </w:r>
+    </w:p>
+    <w:p>
+      <w:r>
+        <w:drawing>
+          <wp:inline xmlns:a="http://schemas.openxmlformats.org/drawingml/2006/main" xmlns:pic="http://schemas.openxmlformats.org/drawingml/2006/picture">
+            <wp:extent cx="5486400" cy="3182112"/>
+            <wp:docPr id="4" name="Picture 4" descr="Group related views: All three Cedar views stay together; likewise Elm and Fir. → Assign groups: Training receives six views from Cedar/Elm; test receives three Fir views. → State claim: The final test probes one unseen plant, not three independent plants."/>
+            <wp:cNvGraphicFramePr>
+              <a:graphicFrameLocks noChangeAspect="1"/>
+            </wp:cNvGraphicFramePr>
+            <a:graphic>
+              <a:graphicData uri="http://schemas.openxmlformats.org/drawingml/2006/picture">
+                <pic:pic>
+                  <pic:nvPicPr>
+                    <pic:cNvPr id="0" name="academy-story-ai-4-8-02.png"/>
+                    <pic:cNvPicPr/>
+                  </pic:nvPicPr>
+                  <pic:blipFill>
+                    <a:blip r:embed="rId12"/>
+                    <a:stretch>
+                      <a:fillRect/>
+                    </a:stretch>
+                  </pic:blipFill>
+                  <pic:spPr>
+                    <a:xfrm>
+                      <a:off x="0" y="0"/>
+                      <a:ext cx="5486400" cy="3182112"/>
+                    </a:xfrm>
+                    <a:prstGeom prst="rect"/>
+                  </pic:spPr>
+                </pic:pic>
+              </a:graphicData>
+            </a:graphic>
+          </wp:inline>
+        </w:drawing>
+      </w:r>
+    </w:p>
+    <w:p>
+      <w:pPr>
+        <w:spacing w:line="336" w:lineRule="auto" w:after="180"/>
+      </w:pPr>
+      <w:r>
+        <w:rPr>
+          <w:b/>
+        </w:rPr>
+        <w:t>Group</w:t>
+      </w:r>
+      <w:r>
+        <w:rPr>
+          <w:b w:val="0"/>
+        </w:rPr>
+        <w:t xml:space="preserve"> related views: All three Cedar views stay together; likewise Elm and Fir. → Assign </w:t>
+      </w:r>
+      <w:r>
+        <w:rPr>
+          <w:b/>
+        </w:rPr>
+        <w:t>group</w:t>
+      </w:r>
+      <w:r>
+        <w:rPr>
+          <w:b w:val="0"/>
+        </w:rPr>
+        <w:t xml:space="preserve">s: </w:t>
+      </w:r>
+      <w:r>
+        <w:rPr>
+          <w:b/>
+        </w:rPr>
+        <w:t>Training</w:t>
+      </w:r>
+      <w:r>
+        <w:rPr>
+          <w:b w:val="0"/>
+        </w:rPr>
+        <w:t xml:space="preserve"> receives six views from Cedar/Elm; test receives three Fir views. → State claim: The final test probes one unseen plant, not three independent plants.</w:t>
+      </w:r>
+    </w:p>
+    <w:p>
+      <w:pPr>
+        <w:spacing w:line="336" w:lineRule="auto" w:after="180"/>
+        <w:shd w:fill="F5F1FB"/>
+      </w:pPr>
+      <w:r>
+        <w:rPr>
+          <w:b w:val="0"/>
+        </w:rPr>
+        <w:t xml:space="preserve">Point to each numbered stage and explain which recorded </w:t>
+      </w:r>
+      <w:r>
+        <w:rPr>
+          <w:b/>
+        </w:rPr>
+        <w:t>input</w:t>
+      </w:r>
+      <w:r>
+        <w:rPr>
+          <w:b w:val="0"/>
+        </w:rPr>
+        <w:t xml:space="preserve"> it uses.</w:t>
+      </w:r>
+    </w:p>
+    <w:p>
+      <w:pPr>
+        <w:pStyle w:val="Heading3"/>
+      </w:pPr>
+      <w:r>
+        <w:t>Discuss while showing the picture</w:t>
+      </w:r>
+    </w:p>
+    <w:p>
+      <w:pPr>
+        <w:spacing w:line="336" w:lineRule="auto" w:after="180"/>
+        <w:shd w:fill="F1F6F8"/>
+      </w:pPr>
+      <w:r>
+        <w:rPr>
+          <w:b w:val="0"/>
+        </w:rPr>
+        <w:t xml:space="preserve">Teacher prompt: Point to each numbered stage and explain which recorded </w:t>
+      </w:r>
+      <w:r>
+        <w:rPr>
+          <w:b/>
+        </w:rPr>
+        <w:t>input</w:t>
+      </w:r>
+      <w:r>
+        <w:rPr>
+          <w:b w:val="0"/>
+        </w:rPr>
+        <w:t xml:space="preserve"> it uses. Ask learners to describe one label or arrow in ordinary words. Use the adjacent transcript if the image is difficult to see.</w:t>
+      </w:r>
+    </w:p>
+    <w:p>
+      <w:pPr>
+        <w:pStyle w:val="Heading3"/>
+      </w:pPr>
+      <w:r>
+        <w:t>03. Split by plant, not by view</w:t>
+      </w:r>
+    </w:p>
+    <w:p>
+      <w:r>
+        <w:drawing>
+          <wp:inline xmlns:a="http://schemas.openxmlformats.org/drawingml/2006/main" xmlns:pic="http://schemas.openxmlformats.org/drawingml/2006/picture">
+            <wp:extent cx="5486400" cy="3617976"/>
+            <wp:docPr id="5" name="Picture 5" descr="Split by plant, not by view. Cedar: view1 = train, view2 = train, view3 = train. Elm: view1 = train, view2 = train, view3 = train. Fir: view1 = test, view2 = test, view3 = test."/>
+            <wp:cNvGraphicFramePr>
+              <a:graphicFrameLocks noChangeAspect="1"/>
+            </wp:cNvGraphicFramePr>
+            <a:graphic>
+              <a:graphicData uri="http://schemas.openxmlformats.org/drawingml/2006/picture">
+                <pic:pic>
+                  <pic:nvPicPr>
+                    <pic:cNvPr id="0" name="academy-story-ai-4-8-03.png"/>
+                    <pic:cNvPicPr/>
+                  </pic:nvPicPr>
+                  <pic:blipFill>
+                    <a:blip r:embed="rId13"/>
+                    <a:stretch>
+                      <a:fillRect/>
+                    </a:stretch>
+                  </pic:blipFill>
+                  <pic:spPr>
+                    <a:xfrm>
+                      <a:off x="0" y="0"/>
+                      <a:ext cx="5486400" cy="3617976"/>
+                    </a:xfrm>
+                    <a:prstGeom prst="rect"/>
+                  </pic:spPr>
+                </pic:pic>
+              </a:graphicData>
+            </a:graphic>
+          </wp:inline>
+        </w:drawing>
+      </w:r>
+    </w:p>
+    <w:p>
+      <w:pPr>
+        <w:spacing w:line="336" w:lineRule="auto" w:after="180"/>
+      </w:pPr>
+      <w:r>
+        <w:rPr>
+          <w:b w:val="0"/>
+        </w:rPr>
+        <w:t>Split by plant, not by view. Cedar: view1 = train, view2 = train, view3 = train. Elm: view1 = train, view2 = train, view3 = train. Fir: view1 = test, view2 = test, view3 = test.</w:t>
+      </w:r>
+    </w:p>
+    <w:p>
+      <w:pPr>
+        <w:spacing w:line="336" w:lineRule="auto" w:after="180"/>
+        <w:shd w:fill="F5F1FB"/>
+      </w:pPr>
+      <w:r>
+        <w:rPr>
+          <w:b w:val="0"/>
+        </w:rPr>
+        <w:t>Read the labels and values. Explain the relationship the model shows.</w:t>
+      </w:r>
+    </w:p>
+    <w:p>
+      <w:pPr>
+        <w:pStyle w:val="Heading3"/>
+      </w:pPr>
+      <w:r>
+        <w:t>Discuss while showing the picture</w:t>
+      </w:r>
+    </w:p>
+    <w:p>
+      <w:pPr>
+        <w:spacing w:line="336" w:lineRule="auto" w:after="180"/>
+        <w:shd w:fill="F1F6F8"/>
+      </w:pPr>
+      <w:r>
+        <w:rPr>
+          <w:b w:val="0"/>
+        </w:rPr>
+        <w:t>Teacher prompt: Read the labels and values. Explain the relationship the model shows. Ask learners to describe one label or arrow in ordinary words. Use the adjacent transcript if the image is difficult to see.</w:t>
+      </w:r>
+    </w:p>
+    <w:p>
+      <w:pPr>
+        <w:spacing w:line="336" w:lineRule="auto" w:after="180"/>
+        <w:shd w:fill="F1F6F8"/>
+      </w:pPr>
+      <w:r>
+        <w:rPr>
+          <w:b w:val="0"/>
+        </w:rPr>
+        <w:t>Check row/column meanings, units and denominators before discussing a difference. Supplied toy values are not real class or model results.</w:t>
+      </w:r>
+    </w:p>
+    <w:p>
+      <w:pPr>
+        <w:pStyle w:val="Heading3"/>
+      </w:pPr>
+      <w:r>
+        <w:t>04. Change one thing. Trace what follows.</w:t>
+      </w:r>
+    </w:p>
+    <w:p>
+      <w:r>
+        <w:drawing>
+          <wp:inline xmlns:a="http://schemas.openxmlformats.org/drawingml/2006/main" xmlns:pic="http://schemas.openxmlformats.org/drawingml/2006/picture">
+            <wp:extent cx="5486400" cy="3179064"/>
+            <wp:docPr id="6" name="Picture 6" descr="Original case: The final test probes one unseen plant, not three independent plants. Changed condition: Move Fir’s first view into training while retaining its other two in test. Expected result: The unseen-plant evaluation is compromised. Reason: Fir’s identity now appears in training; different view IDs do not remove the shared plant relationship."/>
+            <wp:cNvGraphicFramePr>
+              <a:graphicFrameLocks noChangeAspect="1"/>
+            </wp:cNvGraphicFramePr>
+            <a:graphic>
+              <a:graphicData uri="http://schemas.openxmlformats.org/drawingml/2006/picture">
+                <pic:pic>
+                  <pic:nvPicPr>
+                    <pic:cNvPr id="0" name="academy-story-ai-4-8-04.png"/>
+                    <pic:cNvPicPr/>
+                  </pic:nvPicPr>
+                  <pic:blipFill>
+                    <a:blip r:embed="rId14"/>
+                    <a:stretch>
+                      <a:fillRect/>
+                    </a:stretch>
+                  </pic:blipFill>
+                  <pic:spPr>
+                    <a:xfrm>
+                      <a:off x="0" y="0"/>
+                      <a:ext cx="5486400" cy="3179064"/>
+                    </a:xfrm>
+                    <a:prstGeom prst="rect"/>
+                  </pic:spPr>
+                </pic:pic>
+              </a:graphicData>
+            </a:graphic>
+          </wp:inline>
+        </w:drawing>
+      </w:r>
+    </w:p>
+    <w:p>
+      <w:pPr>
+        <w:spacing w:line="336" w:lineRule="auto" w:after="180"/>
+      </w:pPr>
+      <w:r>
+        <w:rPr>
+          <w:b w:val="0"/>
+        </w:rPr>
+        <w:t xml:space="preserve">Original case: The final test probes one unseen plant, not three independent plants. Changed condition: Move Fir’s first view into </w:t>
+      </w:r>
+      <w:r>
+        <w:rPr>
+          <w:b/>
+        </w:rPr>
+        <w:t>training</w:t>
+      </w:r>
+      <w:r>
+        <w:rPr>
+          <w:b w:val="0"/>
+        </w:rPr>
+        <w:t xml:space="preserve"> while retaining its other two in test.</w:t>
+      </w:r>
+    </w:p>
+    <w:p>
+      <w:pPr>
+        <w:spacing w:line="336" w:lineRule="auto" w:after="180"/>
+      </w:pPr>
+      <w:r>
+        <w:rPr>
+          <w:b w:val="0"/>
+        </w:rPr>
+        <w:t xml:space="preserve">Expected result: The unseen-plant evaluation is compromised. Reason: Fir’s identity now appears in </w:t>
+      </w:r>
+      <w:r>
+        <w:rPr>
+          <w:b/>
+        </w:rPr>
+        <w:t>training</w:t>
+      </w:r>
+      <w:r>
+        <w:rPr>
+          <w:b w:val="0"/>
+        </w:rPr>
+        <w:t>; different view IDs do not remove the shared plant relationship.</w:t>
+      </w:r>
+    </w:p>
+    <w:p>
+      <w:pPr>
+        <w:spacing w:line="336" w:lineRule="auto" w:after="180"/>
+        <w:shd w:fill="F5F1FB"/>
+      </w:pPr>
+      <w:r>
+        <w:rPr>
+          <w:b w:val="0"/>
+        </w:rPr>
+        <w:t>Predict before checking the worked changed-case result. Name what changed and what the supplied facts allow you to conclude.</w:t>
+      </w:r>
+    </w:p>
+    <w:p>
+      <w:pPr>
+        <w:pStyle w:val="Heading3"/>
+      </w:pPr>
+      <w:r>
+        <w:t>Discuss while showing the picture</w:t>
+      </w:r>
+    </w:p>
+    <w:p>
+      <w:pPr>
+        <w:spacing w:line="336" w:lineRule="auto" w:after="180"/>
+        <w:shd w:fill="F1F6F8"/>
+      </w:pPr>
+      <w:r>
+        <w:rPr>
+          <w:b w:val="0"/>
+        </w:rPr>
+        <w:t>Teacher prompt: Predict before checking the worked changed-case result. Name what changed and what the supplied facts allow you to conclude. Ask learners to describe one label or arrow in ordinary words.</w:t>
+      </w:r>
+    </w:p>
+    <w:p>
+      <w:pPr>
+        <w:spacing w:line="336" w:lineRule="auto" w:after="180"/>
+        <w:shd w:fill="F1F6F8"/>
+      </w:pPr>
+      <w:r>
+        <w:rPr>
+          <w:b w:val="0"/>
+        </w:rPr>
+        <w:t xml:space="preserve">Use the adjacent transcript if the image is difficult to see. Changed-case reasoning: Fir’s identity now appears in </w:t>
+      </w:r>
+      <w:r>
+        <w:rPr>
+          <w:b/>
+        </w:rPr>
+        <w:t>training</w:t>
+      </w:r>
+      <w:r>
+        <w:rPr>
+          <w:b w:val="0"/>
+        </w:rPr>
+        <w:t>; different view IDs do not remove the shared plant relationship.</w:t>
+      </w:r>
+    </w:p>
+    <w:p>
+      <w:pPr>
+        <w:pStyle w:val="Heading3"/>
+      </w:pPr>
+      <w:r>
+        <w:t>05. Connect the explanation to its limit</w:t>
+      </w:r>
+    </w:p>
+    <w:p>
+      <w:r>
+        <w:drawing>
+          <wp:inline xmlns:a="http://schemas.openxmlformats.org/drawingml/2006/main" xmlns:pic="http://schemas.openxmlformats.org/drawingml/2006/picture">
+            <wp:extent cx="5486400" cy="2834640"/>
+            <wp:docPr id="7" name="Picture 7" descr="Read the picture in order. The final test probes one unseen plant, not three independent plants. The arrows show which recorded input or intermediate result each decision uses. Explain the deciding step aloud before checking the changed case; pointing to the final answer alone does not show how it follows. Limit: A correct group split still needs enough representative plants; this tiny exercise is not a reliable population estimate."/>
+            <wp:cNvGraphicFramePr>
+              <a:graphicFrameLocks noChangeAspect="1"/>
+            </wp:cNvGraphicFramePr>
+            <a:graphic>
+              <a:graphicData uri="http://schemas.openxmlformats.org/drawingml/2006/picture">
+                <pic:pic>
+                  <pic:nvPicPr>
+                    <pic:cNvPr id="0" name="academy-story-ai-4-8-05.png"/>
+                    <pic:cNvPicPr/>
+                  </pic:nvPicPr>
+                  <pic:blipFill>
+                    <a:blip r:embed="rId15"/>
+                    <a:stretch>
+                      <a:fillRect/>
+                    </a:stretch>
+                  </pic:blipFill>
+                  <pic:spPr>
+                    <a:xfrm>
+                      <a:off x="0" y="0"/>
+                      <a:ext cx="5486400" cy="2834640"/>
+                    </a:xfrm>
+                    <a:prstGeom prst="rect"/>
+                  </pic:spPr>
+                </pic:pic>
+              </a:graphicData>
+            </a:graphic>
+          </wp:inline>
+        </w:drawing>
+      </w:r>
+    </w:p>
+    <w:p>
+      <w:pPr>
+        <w:spacing w:line="336" w:lineRule="auto" w:after="180"/>
+      </w:pPr>
+      <w:r>
+        <w:rPr>
+          <w:b w:val="0"/>
+        </w:rPr>
+        <w:t xml:space="preserve">Read the picture in order. The final test probes one unseen plant, not three independent plants. The arrows show which recorded </w:t>
+      </w:r>
+      <w:r>
+        <w:rPr>
+          <w:b/>
+        </w:rPr>
+        <w:t>input</w:t>
+      </w:r>
+      <w:r>
+        <w:rPr>
+          <w:b w:val="0"/>
+        </w:rPr>
+        <w:t xml:space="preserve"> or intermediate result each decision uses.</w:t>
+      </w:r>
+    </w:p>
+    <w:p>
+      <w:pPr>
+        <w:spacing w:line="336" w:lineRule="auto" w:after="180"/>
+      </w:pPr>
+      <w:r>
+        <w:rPr>
+          <w:b w:val="0"/>
+        </w:rPr>
+        <w:t>Explain the deciding step aloud before checking the changed case; pointing to the final answer alone does not show how it follows.</w:t>
+      </w:r>
+    </w:p>
+    <w:p>
+      <w:pPr>
+        <w:spacing w:line="336" w:lineRule="auto" w:after="180"/>
+      </w:pPr>
+      <w:r>
+        <w:rPr>
+          <w:b w:val="0"/>
+        </w:rPr>
+        <w:t xml:space="preserve">Limit: A correct </w:t>
+      </w:r>
+      <w:r>
+        <w:rPr>
+          <w:b/>
+        </w:rPr>
+        <w:t>group</w:t>
+      </w:r>
+      <w:r>
+        <w:rPr>
+          <w:b w:val="0"/>
+        </w:rPr>
+        <w:t xml:space="preserve"> split still needs enough representative plants; this tiny exercise is not a reliable population estimate.</w:t>
+      </w:r>
+    </w:p>
+    <w:p>
+      <w:pPr>
+        <w:spacing w:line="336" w:lineRule="auto" w:after="180"/>
+        <w:shd w:fill="F5F1FB"/>
+      </w:pPr>
+      <w:r>
+        <w:rPr>
+          <w:b w:val="0"/>
+        </w:rPr>
+        <w:t>Explain the case, then point to a limit on the claim.</w:t>
+      </w:r>
+    </w:p>
+    <w:p>
+      <w:pPr>
+        <w:pStyle w:val="Heading3"/>
+      </w:pPr>
+      <w:r>
+        <w:t>Discuss while showing the picture</w:t>
+      </w:r>
+    </w:p>
+    <w:p>
+      <w:pPr>
+        <w:spacing w:line="336" w:lineRule="auto" w:after="180"/>
+        <w:shd w:fill="F1F6F8"/>
+      </w:pPr>
+      <w:r>
+        <w:rPr>
+          <w:b w:val="0"/>
+        </w:rPr>
+        <w:t>Teacher prompt: Explain the case, then point to a limit on the claim. Ask learners to describe one label or arrow in ordinary words. Use the adjacent transcript if the image is difficult to see.</w:t>
+      </w:r>
+    </w:p>
+    <w:p>
+      <w:pPr>
+        <w:spacing w:line="336" w:lineRule="auto" w:after="180"/>
+        <w:shd w:fill="F1F6F8"/>
+      </w:pPr>
+      <w:r>
+        <w:rPr>
+          <w:b w:val="0"/>
+        </w:rPr>
+        <w:t xml:space="preserve">Keep the stated scope: A correct </w:t>
+      </w:r>
+      <w:r>
+        <w:rPr>
+          <w:b/>
+        </w:rPr>
+        <w:t>group</w:t>
+      </w:r>
+      <w:r>
+        <w:rPr>
+          <w:b w:val="0"/>
+        </w:rPr>
+        <w:t xml:space="preserve"> split still needs enough representative plants; this tiny exercise is not a reliable population estimate.</w:t>
+      </w:r>
+    </w:p>
+    <w:p>
+      <w:pPr>
+        <w:pStyle w:val="Heading3"/>
+      </w:pPr>
+      <w:r>
+        <w:t>06. Make the idea visible in your project</w:t>
+      </w:r>
+    </w:p>
+    <w:p>
+      <w:r>
+        <w:drawing>
+          <wp:inline xmlns:a="http://schemas.openxmlformats.org/drawingml/2006/main" xmlns:pic="http://schemas.openxmlformats.org/drawingml/2006/picture">
+            <wp:extent cx="5486400" cy="3681984"/>
+            <wp:docPr id="8" name="Picture 8" descr="For your Responsible Plant Classifier, save the input, procedure, observed result and limitation of this check. Label this worked example as practice; use a different, previously unreviewed case when checking independent understanding. Draw your input, deciding step, result and limit. Supported question: How many independently new plant identities are in the original test? Point to the relevant step in the picture, then write the changed result and the rule or evidence that supports it."/>
+            <wp:cNvGraphicFramePr>
+              <a:graphicFrameLocks noChangeAspect="1"/>
+            </wp:cNvGraphicFramePr>
+            <a:graphic>
+              <a:graphicData uri="http://schemas.openxmlformats.org/drawingml/2006/picture">
+                <pic:pic>
+                  <pic:nvPicPr>
+                    <pic:cNvPr id="0" name="academy-story-ai-4-8-06.png"/>
+                    <pic:cNvPicPr/>
+                  </pic:nvPicPr>
+                  <pic:blipFill>
+                    <a:blip r:embed="rId16"/>
+                    <a:stretch>
+                      <a:fillRect/>
+                    </a:stretch>
+                  </pic:blipFill>
+                  <pic:spPr>
+                    <a:xfrm>
+                      <a:off x="0" y="0"/>
+                      <a:ext cx="5486400" cy="3681984"/>
+                    </a:xfrm>
+                    <a:prstGeom prst="rect"/>
+                  </pic:spPr>
+                </pic:pic>
+              </a:graphicData>
+            </a:graphic>
+          </wp:inline>
+        </w:drawing>
+      </w:r>
+    </w:p>
+    <w:p>
+      <w:pPr>
+        <w:spacing w:line="336" w:lineRule="auto" w:after="180"/>
+      </w:pPr>
+      <w:r>
+        <w:rPr>
+          <w:b w:val="0"/>
+        </w:rPr>
+        <w:t xml:space="preserve">For your Responsible Plant Classifier, save the </w:t>
+      </w:r>
+      <w:r>
+        <w:rPr>
+          <w:b/>
+        </w:rPr>
+        <w:t>input</w:t>
+      </w:r>
+      <w:r>
+        <w:rPr>
+          <w:b w:val="0"/>
+        </w:rPr>
+        <w:t>, procedure, observed result and limitation of this check.</w:t>
+      </w:r>
+    </w:p>
+    <w:p>
+      <w:pPr>
+        <w:spacing w:line="336" w:lineRule="auto" w:after="180"/>
+      </w:pPr>
+      <w:r>
+        <w:rPr>
+          <w:b w:val="0"/>
+        </w:rPr>
+        <w:t xml:space="preserve">Label this worked example as practice; use a different, previously unreviewed case when checking independent understanding. Draw your </w:t>
+      </w:r>
+      <w:r>
+        <w:rPr>
+          <w:b/>
+        </w:rPr>
+        <w:t>input</w:t>
+      </w:r>
+      <w:r>
+        <w:rPr>
+          <w:b w:val="0"/>
+        </w:rPr>
+        <w:t>, deciding step, result and limit.</w:t>
+      </w:r>
+    </w:p>
+    <w:p>
+      <w:pPr>
+        <w:spacing w:line="336" w:lineRule="auto" w:after="180"/>
+      </w:pPr>
+      <w:r>
+        <w:rPr>
+          <w:b w:val="0"/>
+        </w:rPr>
+        <w:t xml:space="preserve">Supported question: How many independently new plant identities are in the original test? Point to the relevant step in the picture, then write the changed result and the rule or </w:t>
+      </w:r>
+      <w:r>
+        <w:rPr>
+          <w:b/>
+        </w:rPr>
+        <w:t>evidence</w:t>
+      </w:r>
+      <w:r>
+        <w:rPr>
+          <w:b w:val="0"/>
+        </w:rPr>
+        <w:t xml:space="preserve"> that supports it.</w:t>
+      </w:r>
+    </w:p>
+    <w:p>
+      <w:pPr>
+        <w:spacing w:line="336" w:lineRule="auto" w:after="180"/>
+        <w:shd w:fill="F5F1FB"/>
+      </w:pPr>
+      <w:r>
+        <w:rPr>
+          <w:b w:val="0"/>
+        </w:rPr>
+        <w:t xml:space="preserve">Draw your project trace and justify the deciding step using </w:t>
+      </w:r>
+      <w:r>
+        <w:rPr>
+          <w:b/>
+        </w:rPr>
+        <w:t>evidence</w:t>
+      </w:r>
+      <w:r>
+        <w:rPr>
+          <w:b w:val="0"/>
+        </w:rPr>
+        <w:t>.</w:t>
+      </w:r>
+    </w:p>
+    <w:p>
+      <w:pPr>
+        <w:pStyle w:val="Heading3"/>
+      </w:pPr>
+      <w:r>
+        <w:t>Discuss while showing the picture</w:t>
+      </w:r>
+    </w:p>
+    <w:p>
+      <w:pPr>
+        <w:spacing w:line="336" w:lineRule="auto" w:after="180"/>
+        <w:shd w:fill="F1F6F8"/>
+      </w:pPr>
+      <w:r>
+        <w:rPr>
+          <w:b w:val="0"/>
+        </w:rPr>
+        <w:t xml:space="preserve">Teacher prompt: Draw your project trace and justify the deciding step using </w:t>
+      </w:r>
+      <w:r>
+        <w:rPr>
+          <w:b/>
+        </w:rPr>
+        <w:t>evidence</w:t>
+      </w:r>
+      <w:r>
+        <w:rPr>
+          <w:b w:val="0"/>
+        </w:rPr>
+        <w:t>. Ask learners to describe one label or arrow in ordinary words. Use the adjacent transcript if the image is difficult to see.</w:t>
+      </w:r>
+    </w:p>
+    <w:p>
+      <w:pPr>
+        <w:spacing w:line="336" w:lineRule="auto" w:after="180"/>
+        <w:shd w:fill="F1F6F8"/>
+      </w:pPr>
+      <w:r>
+        <w:rPr>
+          <w:b w:val="0"/>
+        </w:rPr>
+        <w:t>Supported practice key: One: Fir. Its three photos are related views, so report both photo count 3 and plant count 1. Changed-case check: The unseen-plant evaluation is compromised.</w:t>
+      </w:r>
+    </w:p>
+    <w:p>
+      <w:pPr>
+        <w:spacing w:line="336" w:lineRule="auto" w:after="180"/>
+        <w:shd w:fill="F1F6F8"/>
+      </w:pPr>
+      <w:r>
+        <w:rPr>
+          <w:b w:val="0"/>
+        </w:rPr>
+        <w:t xml:space="preserve">Fir’s identity now appears in </w:t>
+      </w:r>
+      <w:r>
+        <w:rPr>
+          <w:b/>
+        </w:rPr>
+        <w:t>training</w:t>
+      </w:r>
+      <w:r>
+        <w:rPr>
+          <w:b w:val="0"/>
+        </w:rPr>
+        <w:t>; different view IDs do not remove the shared plant relationship.</w:t>
       </w:r>
     </w:p>
     <w:sectPr>

--- a/downloads/teacher/ai-4-week-08.docx
+++ b/downloads/teacher/ai-4-week-08.docx
@@ -201,7 +201,7 @@
           </w:tcPr>
           <w:p>
             <w:r>
-              <w:t>Sections 9 and 11–14. Give extra time to finish the full task set; use Section 15 when the week includes a coding lab.</w:t>
+              <w:t>Use “Run the investigation”, “Connect your project”, “Show what you know”, “Study a complete case” and “Try a new case independently”. Give extra time for the full task set. If this week has a coding lab, use its named section; section numbers can change when extra explanations are included.</w:t>
             </w:r>
           </w:p>
         </w:tc>
@@ -3222,6 +3222,26 @@
     <w:p>
       <w:r>
         <w:t>Demonstrate Leakage, reduce support deliberately and check individual reasoning before discussing answers.</w:t>
+      </w:r>
+    </w:p>
+    <w:p>
+      <w:pPr>
+        <w:pStyle w:val="Heading3"/>
+      </w:pPr>
+      <w:r>
+        <w:t>Choose the pacing route</w:t>
+      </w:r>
+    </w:p>
+    <w:p>
+      <w:pPr>
+        <w:spacing w:line="336" w:lineRule="auto" w:after="180"/>
+        <w:shd w:fill="F1F6F8"/>
+      </w:pPr>
+      <w:r>
+        <w:rPr>
+          <w:b w:val="0"/>
+        </w:rPr>
+        <w:t>Compact alternative: this two-session sequence covers selected core tasks. Use the three-session weekly plan for the full lesson, independent transfer, feedback and project work; allow extra time for extensions.</w:t>
       </w:r>
     </w:p>
     <w:p>
@@ -8202,7 +8222,7 @@
           </w:tcPr>
           <w:p>
             <w:r>
-              <w:t>Sections 9 and 11–14. Give extra time to finish the full task set; use Section 15 when the week includes a coding lab.</w:t>
+              <w:t>Use “Run the investigation”, “Connect your project”, “Show what you know”, “Study a complete case” and “Try a new case independently”. Give extra time for the full task set. If this week has a coding lab, use its named section; section numbers can change when extra explanations are included.</w:t>
             </w:r>
           </w:p>
         </w:tc>
